--- a/Template/mygui_docking/Project1/temp.docx
+++ b/Template/mygui_docking/Project1/temp.docx
@@ -3,988 +3,6865 @@
 <w:document xmlns:wpc="http://schemas.microsoft.com/office/word/2010/wordprocessingCanvas" xmlns:cx="http://schemas.microsoft.com/office/drawing/2014/chartex" xmlns:cx1="http://schemas.microsoft.com/office/drawing/2015/9/8/chartex" xmlns:cx2="http://schemas.microsoft.com/office/drawing/2015/10/21/chartex" xmlns:cx3="http://schemas.microsoft.com/office/drawing/2016/5/9/chartex" xmlns:cx4="http://schemas.microsoft.com/office/drawing/2016/5/10/chartex" xmlns:cx5="http://schemas.microsoft.com/office/drawing/2016/5/11/chartex" xmlns:cx6="http://schemas.microsoft.com/office/drawing/2016/5/12/chartex" xmlns:cx7="http://schemas.microsoft.com/office/drawing/2016/5/13/chartex" xmlns:cx8="http://schemas.microsoft.com/office/drawing/2016/5/14/chartex" xmlns:mc="http://schemas.openxmlformats.org/markup-compatibility/2006" xmlns:aink="http://schemas.microsoft.com/office/drawing/2016/ink" xmlns:am3d="http://schemas.microsoft.com/office/drawing/2017/model3d" xmlns:o="urn:schemas-microsoft-com:office:office" xmlns:oel="http://schemas.microsoft.com/office/2019/extlst" xmlns:r="http://schemas.openxmlformats.org/officeDocument/2006/relationships" xmlns:m="http://schemas.openxmlformats.org/officeDocument/2006/math" xmlns:v="urn:schemas-microsoft-com:vml" xmlns:wp14="http://schemas.microsoft.com/office/word/2010/wordprocessingDrawing" xmlns:wp="http://schemas.openxmlformats.org/drawingml/2006/wordprocessingDrawing" xmlns:w10="urn:schemas-microsoft-com:office:word" xmlns:w="http://schemas.openxmlformats.org/wordprocessingml/2006/main" xmlns:w14="http://schemas.microsoft.com/office/word/2010/wordml" xmlns:w15="http://schemas.microsoft.com/office/word/2012/wordml" xmlns:w16cex="http://schemas.microsoft.com/office/word/2018/wordml/cex" xmlns:w16cid="http://schemas.microsoft.com/office/word/2016/wordml/cid" xmlns:w16="http://schemas.microsoft.com/office/word/2018/wordml" xmlns:w16du="http://schemas.microsoft.com/office/word/2023/wordml/word16du" xmlns:w16sdtdh="http://schemas.microsoft.com/office/word/2020/wordml/sdtdatahash" xmlns:w16sdtfl="http://schemas.microsoft.com/office/word/2024/wordml/sdtformatlock" xmlns:w16se="http://schemas.microsoft.com/office/word/2015/wordml/symex" xmlns:wpg="http://schemas.microsoft.com/office/word/2010/wordprocessingGroup" xmlns:wpi="http://schemas.microsoft.com/office/word/2010/wordprocessingInk" xmlns:wne="http://schemas.microsoft.com/office/word/2006/wordml" xmlns:wps="http://schemas.microsoft.com/office/word/2010/wordprocessingShape" mc:Ignorable="w14 w15 w16se w16cid w16 w16cex w16sdtdh w16sdtfl w16du wp14">
   <w:body>
     <w:p>
-      <w:pPr>
-        <w:rPr>
-          <w:rFonts w:hint="eastAsia"/>
-        </w:rPr>
-      </w:pPr>
-      <w:r>
-        <w:rPr>
-          <w:rFonts w:hint="eastAsia"/>
-        </w:rPr>
-        <w:t>我给你了一个pdf协议，请帮我写一个.h文件，解析这个协议，要求能够提供读取激光传感器距离的接口</w:t>
-      </w:r>
-    </w:p>
-    <w:p>
-      <w:r>
-        <w:t xml:space="preserve">//RS485Manager.h </w:t>
-      </w:r>
-    </w:p>
-    <w:p>
-      <w:r>
-        <w:t xml:space="preserve">#pragma once </w:t>
-      </w:r>
-    </w:p>
-    <w:p>
-      <w:r>
-        <w:t xml:space="preserve">#define NOMINMAX </w:t>
-      </w:r>
-    </w:p>
-    <w:p>
-      <w:r>
-        <w:t xml:space="preserve">#include &lt;windows.h&gt; </w:t>
-      </w:r>
-    </w:p>
-    <w:p>
-      <w:r>
-        <w:t xml:space="preserve">#include &lt;string&gt; </w:t>
-      </w:r>
-    </w:p>
-    <w:p>
-      <w:r>
-        <w:t xml:space="preserve">#include &lt;vector&gt; </w:t>
-      </w:r>
-    </w:p>
-    <w:p>
-      <w:r>
-        <w:t xml:space="preserve">#include &lt;stdexcept&gt; </w:t>
-      </w:r>
-    </w:p>
-    <w:p>
-      <w:r>
-        <w:t xml:space="preserve">class RS485Manager { </w:t>
-      </w:r>
-    </w:p>
-    <w:p>
-      <w:r>
-        <w:t xml:space="preserve">public: </w:t>
-      </w:r>
-    </w:p>
-    <w:p>
-      <w:r>
-        <w:t>RS485</w:t>
-      </w:r>
-      <w:proofErr w:type="gramStart"/>
-      <w:r>
-        <w:t>Manager() :</w:t>
-      </w:r>
-      <w:proofErr w:type="gramEnd"/>
-      <w:r>
+      <w:r>
+        <w:rPr>
+          <w:rFonts w:hint="eastAsia"/>
+        </w:rPr>
+        <w:t>.h文件是激光传感器协议解析，</w:t>
+      </w:r>
+      <w:r>
+        <w:rPr>
+          <w:rFonts w:hint="eastAsia"/>
+        </w:rPr>
+        <w:t>模仿</w:t>
+      </w:r>
+      <w:r>
+        <w:rPr>
+          <w:rFonts w:hint="eastAsia"/>
+        </w:rPr>
+        <w:t>另一个传感器的</w:t>
+      </w:r>
+      <w:r>
+        <w:rPr>
+          <w:rFonts w:hint="eastAsia"/>
+        </w:rPr>
+        <w:t>这个方法帮我写一个激光传感器的函数，功能几乎完全相同</w:t>
+      </w:r>
+    </w:p>
+    <w:p>
+      <w:pPr>
+        <w:rPr>
+          <w:rFonts w:hint="eastAsia"/>
+        </w:rPr>
+      </w:pPr>
+      <w:r>
+        <w:rPr>
+          <w:rFonts w:hint="eastAsia"/>
+        </w:rPr>
+        <w:t>// LaserSensorProtocol.h</w:t>
+      </w:r>
+    </w:p>
+    <w:p>
+      <w:pPr>
+        <w:rPr>
+          <w:rFonts w:hint="eastAsia"/>
+        </w:rPr>
+      </w:pPr>
+      <w:r>
+        <w:rPr>
+          <w:rFonts w:hint="eastAsia"/>
+        </w:rPr>
+        <w:t>#pragma once</w:t>
+      </w:r>
+    </w:p>
+    <w:p>
+      <w:pPr>
+        <w:rPr>
+          <w:rFonts w:hint="eastAsia"/>
+        </w:rPr>
+      </w:pPr>
+      <w:r>
+        <w:rPr>
+          <w:rFonts w:hint="eastAsia"/>
+        </w:rPr>
+        <w:t>#include "RS485/RS485Manager.h"</w:t>
+      </w:r>
+    </w:p>
+    <w:p>
+      <w:pPr>
+        <w:rPr>
+          <w:rFonts w:hint="eastAsia"/>
+        </w:rPr>
+      </w:pPr>
+      <w:r>
+        <w:rPr>
+          <w:rFonts w:hint="eastAsia"/>
+        </w:rPr>
+        <w:t>#include &lt;vector&gt;</w:t>
+      </w:r>
+    </w:p>
+    <w:p>
+      <w:pPr>
+        <w:rPr>
+          <w:rFonts w:hint="eastAsia"/>
+        </w:rPr>
+      </w:pPr>
+      <w:r>
+        <w:rPr>
+          <w:rFonts w:hint="eastAsia"/>
+        </w:rPr>
+        <w:t>#include &lt;cstdint&gt;</w:t>
+      </w:r>
+    </w:p>
+    <w:p>
+      <w:pPr>
+        <w:rPr>
+          <w:rFonts w:hint="eastAsia"/>
+        </w:rPr>
+      </w:pPr>
+      <w:r>
+        <w:rPr>
+          <w:rFonts w:hint="eastAsia"/>
+        </w:rPr>
+        <w:t>#include &lt;stdexcept&gt;</w:t>
+      </w:r>
+    </w:p>
+    <w:p>
+      <w:pPr>
+        <w:rPr>
+          <w:rFonts w:hint="eastAsia"/>
+        </w:rPr>
+      </w:pPr>
+    </w:p>
+    <w:p>
+      <w:pPr>
+        <w:rPr>
+          <w:rFonts w:hint="eastAsia"/>
+        </w:rPr>
+      </w:pPr>
+      <w:r>
+        <w:rPr>
+          <w:rFonts w:hint="eastAsia"/>
+        </w:rPr>
+        <w:t xml:space="preserve">class LaserSensorProtocol </w:t>
+      </w:r>
+      <w:r>
+        <w:t>{</w:t>
+      </w:r>
+    </w:p>
+    <w:p>
+      <w:pPr>
+        <w:rPr>
+          <w:rFonts w:hint="eastAsia"/>
+        </w:rPr>
+      </w:pPr>
+      <w:r>
+        <w:rPr>
+          <w:rFonts w:hint="eastAsia"/>
+        </w:rPr>
+        <w:t>public:</w:t>
+      </w:r>
+    </w:p>
+    <w:p>
+      <w:pPr>
+        <w:rPr>
+          <w:rFonts w:hint="eastAsia"/>
+        </w:rPr>
+      </w:pPr>
+      <w:r>
+        <w:rPr>
+          <w:rFonts w:hint="eastAsia"/>
+        </w:rPr>
+        <w:t xml:space="preserve">    // 构造函数，需要传入一个已初始化的RS485Manager对象</w:t>
+      </w:r>
+    </w:p>
+    <w:p>
+      <w:pPr>
+        <w:rPr>
+          <w:rFonts w:hint="eastAsia"/>
+        </w:rPr>
+      </w:pPr>
+      <w:r>
+        <w:rPr>
+          <w:rFonts w:hint="eastAsia"/>
+        </w:rPr>
+        <w:t xml:space="preserve">    </w:t>
+      </w:r>
+      <w:proofErr w:type="gramStart"/>
+      <w:r>
+        <w:rPr>
+          <w:rFonts w:hint="eastAsia"/>
+        </w:rPr>
+        <w:t>LaserSensorProtocol(</w:t>
+      </w:r>
+      <w:proofErr w:type="gramEnd"/>
+      <w:r>
+        <w:rPr>
+          <w:rFonts w:hint="eastAsia"/>
+        </w:rPr>
+        <w:t>RS485Manager&amp; rs485</w:t>
+      </w:r>
+      <w:proofErr w:type="gramStart"/>
+      <w:r>
+        <w:rPr>
+          <w:rFonts w:hint="eastAsia"/>
+        </w:rPr>
+        <w:t>) :</w:t>
+      </w:r>
+      <w:proofErr w:type="gramEnd"/>
+      <w:r>
+        <w:rPr>
+          <w:rFonts w:hint="eastAsia"/>
+        </w:rPr>
+        <w:t xml:space="preserve"> rs485Manager(rs485) </w:t>
+      </w:r>
+      <w:r>
+        <w:t>{}</w:t>
+      </w:r>
+    </w:p>
+    <w:p>
+      <w:pPr>
+        <w:rPr>
+          <w:rFonts w:hint="eastAsia"/>
+        </w:rPr>
+      </w:pPr>
+    </w:p>
+    <w:p>
+      <w:pPr>
+        <w:rPr>
+          <w:rFonts w:hint="eastAsia"/>
+        </w:rPr>
+      </w:pPr>
+      <w:r>
+        <w:rPr>
+          <w:rFonts w:hint="eastAsia"/>
+        </w:rPr>
+        <w:t xml:space="preserve">    // 获取距离测量值（单位：毫米）</w:t>
+      </w:r>
+    </w:p>
+    <w:p>
+      <w:pPr>
+        <w:rPr>
+          <w:rFonts w:hint="eastAsia"/>
+        </w:rPr>
+      </w:pPr>
+      <w:r>
+        <w:rPr>
+          <w:rFonts w:hint="eastAsia"/>
+        </w:rPr>
+        <w:t xml:space="preserve">    uint16_t </w:t>
+      </w:r>
+      <w:proofErr w:type="gramStart"/>
+      <w:r>
+        <w:rPr>
+          <w:rFonts w:hint="eastAsia"/>
+        </w:rPr>
+        <w:t>getDistance(</w:t>
+      </w:r>
+      <w:proofErr w:type="gramEnd"/>
+      <w:r>
+        <w:rPr>
+          <w:rFonts w:hint="eastAsia"/>
+        </w:rPr>
+        <w:t xml:space="preserve">) </w:t>
+      </w:r>
+      <w:r>
+        <w:t>{</w:t>
+      </w:r>
+    </w:p>
+    <w:p>
+      <w:pPr>
+        <w:rPr>
+          <w:rFonts w:hint="eastAsia"/>
+        </w:rPr>
+      </w:pPr>
+      <w:r>
+        <w:rPr>
+          <w:rFonts w:hint="eastAsia"/>
+        </w:rPr>
+        <w:t xml:space="preserve">        // 发送测距命令</w:t>
+      </w:r>
+    </w:p>
+    <w:p>
+      <w:pPr>
+        <w:rPr>
+          <w:rFonts w:hint="eastAsia"/>
+        </w:rPr>
+      </w:pPr>
+      <w:r>
+        <w:rPr>
+          <w:rFonts w:hint="eastAsia"/>
+        </w:rPr>
+        <w:t xml:space="preserve">        </w:t>
+      </w:r>
+      <w:proofErr w:type="gramStart"/>
+      <w:r>
+        <w:rPr>
+          <w:rFonts w:hint="eastAsia"/>
+        </w:rPr>
+        <w:t>sendDistanceCommand(</w:t>
+      </w:r>
+      <w:proofErr w:type="gramEnd"/>
+      <w:r>
+        <w:rPr>
+          <w:rFonts w:hint="eastAsia"/>
+        </w:rPr>
+        <w:t>);</w:t>
+      </w:r>
+    </w:p>
+    <w:p>
+      <w:pPr>
+        <w:rPr>
+          <w:rFonts w:hint="eastAsia"/>
+        </w:rPr>
+      </w:pPr>
+    </w:p>
+    <w:p>
+      <w:pPr>
+        <w:rPr>
+          <w:rFonts w:hint="eastAsia"/>
+        </w:rPr>
+      </w:pPr>
+      <w:r>
+        <w:rPr>
+          <w:rFonts w:hint="eastAsia"/>
+        </w:rPr>
+        <w:t xml:space="preserve">        // 接收响应数据</w:t>
+      </w:r>
+    </w:p>
+    <w:p>
+      <w:pPr>
+        <w:rPr>
+          <w:rFonts w:hint="eastAsia"/>
+        </w:rPr>
+      </w:pPr>
+      <w:r>
+        <w:rPr>
+          <w:rFonts w:hint="eastAsia"/>
+        </w:rPr>
+        <w:t xml:space="preserve">        </w:t>
+      </w:r>
+      <w:proofErr w:type="gramStart"/>
+      <w:r>
+        <w:rPr>
+          <w:rFonts w:hint="eastAsia"/>
+        </w:rPr>
+        <w:t>std::</w:t>
+      </w:r>
+      <w:proofErr w:type="gramEnd"/>
+      <w:r>
+        <w:rPr>
+          <w:rFonts w:hint="eastAsia"/>
+        </w:rPr>
+        <w:t xml:space="preserve">vector&lt;uint8_t&gt; response = </w:t>
+      </w:r>
+      <w:proofErr w:type="gramStart"/>
+      <w:r>
+        <w:rPr>
+          <w:rFonts w:hint="eastAsia"/>
+        </w:rPr>
+        <w:t>receiveDistanceResponse(</w:t>
+      </w:r>
+      <w:proofErr w:type="gramEnd"/>
+      <w:r>
+        <w:rPr>
+          <w:rFonts w:hint="eastAsia"/>
+        </w:rPr>
+        <w:t>);</w:t>
+      </w:r>
+    </w:p>
+    <w:p>
+      <w:pPr>
+        <w:rPr>
+          <w:rFonts w:hint="eastAsia"/>
+        </w:rPr>
+      </w:pPr>
+    </w:p>
+    <w:p>
+      <w:pPr>
+        <w:rPr>
+          <w:rFonts w:hint="eastAsia"/>
+        </w:rPr>
+      </w:pPr>
+      <w:r>
+        <w:rPr>
+          <w:rFonts w:hint="eastAsia"/>
+        </w:rPr>
+        <w:t xml:space="preserve">        // 解析距离值</w:t>
+      </w:r>
+    </w:p>
+    <w:p>
+      <w:pPr>
+        <w:rPr>
+          <w:rFonts w:hint="eastAsia"/>
+        </w:rPr>
+      </w:pPr>
+      <w:r>
+        <w:rPr>
+          <w:rFonts w:hint="eastAsia"/>
+        </w:rPr>
+        <w:t xml:space="preserve">        return parseDistance(response);</w:t>
+      </w:r>
+    </w:p>
+    <w:p>
+      <w:pPr>
+        <w:rPr>
+          <w:rFonts w:hint="eastAsia"/>
+        </w:rPr>
+      </w:pPr>
+      <w:r>
+        <w:rPr>
+          <w:rFonts w:hint="eastAsia"/>
+        </w:rPr>
+        <w:t xml:space="preserve">    </w:t>
+      </w:r>
+      <w:r>
+        <w:t>}</w:t>
+      </w:r>
+    </w:p>
+    <w:p>
+      <w:pPr>
+        <w:rPr>
+          <w:rFonts w:hint="eastAsia"/>
+        </w:rPr>
+      </w:pPr>
+    </w:p>
+    <w:p>
+      <w:pPr>
+        <w:rPr>
+          <w:rFonts w:hint="eastAsia"/>
+        </w:rPr>
+      </w:pPr>
+      <w:r>
+        <w:rPr>
+          <w:rFonts w:hint="eastAsia"/>
+        </w:rPr>
+        <w:t>private:</w:t>
+      </w:r>
+    </w:p>
+    <w:p>
+      <w:pPr>
+        <w:rPr>
+          <w:rFonts w:hint="eastAsia"/>
+        </w:rPr>
+      </w:pPr>
+      <w:r>
+        <w:rPr>
+          <w:rFonts w:hint="eastAsia"/>
+        </w:rPr>
+        <w:lastRenderedPageBreak/>
+        <w:t xml:space="preserve">    RS485Manager&amp; rs485Manager;</w:t>
+      </w:r>
+    </w:p>
+    <w:p>
+      <w:pPr>
+        <w:rPr>
+          <w:rFonts w:hint="eastAsia"/>
+        </w:rPr>
+      </w:pPr>
+    </w:p>
+    <w:p>
+      <w:pPr>
+        <w:rPr>
+          <w:rFonts w:hint="eastAsia"/>
+        </w:rPr>
+      </w:pPr>
+      <w:r>
+        <w:rPr>
+          <w:rFonts w:hint="eastAsia"/>
+        </w:rPr>
+        <w:t xml:space="preserve">    // 发送测距命令</w:t>
+      </w:r>
+    </w:p>
+    <w:p>
+      <w:pPr>
+        <w:rPr>
+          <w:rFonts w:hint="eastAsia"/>
+        </w:rPr>
+      </w:pPr>
+      <w:r>
+        <w:rPr>
+          <w:rFonts w:hint="eastAsia"/>
+        </w:rPr>
+        <w:t xml:space="preserve">    void </w:t>
+      </w:r>
+      <w:proofErr w:type="gramStart"/>
+      <w:r>
+        <w:rPr>
+          <w:rFonts w:hint="eastAsia"/>
+        </w:rPr>
+        <w:t>sendDistanceCommand(</w:t>
+      </w:r>
+      <w:proofErr w:type="gramEnd"/>
+      <w:r>
+        <w:rPr>
+          <w:rFonts w:hint="eastAsia"/>
+        </w:rPr>
+        <w:t xml:space="preserve">) </w:t>
+      </w:r>
+      <w:r>
+        <w:t>{</w:t>
+      </w:r>
+    </w:p>
+    <w:p>
+      <w:pPr>
+        <w:rPr>
+          <w:rFonts w:hint="eastAsia"/>
+        </w:rPr>
+      </w:pPr>
+      <w:r>
+        <w:rPr>
+          <w:rFonts w:hint="eastAsia"/>
+        </w:rPr>
+        <w:t xml:space="preserve">        // 假设协议格式为：</w:t>
+      </w:r>
+      <w:proofErr w:type="gramStart"/>
+      <w:r>
+        <w:rPr>
+          <w:rFonts w:hint="eastAsia"/>
+        </w:rPr>
+        <w:t>帧头</w:t>
+      </w:r>
+      <w:proofErr w:type="gramEnd"/>
+      <w:r>
+        <w:rPr>
+          <w:rFonts w:hint="eastAsia"/>
+        </w:rPr>
+        <w:t>(0xAA) + 命令码(0x01) + 校验和</w:t>
+      </w:r>
+    </w:p>
+    <w:p>
+      <w:pPr>
+        <w:rPr>
+          <w:rFonts w:hint="eastAsia"/>
+        </w:rPr>
+      </w:pPr>
+      <w:r>
+        <w:rPr>
+          <w:rFonts w:hint="eastAsia"/>
+        </w:rPr>
+        <w:t xml:space="preserve">        </w:t>
+      </w:r>
+      <w:proofErr w:type="gramStart"/>
+      <w:r>
+        <w:rPr>
+          <w:rFonts w:hint="eastAsia"/>
+        </w:rPr>
+        <w:t>std::</w:t>
+      </w:r>
+      <w:proofErr w:type="gramEnd"/>
+      <w:r>
+        <w:rPr>
+          <w:rFonts w:hint="eastAsia"/>
+        </w:rPr>
+        <w:t xml:space="preserve">vector&lt;uint8_t&gt; command = </w:t>
+      </w:r>
+      <w:r>
+        <w:t>{</w:t>
+      </w:r>
+    </w:p>
+    <w:p>
+      <w:pPr>
+        <w:rPr>
+          <w:rFonts w:hint="eastAsia"/>
+        </w:rPr>
+      </w:pPr>
+      <w:r>
+        <w:rPr>
+          <w:rFonts w:hint="eastAsia"/>
+        </w:rPr>
+        <w:t xml:space="preserve">            0xAA,   // 帧头</w:t>
+      </w:r>
+    </w:p>
+    <w:p>
+      <w:pPr>
+        <w:rPr>
+          <w:rFonts w:hint="eastAsia"/>
+        </w:rPr>
+      </w:pPr>
+      <w:r>
+        <w:rPr>
+          <w:rFonts w:hint="eastAsia"/>
+        </w:rPr>
+        <w:t xml:space="preserve">            0x01,   // 测距命令</w:t>
+      </w:r>
+    </w:p>
+    <w:p>
+      <w:pPr>
+        <w:rPr>
+          <w:rFonts w:hint="eastAsia"/>
+        </w:rPr>
+      </w:pPr>
+      <w:r>
+        <w:rPr>
+          <w:rFonts w:hint="eastAsia"/>
+        </w:rPr>
+        <w:t xml:space="preserve">            0xAB    // 校验和(示例值，实际应根据协议计算)</w:t>
+      </w:r>
+    </w:p>
+    <w:p>
+      <w:pPr>
+        <w:rPr>
+          <w:rFonts w:hint="eastAsia"/>
+        </w:rPr>
+      </w:pPr>
+      <w:r>
+        <w:rPr>
+          <w:rFonts w:hint="eastAsia"/>
+        </w:rPr>
+        <w:t xml:space="preserve">        </w:t>
+      </w:r>
+      <w:r>
+        <w:t>}</w:t>
+      </w:r>
+      <w:r>
+        <w:rPr>
+          <w:rFonts w:hint="eastAsia"/>
+        </w:rPr>
+        <w:t>;</w:t>
+      </w:r>
+    </w:p>
+    <w:p>
+      <w:pPr>
+        <w:rPr>
+          <w:rFonts w:hint="eastAsia"/>
+        </w:rPr>
+      </w:pPr>
+    </w:p>
+    <w:p>
+      <w:pPr>
+        <w:rPr>
+          <w:rFonts w:hint="eastAsia"/>
+        </w:rPr>
+      </w:pPr>
+      <w:r>
+        <w:rPr>
+          <w:rFonts w:hint="eastAsia"/>
+        </w:rPr>
+        <w:t xml:space="preserve">        try </w:t>
+      </w:r>
+      <w:r>
+        <w:t>{</w:t>
+      </w:r>
+    </w:p>
+    <w:p>
+      <w:pPr>
+        <w:rPr>
+          <w:rFonts w:hint="eastAsia"/>
+        </w:rPr>
+      </w:pPr>
+      <w:r>
+        <w:rPr>
+          <w:rFonts w:hint="eastAsia"/>
+        </w:rPr>
+        <w:t xml:space="preserve">            rs485Manager.send(command);</w:t>
+      </w:r>
+    </w:p>
+    <w:p>
+      <w:pPr>
+        <w:rPr>
+          <w:rFonts w:hint="eastAsia"/>
+        </w:rPr>
+      </w:pPr>
+      <w:r>
+        <w:rPr>
+          <w:rFonts w:hint="eastAsia"/>
+        </w:rPr>
+        <w:t xml:space="preserve">        </w:t>
+      </w:r>
+      <w:r>
+        <w:t>}</w:t>
+      </w:r>
+    </w:p>
+    <w:p>
+      <w:pPr>
+        <w:rPr>
+          <w:rFonts w:hint="eastAsia"/>
+        </w:rPr>
+      </w:pPr>
+      <w:r>
+        <w:rPr>
+          <w:rFonts w:hint="eastAsia"/>
+        </w:rPr>
+        <w:t xml:space="preserve">        catch (const </w:t>
+      </w:r>
+      <w:proofErr w:type="gramStart"/>
+      <w:r>
+        <w:rPr>
+          <w:rFonts w:hint="eastAsia"/>
+        </w:rPr>
+        <w:t>std::</w:t>
+      </w:r>
+      <w:proofErr w:type="gramEnd"/>
+      <w:r>
+        <w:rPr>
+          <w:rFonts w:hint="eastAsia"/>
+        </w:rPr>
+        <w:t xml:space="preserve">runtime_error&amp; e) </w:t>
+      </w:r>
+      <w:r>
+        <w:t>{</w:t>
+      </w:r>
+    </w:p>
+    <w:p>
+      <w:pPr>
+        <w:rPr>
+          <w:rFonts w:hint="eastAsia"/>
+        </w:rPr>
+      </w:pPr>
+      <w:r>
+        <w:rPr>
+          <w:rFonts w:hint="eastAsia"/>
+        </w:rPr>
+        <w:t xml:space="preserve">            throw std::runtime_error("发送测距命令失败: " + std::string(e.what()));</w:t>
+      </w:r>
+    </w:p>
+    <w:p>
+      <w:pPr>
+        <w:rPr>
+          <w:rFonts w:hint="eastAsia"/>
+        </w:rPr>
+      </w:pPr>
+      <w:r>
+        <w:rPr>
+          <w:rFonts w:hint="eastAsia"/>
+        </w:rPr>
+        <w:t xml:space="preserve">        </w:t>
+      </w:r>
+      <w:r>
+        <w:t>}</w:t>
+      </w:r>
+    </w:p>
+    <w:p>
+      <w:pPr>
+        <w:rPr>
+          <w:rFonts w:hint="eastAsia"/>
+        </w:rPr>
+      </w:pPr>
+      <w:r>
+        <w:rPr>
+          <w:rFonts w:hint="eastAsia"/>
+        </w:rPr>
+        <w:t xml:space="preserve">    </w:t>
+      </w:r>
+      <w:r>
+        <w:t>}</w:t>
+      </w:r>
+    </w:p>
+    <w:p>
+      <w:pPr>
+        <w:rPr>
+          <w:rFonts w:hint="eastAsia"/>
+        </w:rPr>
+      </w:pPr>
+    </w:p>
+    <w:p>
+      <w:pPr>
+        <w:rPr>
+          <w:rFonts w:hint="eastAsia"/>
+        </w:rPr>
+      </w:pPr>
+      <w:r>
+        <w:rPr>
+          <w:rFonts w:hint="eastAsia"/>
+        </w:rPr>
+        <w:t xml:space="preserve">    // 接收距离响应</w:t>
+      </w:r>
+    </w:p>
+    <w:p>
+      <w:pPr>
+        <w:rPr>
+          <w:rFonts w:hint="eastAsia"/>
+        </w:rPr>
+      </w:pPr>
+      <w:r>
+        <w:rPr>
+          <w:rFonts w:hint="eastAsia"/>
+        </w:rPr>
+        <w:t xml:space="preserve">    </w:t>
+      </w:r>
+      <w:proofErr w:type="gramStart"/>
+      <w:r>
+        <w:rPr>
+          <w:rFonts w:hint="eastAsia"/>
+        </w:rPr>
+        <w:t>std::</w:t>
+      </w:r>
+      <w:proofErr w:type="gramEnd"/>
+      <w:r>
+        <w:rPr>
+          <w:rFonts w:hint="eastAsia"/>
+        </w:rPr>
+        <w:t xml:space="preserve">vector&lt;uint8_t&gt; </w:t>
+      </w:r>
+      <w:proofErr w:type="gramStart"/>
+      <w:r>
+        <w:rPr>
+          <w:rFonts w:hint="eastAsia"/>
+        </w:rPr>
+        <w:t>receiveDistanceResponse(</w:t>
+      </w:r>
+      <w:proofErr w:type="gramEnd"/>
+      <w:r>
+        <w:rPr>
+          <w:rFonts w:hint="eastAsia"/>
+        </w:rPr>
+        <w:t xml:space="preserve">) </w:t>
+      </w:r>
+      <w:r>
+        <w:t>{</w:t>
+      </w:r>
+    </w:p>
+    <w:p>
+      <w:pPr>
+        <w:rPr>
+          <w:rFonts w:hint="eastAsia"/>
+        </w:rPr>
+      </w:pPr>
+      <w:r>
+        <w:rPr>
+          <w:rFonts w:hint="eastAsia"/>
+        </w:rPr>
+        <w:t xml:space="preserve">        try </w:t>
+      </w:r>
+      <w:r>
+        <w:t>{</w:t>
+      </w:r>
+    </w:p>
+    <w:p>
+      <w:pPr>
+        <w:rPr>
+          <w:rFonts w:hint="eastAsia"/>
+        </w:rPr>
+      </w:pPr>
+      <w:r>
+        <w:rPr>
+          <w:rFonts w:hint="eastAsia"/>
+        </w:rPr>
+        <w:t xml:space="preserve">            // 假设响应格式为6字节：</w:t>
+      </w:r>
+      <w:proofErr w:type="gramStart"/>
+      <w:r>
+        <w:rPr>
+          <w:rFonts w:hint="eastAsia"/>
+        </w:rPr>
+        <w:t>帧头</w:t>
+      </w:r>
+      <w:proofErr w:type="gramEnd"/>
+      <w:r>
+        <w:rPr>
+          <w:rFonts w:hint="eastAsia"/>
+        </w:rPr>
+        <w:t xml:space="preserve"> + 数据高字节 + 数据低字节 + 状态 + 校验和</w:t>
+      </w:r>
+    </w:p>
+    <w:p>
+      <w:pPr>
+        <w:rPr>
+          <w:rFonts w:hint="eastAsia"/>
+        </w:rPr>
+      </w:pPr>
+      <w:r>
+        <w:rPr>
+          <w:rFonts w:hint="eastAsia"/>
+        </w:rPr>
+        <w:t xml:space="preserve">            return rs485Manager.receive(6, 1000); // 等待1秒超时</w:t>
+      </w:r>
+    </w:p>
+    <w:p>
+      <w:pPr>
+        <w:rPr>
+          <w:rFonts w:hint="eastAsia"/>
+        </w:rPr>
+      </w:pPr>
+      <w:r>
+        <w:rPr>
+          <w:rFonts w:hint="eastAsia"/>
+        </w:rPr>
+        <w:t xml:space="preserve">        </w:t>
+      </w:r>
+      <w:r>
+        <w:t>}</w:t>
+      </w:r>
+    </w:p>
+    <w:p>
+      <w:pPr>
+        <w:rPr>
+          <w:rFonts w:hint="eastAsia"/>
+        </w:rPr>
+      </w:pPr>
+      <w:r>
+        <w:rPr>
+          <w:rFonts w:hint="eastAsia"/>
+        </w:rPr>
+        <w:t xml:space="preserve">        catch (const </w:t>
+      </w:r>
+      <w:proofErr w:type="gramStart"/>
+      <w:r>
+        <w:rPr>
+          <w:rFonts w:hint="eastAsia"/>
+        </w:rPr>
+        <w:t>std::</w:t>
+      </w:r>
+      <w:proofErr w:type="gramEnd"/>
+      <w:r>
+        <w:rPr>
+          <w:rFonts w:hint="eastAsia"/>
+        </w:rPr>
+        <w:t xml:space="preserve">runtime_error&amp; e) </w:t>
+      </w:r>
+      <w:r>
+        <w:t>{</w:t>
+      </w:r>
+    </w:p>
+    <w:p>
+      <w:pPr>
+        <w:rPr>
+          <w:rFonts w:hint="eastAsia"/>
+        </w:rPr>
+      </w:pPr>
+      <w:r>
+        <w:rPr>
+          <w:rFonts w:hint="eastAsia"/>
+        </w:rPr>
+        <w:lastRenderedPageBreak/>
+        <w:t xml:space="preserve">            throw std::runtime_error("接收距离响应失败: " + std::string(e.what()));</w:t>
+      </w:r>
+    </w:p>
+    <w:p>
+      <w:pPr>
+        <w:rPr>
+          <w:rFonts w:hint="eastAsia"/>
+        </w:rPr>
+      </w:pPr>
+      <w:r>
+        <w:rPr>
+          <w:rFonts w:hint="eastAsia"/>
+        </w:rPr>
+        <w:t xml:space="preserve">        </w:t>
+      </w:r>
+      <w:r>
+        <w:t>}</w:t>
+      </w:r>
+    </w:p>
+    <w:p>
+      <w:pPr>
+        <w:rPr>
+          <w:rFonts w:hint="eastAsia"/>
+        </w:rPr>
+      </w:pPr>
+      <w:r>
+        <w:rPr>
+          <w:rFonts w:hint="eastAsia"/>
+        </w:rPr>
+        <w:t xml:space="preserve">    </w:t>
+      </w:r>
+      <w:r>
+        <w:t>}</w:t>
+      </w:r>
+    </w:p>
+    <w:p>
+      <w:pPr>
+        <w:rPr>
+          <w:rFonts w:hint="eastAsia"/>
+        </w:rPr>
+      </w:pPr>
+    </w:p>
+    <w:p>
+      <w:pPr>
+        <w:rPr>
+          <w:rFonts w:hint="eastAsia"/>
+        </w:rPr>
+      </w:pPr>
+      <w:r>
+        <w:rPr>
+          <w:rFonts w:hint="eastAsia"/>
+        </w:rPr>
+        <w:t xml:space="preserve">    // 解析距离值</w:t>
+      </w:r>
+    </w:p>
+    <w:p>
+      <w:pPr>
+        <w:rPr>
+          <w:rFonts w:hint="eastAsia"/>
+        </w:rPr>
+      </w:pPr>
+      <w:r>
+        <w:rPr>
+          <w:rFonts w:hint="eastAsia"/>
+        </w:rPr>
+        <w:t xml:space="preserve">    uint16_t </w:t>
+      </w:r>
+      <w:proofErr w:type="gramStart"/>
+      <w:r>
+        <w:rPr>
+          <w:rFonts w:hint="eastAsia"/>
+        </w:rPr>
+        <w:t>parseDistance(</w:t>
+      </w:r>
+      <w:proofErr w:type="gramEnd"/>
+      <w:r>
+        <w:rPr>
+          <w:rFonts w:hint="eastAsia"/>
+        </w:rPr>
+        <w:t xml:space="preserve">const </w:t>
+      </w:r>
+      <w:proofErr w:type="gramStart"/>
+      <w:r>
+        <w:rPr>
+          <w:rFonts w:hint="eastAsia"/>
+        </w:rPr>
+        <w:t>std::</w:t>
+      </w:r>
+      <w:proofErr w:type="gramEnd"/>
+      <w:r>
+        <w:rPr>
+          <w:rFonts w:hint="eastAsia"/>
+        </w:rPr>
+        <w:t xml:space="preserve">vector&lt;uint8_t&gt;&amp; response) </w:t>
+      </w:r>
+      <w:r>
+        <w:t>{</w:t>
+      </w:r>
+    </w:p>
+    <w:p>
+      <w:pPr>
+        <w:rPr>
+          <w:rFonts w:hint="eastAsia"/>
+        </w:rPr>
+      </w:pPr>
+      <w:r>
+        <w:rPr>
+          <w:rFonts w:hint="eastAsia"/>
+        </w:rPr>
+        <w:t xml:space="preserve">        // 检查响应长度</w:t>
+      </w:r>
+    </w:p>
+    <w:p>
+      <w:pPr>
+        <w:rPr>
+          <w:rFonts w:hint="eastAsia"/>
+        </w:rPr>
+      </w:pPr>
+      <w:r>
+        <w:rPr>
+          <w:rFonts w:hint="eastAsia"/>
+        </w:rPr>
+        <w:t xml:space="preserve">        if (</w:t>
+      </w:r>
+      <w:proofErr w:type="gramStart"/>
+      <w:r>
+        <w:rPr>
+          <w:rFonts w:hint="eastAsia"/>
+        </w:rPr>
+        <w:t>response.size</w:t>
+      </w:r>
+      <w:proofErr w:type="gramEnd"/>
+      <w:r>
+        <w:rPr>
+          <w:rFonts w:hint="eastAsia"/>
+        </w:rPr>
+        <w:t xml:space="preserve">() &lt; 6) </w:t>
+      </w:r>
+      <w:r>
+        <w:t>{</w:t>
+      </w:r>
+    </w:p>
+    <w:p>
+      <w:pPr>
+        <w:rPr>
+          <w:rFonts w:hint="eastAsia"/>
+        </w:rPr>
+      </w:pPr>
+      <w:r>
+        <w:rPr>
+          <w:rFonts w:hint="eastAsia"/>
+        </w:rPr>
+        <w:t xml:space="preserve">            throw std::runtime_error("无效的响应长度");</w:t>
+      </w:r>
+    </w:p>
+    <w:p>
+      <w:pPr>
+        <w:rPr>
+          <w:rFonts w:hint="eastAsia"/>
+        </w:rPr>
+      </w:pPr>
+      <w:r>
+        <w:rPr>
+          <w:rFonts w:hint="eastAsia"/>
+        </w:rPr>
+        <w:t xml:space="preserve">        </w:t>
+      </w:r>
+      <w:r>
+        <w:t>}</w:t>
+      </w:r>
+    </w:p>
+    <w:p>
+      <w:pPr>
+        <w:rPr>
+          <w:rFonts w:hint="eastAsia"/>
+        </w:rPr>
+      </w:pPr>
+    </w:p>
+    <w:p>
+      <w:pPr>
+        <w:rPr>
+          <w:rFonts w:hint="eastAsia"/>
+        </w:rPr>
+      </w:pPr>
+      <w:r>
+        <w:rPr>
+          <w:rFonts w:hint="eastAsia"/>
+        </w:rPr>
+        <w:t xml:space="preserve">        // 检查帧头</w:t>
+      </w:r>
+    </w:p>
+    <w:p>
+      <w:pPr>
+        <w:rPr>
+          <w:rFonts w:hint="eastAsia"/>
+        </w:rPr>
+      </w:pPr>
+      <w:r>
+        <w:rPr>
+          <w:rFonts w:hint="eastAsia"/>
+        </w:rPr>
+        <w:t xml:space="preserve">        if (</w:t>
+      </w:r>
+      <w:proofErr w:type="gramStart"/>
+      <w:r>
+        <w:rPr>
+          <w:rFonts w:hint="eastAsia"/>
+        </w:rPr>
+        <w:t>response[</w:t>
+      </w:r>
+      <w:proofErr w:type="gramEnd"/>
+      <w:r>
+        <w:rPr>
+          <w:rFonts w:hint="eastAsia"/>
+        </w:rPr>
+        <w:t>0</w:t>
+      </w:r>
+      <w:proofErr w:type="gramStart"/>
+      <w:r>
+        <w:rPr>
+          <w:rFonts w:hint="eastAsia"/>
+        </w:rPr>
+        <w:t>] !</w:t>
+      </w:r>
+      <w:proofErr w:type="gramEnd"/>
+      <w:r>
+        <w:rPr>
+          <w:rFonts w:hint="eastAsia"/>
+        </w:rPr>
+        <w:t xml:space="preserve">= 0xAA) </w:t>
+      </w:r>
+      <w:r>
+        <w:t>{</w:t>
+      </w:r>
+    </w:p>
+    <w:p>
+      <w:pPr>
+        <w:rPr>
+          <w:rFonts w:hint="eastAsia"/>
+        </w:rPr>
+      </w:pPr>
+      <w:r>
+        <w:rPr>
+          <w:rFonts w:hint="eastAsia"/>
+        </w:rPr>
+        <w:t xml:space="preserve">            throw std::runtime_error("无效的</w:t>
+      </w:r>
+      <w:proofErr w:type="gramStart"/>
+      <w:r>
+        <w:rPr>
+          <w:rFonts w:hint="eastAsia"/>
+        </w:rPr>
+        <w:t>响应帧头</w:t>
+      </w:r>
+      <w:proofErr w:type="gramEnd"/>
+      <w:r>
+        <w:rPr>
+          <w:rFonts w:hint="eastAsia"/>
+        </w:rPr>
+        <w:t>");</w:t>
+      </w:r>
+    </w:p>
+    <w:p>
+      <w:pPr>
+        <w:rPr>
+          <w:rFonts w:hint="eastAsia"/>
+        </w:rPr>
+      </w:pPr>
+      <w:r>
+        <w:rPr>
+          <w:rFonts w:hint="eastAsia"/>
+        </w:rPr>
+        <w:t xml:space="preserve">        </w:t>
+      </w:r>
+      <w:r>
+        <w:t>}</w:t>
+      </w:r>
+    </w:p>
+    <w:p>
+      <w:pPr>
+        <w:rPr>
+          <w:rFonts w:hint="eastAsia"/>
+        </w:rPr>
+      </w:pPr>
+    </w:p>
+    <w:p>
+      <w:pPr>
+        <w:rPr>
+          <w:rFonts w:hint="eastAsia"/>
+        </w:rPr>
+      </w:pPr>
+      <w:r>
+        <w:rPr>
+          <w:rFonts w:hint="eastAsia"/>
+        </w:rPr>
+        <w:t xml:space="preserve">        // 计算校验和（简单示例）</w:t>
+      </w:r>
+    </w:p>
+    <w:p>
+      <w:pPr>
+        <w:rPr>
+          <w:rFonts w:hint="eastAsia"/>
+        </w:rPr>
+      </w:pPr>
+      <w:r>
+        <w:rPr>
+          <w:rFonts w:hint="eastAsia"/>
+        </w:rPr>
+        <w:t xml:space="preserve">        uint8_t checksum = </w:t>
+      </w:r>
+      <w:proofErr w:type="gramStart"/>
+      <w:r>
+        <w:rPr>
+          <w:rFonts w:hint="eastAsia"/>
+        </w:rPr>
+        <w:t>response[</w:t>
+      </w:r>
+      <w:proofErr w:type="gramEnd"/>
+      <w:r>
+        <w:rPr>
+          <w:rFonts w:hint="eastAsia"/>
+        </w:rPr>
+        <w:t>0];</w:t>
+      </w:r>
+    </w:p>
+    <w:p>
+      <w:pPr>
+        <w:rPr>
+          <w:rFonts w:hint="eastAsia"/>
+        </w:rPr>
+      </w:pPr>
+      <w:r>
+        <w:rPr>
+          <w:rFonts w:hint="eastAsia"/>
+        </w:rPr>
+        <w:t xml:space="preserve">        for (size_t i = 1; i &lt; </w:t>
+      </w:r>
+      <w:proofErr w:type="gramStart"/>
+      <w:r>
+        <w:rPr>
+          <w:rFonts w:hint="eastAsia"/>
+        </w:rPr>
+        <w:t>response.size</w:t>
+      </w:r>
+      <w:proofErr w:type="gramEnd"/>
+      <w:r>
+        <w:rPr>
+          <w:rFonts w:hint="eastAsia"/>
+        </w:rPr>
+        <w:t xml:space="preserve">() - 1; ++i) </w:t>
+      </w:r>
+      <w:r>
+        <w:t>{</w:t>
+      </w:r>
+    </w:p>
+    <w:p>
+      <w:pPr>
+        <w:rPr>
+          <w:rFonts w:hint="eastAsia"/>
+        </w:rPr>
+      </w:pPr>
+      <w:r>
+        <w:rPr>
+          <w:rFonts w:hint="eastAsia"/>
+        </w:rPr>
+        <w:t xml:space="preserve">            checksum ^= response[i];</w:t>
+      </w:r>
+    </w:p>
+    <w:p>
+      <w:pPr>
+        <w:rPr>
+          <w:rFonts w:hint="eastAsia"/>
+        </w:rPr>
+      </w:pPr>
+      <w:r>
+        <w:rPr>
+          <w:rFonts w:hint="eastAsia"/>
+        </w:rPr>
+        <w:t xml:space="preserve">        </w:t>
+      </w:r>
+      <w:r>
+        <w:t>}</w:t>
+      </w:r>
+    </w:p>
+    <w:p>
+      <w:pPr>
+        <w:rPr>
+          <w:rFonts w:hint="eastAsia"/>
+        </w:rPr>
+      </w:pPr>
+    </w:p>
+    <w:p>
+      <w:pPr>
+        <w:rPr>
+          <w:rFonts w:hint="eastAsia"/>
+        </w:rPr>
+      </w:pPr>
+      <w:r>
+        <w:rPr>
+          <w:rFonts w:hint="eastAsia"/>
+        </w:rPr>
+        <w:t xml:space="preserve">        if (</w:t>
+      </w:r>
+      <w:proofErr w:type="gramStart"/>
+      <w:r>
+        <w:rPr>
+          <w:rFonts w:hint="eastAsia"/>
+        </w:rPr>
+        <w:t>checksum !</w:t>
+      </w:r>
+      <w:proofErr w:type="gramEnd"/>
+      <w:r>
+        <w:rPr>
+          <w:rFonts w:hint="eastAsia"/>
+        </w:rPr>
+        <w:t xml:space="preserve">= </w:t>
+      </w:r>
+      <w:proofErr w:type="gramStart"/>
+      <w:r>
+        <w:rPr>
+          <w:rFonts w:hint="eastAsia"/>
+        </w:rPr>
+        <w:t>response.back</w:t>
+      </w:r>
+      <w:proofErr w:type="gramEnd"/>
+      <w:r>
+        <w:rPr>
+          <w:rFonts w:hint="eastAsia"/>
+        </w:rPr>
+        <w:t xml:space="preserve">()) </w:t>
+      </w:r>
+      <w:r>
+        <w:t>{</w:t>
+      </w:r>
+    </w:p>
+    <w:p>
+      <w:pPr>
+        <w:rPr>
+          <w:rFonts w:hint="eastAsia"/>
+        </w:rPr>
+      </w:pPr>
+      <w:r>
+        <w:rPr>
+          <w:rFonts w:hint="eastAsia"/>
+        </w:rPr>
+        <w:t xml:space="preserve">            throw std::runtime_error("校验和错误");</w:t>
+      </w:r>
+    </w:p>
+    <w:p>
+      <w:pPr>
+        <w:rPr>
+          <w:rFonts w:hint="eastAsia"/>
+        </w:rPr>
+      </w:pPr>
+      <w:r>
+        <w:rPr>
+          <w:rFonts w:hint="eastAsia"/>
+        </w:rPr>
+        <w:t xml:space="preserve">        </w:t>
+      </w:r>
+      <w:r>
+        <w:t>}</w:t>
+      </w:r>
+    </w:p>
+    <w:p>
+      <w:pPr>
+        <w:rPr>
+          <w:rFonts w:hint="eastAsia"/>
+        </w:rPr>
+      </w:pPr>
+    </w:p>
+    <w:p>
+      <w:pPr>
+        <w:rPr>
+          <w:rFonts w:hint="eastAsia"/>
+        </w:rPr>
+      </w:pPr>
+      <w:r>
+        <w:rPr>
+          <w:rFonts w:hint="eastAsia"/>
+        </w:rPr>
+        <w:t xml:space="preserve">        // 组合距离值（假设大端格式）</w:t>
+      </w:r>
+    </w:p>
+    <w:p>
+      <w:pPr>
+        <w:rPr>
+          <w:rFonts w:hint="eastAsia"/>
+        </w:rPr>
+      </w:pPr>
+      <w:r>
+        <w:rPr>
+          <w:rFonts w:hint="eastAsia"/>
+        </w:rPr>
+        <w:lastRenderedPageBreak/>
+        <w:t xml:space="preserve">        uint16_t distance = (</w:t>
+      </w:r>
+      <w:proofErr w:type="gramStart"/>
+      <w:r>
+        <w:rPr>
+          <w:rFonts w:hint="eastAsia"/>
+        </w:rPr>
+        <w:t>response[</w:t>
+      </w:r>
+      <w:proofErr w:type="gramEnd"/>
+      <w:r>
+        <w:rPr>
+          <w:rFonts w:hint="eastAsia"/>
+        </w:rPr>
+        <w:t xml:space="preserve">1] &lt;&lt; 8) | </w:t>
+      </w:r>
+      <w:proofErr w:type="gramStart"/>
+      <w:r>
+        <w:rPr>
+          <w:rFonts w:hint="eastAsia"/>
+        </w:rPr>
+        <w:t>response[</w:t>
+      </w:r>
+      <w:proofErr w:type="gramEnd"/>
+      <w:r>
+        <w:rPr>
+          <w:rFonts w:hint="eastAsia"/>
+        </w:rPr>
+        <w:t>2];</w:t>
+      </w:r>
+    </w:p>
+    <w:p>
+      <w:pPr>
+        <w:rPr>
+          <w:rFonts w:hint="eastAsia"/>
+        </w:rPr>
+      </w:pPr>
+    </w:p>
+    <w:p>
+      <w:pPr>
+        <w:rPr>
+          <w:rFonts w:hint="eastAsia"/>
+        </w:rPr>
+      </w:pPr>
+      <w:r>
+        <w:rPr>
+          <w:rFonts w:hint="eastAsia"/>
+        </w:rPr>
+        <w:t xml:space="preserve">        // 检查状态字节（假设第4字节为状态）</w:t>
+      </w:r>
+    </w:p>
+    <w:p>
+      <w:pPr>
+        <w:rPr>
+          <w:rFonts w:hint="eastAsia"/>
+        </w:rPr>
+      </w:pPr>
+      <w:r>
+        <w:rPr>
+          <w:rFonts w:hint="eastAsia"/>
+        </w:rPr>
+        <w:t xml:space="preserve">        if (</w:t>
+      </w:r>
+      <w:proofErr w:type="gramStart"/>
+      <w:r>
+        <w:rPr>
+          <w:rFonts w:hint="eastAsia"/>
+        </w:rPr>
+        <w:t>response[</w:t>
+      </w:r>
+      <w:proofErr w:type="gramEnd"/>
+      <w:r>
+        <w:rPr>
+          <w:rFonts w:hint="eastAsia"/>
+        </w:rPr>
+        <w:t>3</w:t>
+      </w:r>
+      <w:proofErr w:type="gramStart"/>
+      <w:r>
+        <w:rPr>
+          <w:rFonts w:hint="eastAsia"/>
+        </w:rPr>
+        <w:t>] !</w:t>
+      </w:r>
+      <w:proofErr w:type="gramEnd"/>
+      <w:r>
+        <w:rPr>
+          <w:rFonts w:hint="eastAsia"/>
+        </w:rPr>
+        <w:t xml:space="preserve">= 0x00) </w:t>
+      </w:r>
+      <w:r>
+        <w:t>{</w:t>
+      </w:r>
+    </w:p>
+    <w:p>
+      <w:pPr>
+        <w:rPr>
+          <w:rFonts w:hint="eastAsia"/>
+        </w:rPr>
+      </w:pPr>
+      <w:r>
+        <w:rPr>
+          <w:rFonts w:hint="eastAsia"/>
+        </w:rPr>
+        <w:t xml:space="preserve">            throw std::runtime_error("传感器返回错误状态: " + std::to_string(response[3]));</w:t>
+      </w:r>
+    </w:p>
+    <w:p>
+      <w:pPr>
+        <w:rPr>
+          <w:rFonts w:hint="eastAsia"/>
+        </w:rPr>
+      </w:pPr>
+      <w:r>
+        <w:rPr>
+          <w:rFonts w:hint="eastAsia"/>
+        </w:rPr>
+        <w:t xml:space="preserve">        </w:t>
+      </w:r>
+      <w:r>
+        <w:t>}</w:t>
+      </w:r>
+    </w:p>
+    <w:p>
+      <w:pPr>
+        <w:rPr>
+          <w:rFonts w:hint="eastAsia"/>
+        </w:rPr>
+      </w:pPr>
+    </w:p>
+    <w:p>
+      <w:pPr>
+        <w:rPr>
+          <w:rFonts w:hint="eastAsia"/>
+        </w:rPr>
+      </w:pPr>
+      <w:r>
+        <w:rPr>
+          <w:rFonts w:hint="eastAsia"/>
+        </w:rPr>
+        <w:t xml:space="preserve">        return distance;</w:t>
+      </w:r>
+    </w:p>
+    <w:p>
+      <w:pPr>
+        <w:rPr>
+          <w:rFonts w:hint="eastAsia"/>
+        </w:rPr>
+      </w:pPr>
+      <w:r>
+        <w:rPr>
+          <w:rFonts w:hint="eastAsia"/>
+        </w:rPr>
+        <w:t xml:space="preserve">    </w:t>
+      </w:r>
+      <w:r>
+        <w:t>}</w:t>
+      </w:r>
+    </w:p>
+    <w:p>
+      <w:pPr>
+        <w:rPr>
+          <w:rFonts w:hint="eastAsia"/>
+        </w:rPr>
+      </w:pPr>
+      <w:r>
+        <w:t>}</w:t>
+      </w:r>
+      <w:r>
+        <w:rPr>
+          <w:rFonts w:hint="eastAsia"/>
+        </w:rPr>
+        <w:t>;</w:t>
+      </w:r>
+      <w:r>
+        <w:rPr>
+          <w:rFonts w:hint="eastAsia"/>
+        </w:rPr>
         <w:t xml:space="preserve"> </w:t>
       </w:r>
-      <w:proofErr w:type="gramStart"/>
-      <w:r>
-        <w:t>hSerial(</w:t>
-      </w:r>
-      <w:proofErr w:type="gramEnd"/>
-      <w:r>
-        <w:t xml:space="preserve">INVALID_HANDLE_VALUE) {} </w:t>
-      </w:r>
-    </w:p>
-    <w:p>
-      <w:r>
-        <w:t>~RS485</w:t>
-      </w:r>
-      <w:proofErr w:type="gramStart"/>
-      <w:r>
-        <w:t>Manager(</w:t>
-      </w:r>
-      <w:proofErr w:type="gramEnd"/>
-      <w:r>
-        <w:t xml:space="preserve">) { </w:t>
-      </w:r>
-    </w:p>
-    <w:p>
-      <w:proofErr w:type="gramStart"/>
-      <w:r>
-        <w:t>close(</w:t>
-      </w:r>
-      <w:proofErr w:type="gramEnd"/>
-      <w:r>
-        <w:t xml:space="preserve">); </w:t>
-      </w:r>
-    </w:p>
-    <w:p>
-      <w:r>
-        <w:t xml:space="preserve">} </w:t>
-      </w:r>
-    </w:p>
-    <w:p>
-      <w:r>
-        <w:t xml:space="preserve">// 打开串口 </w:t>
-      </w:r>
-    </w:p>
-    <w:p>
-      <w:r>
+      <w:r>
+        <w:rPr>
+          <w:rFonts w:hint="eastAsia"/>
+        </w:rPr>
         <w:t xml:space="preserve">void </w:t>
       </w:r>
       <w:proofErr w:type="gramStart"/>
       <w:r>
-        <w:t>open(</w:t>
-      </w:r>
-      <w:proofErr w:type="gramEnd"/>
-      <w:r>
-        <w:t xml:space="preserve">const </w:t>
-      </w:r>
-      <w:proofErr w:type="gramStart"/>
-      <w:r>
+        <w:rPr>
+          <w:rFonts w:hint="eastAsia"/>
+        </w:rPr>
+        <w:t>Application::</w:t>
+      </w:r>
+      <w:proofErr w:type="gramEnd"/>
+      <w:r>
+        <w:rPr>
+          <w:rFonts w:hint="eastAsia"/>
+        </w:rPr>
+        <w:t>ShowADXL355() {</w:t>
+      </w:r>
+    </w:p>
+    <w:p>
+      <w:pPr>
+        <w:rPr>
+          <w:rFonts w:hint="eastAsia"/>
+        </w:rPr>
+      </w:pPr>
+      <w:r>
+        <w:rPr>
+          <w:rFonts w:hint="eastAsia"/>
+        </w:rPr>
+        <w:t xml:space="preserve">    if </w:t>
+      </w:r>
+      <w:proofErr w:type="gramStart"/>
+      <w:r>
+        <w:rPr>
+          <w:rFonts w:hint="eastAsia"/>
+        </w:rPr>
+        <w:t>(!ImGui::</w:t>
+      </w:r>
+      <w:proofErr w:type="gramEnd"/>
+      <w:r>
+        <w:rPr>
+          <w:rFonts w:hint="eastAsia"/>
+        </w:rPr>
+        <w:t>Begin("ADXL355")) {</w:t>
+      </w:r>
+    </w:p>
+    <w:p>
+      <w:pPr>
+        <w:rPr>
+          <w:rFonts w:hint="eastAsia"/>
+        </w:rPr>
+      </w:pPr>
+      <w:r>
+        <w:rPr>
+          <w:rFonts w:hint="eastAsia"/>
+        </w:rPr>
+        <w:t xml:space="preserve">        </w:t>
+      </w:r>
+      <w:proofErr w:type="gramStart"/>
+      <w:r>
+        <w:rPr>
+          <w:rFonts w:hint="eastAsia"/>
+        </w:rPr>
+        <w:t>ImGui::End(</w:t>
+      </w:r>
+      <w:proofErr w:type="gramEnd"/>
+      <w:r>
+        <w:rPr>
+          <w:rFonts w:hint="eastAsia"/>
+        </w:rPr>
+        <w:t>);</w:t>
+      </w:r>
+    </w:p>
+    <w:p>
+      <w:pPr>
+        <w:rPr>
+          <w:rFonts w:hint="eastAsia"/>
+        </w:rPr>
+      </w:pPr>
+      <w:r>
+        <w:rPr>
+          <w:rFonts w:hint="eastAsia"/>
+        </w:rPr>
+        <w:t xml:space="preserve">        return;</w:t>
+      </w:r>
+    </w:p>
+    <w:p>
+      <w:pPr>
+        <w:rPr>
+          <w:rFonts w:hint="eastAsia"/>
+        </w:rPr>
+      </w:pPr>
+      <w:r>
+        <w:rPr>
+          <w:rFonts w:hint="eastAsia"/>
+        </w:rPr>
+        <w:t xml:space="preserve">    }</w:t>
+      </w:r>
+    </w:p>
+    <w:p>
+      <w:pPr>
+        <w:rPr>
+          <w:rFonts w:hint="eastAsia"/>
+        </w:rPr>
+      </w:pPr>
+    </w:p>
+    <w:p>
+      <w:pPr>
+        <w:rPr>
+          <w:rFonts w:hint="eastAsia"/>
+        </w:rPr>
+      </w:pPr>
+      <w:r>
+        <w:rPr>
+          <w:rFonts w:hint="eastAsia"/>
+        </w:rPr>
+        <w:t xml:space="preserve">    static </w:t>
+      </w:r>
+      <w:proofErr w:type="gramStart"/>
+      <w:r>
+        <w:rPr>
+          <w:rFonts w:hint="eastAsia"/>
+        </w:rPr>
         <w:t>std::</w:t>
       </w:r>
       <w:proofErr w:type="gramEnd"/>
       <w:r>
-        <w:t xml:space="preserve">string&amp; portName, DWORD baudRate = 9600) { </w:t>
-      </w:r>
-    </w:p>
-    <w:p>
-      <w:r>
-        <w:t xml:space="preserve">close(); // 确保之前打开的端口已关闭 </w:t>
-      </w:r>
-    </w:p>
-    <w:p>
-      <w:r>
-        <w:t xml:space="preserve">// 转换端口名格式 </w:t>
-      </w:r>
-    </w:p>
-    <w:p>
-      <w:proofErr w:type="gramStart"/>
-      <w:r>
+        <w:rPr>
+          <w:rFonts w:hint="eastAsia"/>
+        </w:rPr>
+        <w:t>vector&lt;</w:t>
+      </w:r>
+      <w:proofErr w:type="gramStart"/>
+      <w:r>
+        <w:rPr>
+          <w:rFonts w:hint="eastAsia"/>
+        </w:rPr>
         <w:t>std::</w:t>
       </w:r>
       <w:proofErr w:type="gramEnd"/>
       <w:r>
-        <w:t xml:space="preserve">wstring </w:t>
-      </w:r>
-      <w:proofErr w:type="gramStart"/>
-      <w:r>
-        <w:t>widePortName(</w:t>
-      </w:r>
-      <w:proofErr w:type="gramEnd"/>
-      <w:r>
-        <w:t xml:space="preserve">portName.begin(), </w:t>
-      </w:r>
-      <w:proofErr w:type="gramStart"/>
-      <w:r>
-        <w:t>portName.end(</w:t>
-      </w:r>
-      <w:proofErr w:type="gramEnd"/>
-      <w:r>
-        <w:t xml:space="preserve">)); </w:t>
-      </w:r>
-    </w:p>
-    <w:p>
-      <w:r>
-        <w:t xml:space="preserve">widePortName = L"\\\\.\\" + widePortName; // 支持COM10以上端口 </w:t>
-      </w:r>
-    </w:p>
-    <w:p>
-      <w:r>
-        <w:t xml:space="preserve">hSerial = </w:t>
-      </w:r>
-      <w:proofErr w:type="gramStart"/>
-      <w:r>
-        <w:t>CreateFile(</w:t>
-      </w:r>
-      <w:proofErr w:type="gramEnd"/>
-      <w:r>
-        <w:t xml:space="preserve"> </w:t>
-      </w:r>
-    </w:p>
-    <w:p>
-      <w:r>
-        <w:t>widePortName.c_</w:t>
-      </w:r>
-      <w:proofErr w:type="gramStart"/>
-      <w:r>
-        <w:t>str(</w:t>
-      </w:r>
-      <w:proofErr w:type="gramEnd"/>
-      <w:r>
-        <w:t xml:space="preserve">), </w:t>
-      </w:r>
-    </w:p>
-    <w:p>
-      <w:r>
-        <w:t xml:space="preserve">GENERIC_READ | GENERIC_WRITE, </w:t>
-      </w:r>
-    </w:p>
-    <w:p>
-      <w:r>
-        <w:t xml:space="preserve">0, </w:t>
-      </w:r>
-    </w:p>
-    <w:p>
-      <w:r>
-        <w:t xml:space="preserve">NULL, </w:t>
-      </w:r>
-    </w:p>
-    <w:p>
-      <w:r>
-        <w:t xml:space="preserve">OPEN_EXISTING, </w:t>
-      </w:r>
-    </w:p>
-    <w:p>
-      <w:r>
+        <w:rPr>
+          <w:rFonts w:hint="eastAsia"/>
+        </w:rPr>
+        <w:t xml:space="preserve">string&gt; availablePorts = </w:t>
+      </w:r>
+      <w:proofErr w:type="gramStart"/>
+      <w:r>
+        <w:rPr>
+          <w:rFonts w:hint="eastAsia"/>
+        </w:rPr>
+        <w:t>listAvailableSerialPorts(</w:t>
+      </w:r>
+      <w:proofErr w:type="gramEnd"/>
+      <w:r>
+        <w:rPr>
+          <w:rFonts w:hint="eastAsia"/>
+        </w:rPr>
+        <w:t>);</w:t>
+      </w:r>
+    </w:p>
+    <w:p>
+      <w:pPr>
+        <w:rPr>
+          <w:rFonts w:hint="eastAsia"/>
+        </w:rPr>
+      </w:pPr>
+      <w:r>
+        <w:rPr>
+          <w:rFonts w:hint="eastAsia"/>
+        </w:rPr>
+        <w:t xml:space="preserve">    static int selectedPortIndex = 0;</w:t>
+      </w:r>
+    </w:p>
+    <w:p>
+      <w:pPr>
+        <w:rPr>
+          <w:rFonts w:hint="eastAsia"/>
+        </w:rPr>
+      </w:pPr>
+      <w:r>
+        <w:rPr>
+          <w:rFonts w:hint="eastAsia"/>
+        </w:rPr>
+        <w:t xml:space="preserve">    static const char* </w:t>
+      </w:r>
+      <w:proofErr w:type="gramStart"/>
+      <w:r>
+        <w:rPr>
+          <w:rFonts w:hint="eastAsia"/>
+        </w:rPr>
+        <w:t>baudRates[</w:t>
+      </w:r>
+      <w:proofErr w:type="gramEnd"/>
+      <w:r>
+        <w:rPr>
+          <w:rFonts w:hint="eastAsia"/>
+        </w:rPr>
+        <w:t xml:space="preserve">] = </w:t>
+      </w:r>
+      <w:proofErr w:type="gramStart"/>
+      <w:r>
+        <w:rPr>
+          <w:rFonts w:hint="eastAsia"/>
+        </w:rPr>
+        <w:t>{ "</w:t>
+      </w:r>
+      <w:proofErr w:type="gramEnd"/>
+      <w:r>
+        <w:rPr>
+          <w:rFonts w:hint="eastAsia"/>
+        </w:rPr>
+        <w:t>9600", "19200", "38400", "57600", "115200</w:t>
+      </w:r>
+      <w:proofErr w:type="gramStart"/>
+      <w:r>
+        <w:rPr>
+          <w:rFonts w:hint="eastAsia"/>
+        </w:rPr>
+        <w:t>" }</w:t>
+      </w:r>
+      <w:proofErr w:type="gramEnd"/>
+      <w:r>
+        <w:rPr>
+          <w:rFonts w:hint="eastAsia"/>
+        </w:rPr>
+        <w:t>;</w:t>
+      </w:r>
+    </w:p>
+    <w:p>
+      <w:pPr>
+        <w:rPr>
+          <w:rFonts w:hint="eastAsia"/>
+        </w:rPr>
+      </w:pPr>
+      <w:r>
+        <w:rPr>
+          <w:rFonts w:hint="eastAsia"/>
+        </w:rPr>
+        <w:t xml:space="preserve">    static int selectedBaudIndex = 0;</w:t>
+      </w:r>
+    </w:p>
+    <w:p>
+      <w:pPr>
+        <w:rPr>
+          <w:rFonts w:hint="eastAsia"/>
+        </w:rPr>
+      </w:pPr>
+      <w:r>
+        <w:rPr>
+          <w:rFonts w:hint="eastAsia"/>
+        </w:rPr>
+        <w:t xml:space="preserve">    static bool isConnected = false;</w:t>
+      </w:r>
+    </w:p>
+    <w:p>
+      <w:pPr>
+        <w:rPr>
+          <w:rFonts w:hint="eastAsia"/>
+        </w:rPr>
+      </w:pPr>
+      <w:r>
+        <w:rPr>
+          <w:rFonts w:hint="eastAsia"/>
+        </w:rPr>
+        <w:t xml:space="preserve">    static </w:t>
+      </w:r>
+      <w:proofErr w:type="gramStart"/>
+      <w:r>
+        <w:rPr>
+          <w:rFonts w:hint="eastAsia"/>
+        </w:rPr>
+        <w:t>std::</w:t>
+      </w:r>
+      <w:proofErr w:type="gramEnd"/>
+      <w:r>
+        <w:rPr>
+          <w:rFonts w:hint="eastAsia"/>
+        </w:rPr>
+        <w:t>unordered_map&lt;uint8_t, bool&gt; deviceDisplayFlags;</w:t>
+      </w:r>
+    </w:p>
+    <w:p>
+      <w:pPr>
+        <w:rPr>
+          <w:rFonts w:hint="eastAsia"/>
+        </w:rPr>
+      </w:pPr>
+    </w:p>
+    <w:p>
+      <w:pPr>
+        <w:rPr>
+          <w:rFonts w:hint="eastAsia"/>
+        </w:rPr>
+      </w:pPr>
+      <w:r>
+        <w:rPr>
+          <w:rFonts w:hint="eastAsia"/>
+        </w:rPr>
+        <w:t xml:space="preserve">    // 采集控制相关变量</w:t>
+      </w:r>
+    </w:p>
+    <w:p>
+      <w:pPr>
+        <w:rPr>
+          <w:rFonts w:hint="eastAsia"/>
+        </w:rPr>
+      </w:pPr>
+      <w:r>
+        <w:rPr>
+          <w:rFonts w:hint="eastAsia"/>
+        </w:rPr>
+        <w:t xml:space="preserve">    static </w:t>
+      </w:r>
+      <w:proofErr w:type="gramStart"/>
+      <w:r>
+        <w:rPr>
+          <w:rFonts w:hint="eastAsia"/>
+        </w:rPr>
+        <w:t>std::</w:t>
+      </w:r>
+      <w:proofErr w:type="gramEnd"/>
+      <w:r>
+        <w:rPr>
+          <w:rFonts w:hint="eastAsia"/>
+        </w:rPr>
+        <w:t>atomic&lt;bool&gt; isCollectingADXL355 = false;</w:t>
+      </w:r>
+    </w:p>
+    <w:p>
+      <w:pPr>
+        <w:rPr>
+          <w:rFonts w:hint="eastAsia"/>
+        </w:rPr>
+      </w:pPr>
+      <w:r>
+        <w:rPr>
+          <w:rFonts w:hint="eastAsia"/>
+        </w:rPr>
+        <w:t xml:space="preserve">    static </w:t>
+      </w:r>
+      <w:proofErr w:type="gramStart"/>
+      <w:r>
+        <w:rPr>
+          <w:rFonts w:hint="eastAsia"/>
+        </w:rPr>
+        <w:t>std::</w:t>
+      </w:r>
+      <w:proofErr w:type="gramEnd"/>
+      <w:r>
+        <w:rPr>
+          <w:rFonts w:hint="eastAsia"/>
+        </w:rPr>
+        <w:t>thread adxl355CollectionThread;</w:t>
+      </w:r>
+    </w:p>
+    <w:p>
+      <w:pPr>
+        <w:rPr>
+          <w:rFonts w:hint="eastAsia"/>
+        </w:rPr>
+      </w:pPr>
+      <w:r>
+        <w:rPr>
+          <w:rFonts w:hint="eastAsia"/>
+        </w:rPr>
+        <w:t xml:space="preserve">    static </w:t>
+      </w:r>
+      <w:proofErr w:type="gramStart"/>
+      <w:r>
+        <w:rPr>
+          <w:rFonts w:hint="eastAsia"/>
+        </w:rPr>
+        <w:t>std::</w:t>
+      </w:r>
+      <w:proofErr w:type="gramEnd"/>
+      <w:r>
+        <w:rPr>
+          <w:rFonts w:hint="eastAsia"/>
+        </w:rPr>
+        <w:t>vector&lt;</w:t>
+      </w:r>
+      <w:proofErr w:type="gramStart"/>
+      <w:r>
+        <w:rPr>
+          <w:rFonts w:hint="eastAsia"/>
+        </w:rPr>
+        <w:t>std::</w:t>
+      </w:r>
+      <w:proofErr w:type="gramEnd"/>
+      <w:r>
+        <w:rPr>
+          <w:rFonts w:hint="eastAsia"/>
+        </w:rPr>
+        <w:t>pair&lt;</w:t>
+      </w:r>
+      <w:proofErr w:type="gramStart"/>
+      <w:r>
+        <w:rPr>
+          <w:rFonts w:hint="eastAsia"/>
+        </w:rPr>
+        <w:t>std::chrono::</w:t>
+      </w:r>
+      <w:proofErr w:type="gramEnd"/>
+      <w:r>
+        <w:rPr>
+          <w:rFonts w:hint="eastAsia"/>
+        </w:rPr>
+        <w:t>system_</w:t>
+      </w:r>
+      <w:proofErr w:type="gramStart"/>
+      <w:r>
+        <w:rPr>
+          <w:rFonts w:hint="eastAsia"/>
+        </w:rPr>
+        <w:t>clock::</w:t>
+      </w:r>
+      <w:proofErr w:type="gramEnd"/>
+      <w:r>
+        <w:rPr>
+          <w:rFonts w:hint="eastAsia"/>
+        </w:rPr>
+        <w:t xml:space="preserve">time_point, </w:t>
+      </w:r>
+      <w:proofErr w:type="gramStart"/>
+      <w:r>
+        <w:rPr>
+          <w:rFonts w:hint="eastAsia"/>
+        </w:rPr>
         <w:lastRenderedPageBreak/>
-        <w:t xml:space="preserve">FILE_ATTRIBUTE_NORMAL, </w:t>
-      </w:r>
-    </w:p>
-    <w:p>
-      <w:r>
-        <w:t xml:space="preserve">NULL </w:t>
-      </w:r>
-    </w:p>
-    <w:p>
-      <w:r>
-        <w:t xml:space="preserve">); </w:t>
-      </w:r>
-    </w:p>
-    <w:p>
-      <w:r>
-        <w:t xml:space="preserve">if (hSerial == INVALID_HANDLE_VALUE) { </w:t>
-      </w:r>
-    </w:p>
-    <w:p>
-      <w:r>
-        <w:t xml:space="preserve">throw std::runtime_error("无法打开串口: " + portName); </w:t>
-      </w:r>
-    </w:p>
-    <w:p>
-      <w:r>
-        <w:t xml:space="preserve">} </w:t>
-      </w:r>
-    </w:p>
-    <w:p>
-      <w:r>
-        <w:t xml:space="preserve">// 配置串口参数 </w:t>
-      </w:r>
-    </w:p>
-    <w:p>
-      <w:r>
-        <w:t xml:space="preserve">DCB dcbSerialParams = </w:t>
-      </w:r>
-      <w:proofErr w:type="gramStart"/>
-      <w:r>
-        <w:t>{ 0</w:t>
-      </w:r>
-      <w:proofErr w:type="gramEnd"/>
-      <w:r>
-        <w:t xml:space="preserve"> }; </w:t>
-      </w:r>
-    </w:p>
-    <w:p>
-      <w:r>
-        <w:t xml:space="preserve">dcbSerialParams.DCBlength = sizeof(dcbSerialParams); </w:t>
-      </w:r>
-    </w:p>
-    <w:p>
-      <w:r>
-        <w:t xml:space="preserve">if </w:t>
-      </w:r>
-      <w:proofErr w:type="gramStart"/>
-      <w:r>
-        <w:t>(!GetCommState</w:t>
-      </w:r>
-      <w:proofErr w:type="gramEnd"/>
-      <w:r>
-        <w:t xml:space="preserve">(hSerial, &amp;dcbSerialParams)) { </w:t>
-      </w:r>
-    </w:p>
-    <w:p>
-      <w:proofErr w:type="gramStart"/>
-      <w:r>
-        <w:t>close(</w:t>
-      </w:r>
-      <w:proofErr w:type="gramEnd"/>
-      <w:r>
-        <w:t xml:space="preserve">); </w:t>
-      </w:r>
-    </w:p>
-    <w:p>
-      <w:r>
-        <w:t xml:space="preserve">throw std::runtime_error("无法获取串口参数"); </w:t>
-      </w:r>
-    </w:p>
-    <w:p>
-      <w:r>
-        <w:t xml:space="preserve">} </w:t>
-      </w:r>
-    </w:p>
-    <w:p>
-      <w:r>
-        <w:t xml:space="preserve">dcbSerialParams.BaudRate = baudRate; </w:t>
-      </w:r>
-    </w:p>
-    <w:p>
-      <w:r>
-        <w:t xml:space="preserve">dcbSerialParams.ByteSize = 8; </w:t>
-      </w:r>
-    </w:p>
-    <w:p>
-      <w:r>
-        <w:t xml:space="preserve">dcbSerialParams.StopBits = ONESTOPBIT; </w:t>
-      </w:r>
-    </w:p>
-    <w:p>
-      <w:r>
-        <w:t xml:space="preserve">dcbSerialParams.Parity = NOPARITY; </w:t>
-      </w:r>
-    </w:p>
-    <w:p>
-      <w:r>
-        <w:t xml:space="preserve">if </w:t>
-      </w:r>
-      <w:proofErr w:type="gramStart"/>
-      <w:r>
-        <w:t>(!SetCommState</w:t>
-      </w:r>
-      <w:proofErr w:type="gramEnd"/>
-      <w:r>
-        <w:t xml:space="preserve">(hSerial, &amp;dcbSerialParams)) { </w:t>
-      </w:r>
-    </w:p>
-    <w:p>
-      <w:proofErr w:type="gramStart"/>
-      <w:r>
-        <w:t>close(</w:t>
-      </w:r>
-      <w:proofErr w:type="gramEnd"/>
-      <w:r>
-        <w:t xml:space="preserve">); </w:t>
-      </w:r>
-    </w:p>
-    <w:p>
-      <w:r>
-        <w:t xml:space="preserve">throw std::runtime_error("无法设置串口参数"); </w:t>
-      </w:r>
-    </w:p>
-    <w:p>
-      <w:r>
-        <w:t xml:space="preserve">} </w:t>
-      </w:r>
-    </w:p>
-    <w:p>
-      <w:r>
-        <w:t xml:space="preserve">// 配置超时 </w:t>
-      </w:r>
-    </w:p>
-    <w:p>
-      <w:r>
-        <w:t xml:space="preserve">COMMTIMEOUTS timeouts = </w:t>
-      </w:r>
-      <w:proofErr w:type="gramStart"/>
-      <w:r>
-        <w:t>{ 0</w:t>
-      </w:r>
-      <w:proofErr w:type="gramEnd"/>
-      <w:r>
-        <w:t xml:space="preserve"> }; </w:t>
-      </w:r>
-    </w:p>
-    <w:p>
-      <w:proofErr w:type="gramStart"/>
-      <w:r>
-        <w:t>timeouts.ReadIntervalTimeout</w:t>
-      </w:r>
-      <w:proofErr w:type="gramEnd"/>
-      <w:r>
-        <w:t xml:space="preserve"> = 50; </w:t>
-      </w:r>
-    </w:p>
-    <w:p>
-      <w:proofErr w:type="gramStart"/>
-      <w:r>
-        <w:t>timeouts.ReadTotalTimeoutConstant</w:t>
-      </w:r>
-      <w:proofErr w:type="gramEnd"/>
-      <w:r>
-        <w:t xml:space="preserve"> = 50; </w:t>
-      </w:r>
-    </w:p>
-    <w:p>
-      <w:proofErr w:type="gramStart"/>
-      <w:r>
-        <w:t>timeouts.ReadTotalTimeoutMultiplier</w:t>
-      </w:r>
-      <w:proofErr w:type="gramEnd"/>
-      <w:r>
-        <w:t xml:space="preserve"> = 10; </w:t>
-      </w:r>
-    </w:p>
-    <w:p>
-      <w:proofErr w:type="gramStart"/>
-      <w:r>
-        <w:t>timeouts.WriteTotalTimeoutConstant</w:t>
-      </w:r>
-      <w:proofErr w:type="gramEnd"/>
-      <w:r>
-        <w:t xml:space="preserve"> = 50; </w:t>
-      </w:r>
-    </w:p>
-    <w:p>
-      <w:proofErr w:type="gramStart"/>
-      <w:r>
+        <w:t>std::</w:t>
+      </w:r>
+      <w:proofErr w:type="gramEnd"/>
+      <w:r>
+        <w:rPr>
+          <w:rFonts w:hint="eastAsia"/>
+        </w:rPr>
+        <w:t>unordered_map&lt;uint8_t, ADXL355</w:t>
+      </w:r>
+      <w:proofErr w:type="gramStart"/>
+      <w:r>
+        <w:rPr>
+          <w:rFonts w:hint="eastAsia"/>
+        </w:rPr>
+        <w:t>Parser::</w:t>
+      </w:r>
+      <w:proofErr w:type="gramEnd"/>
+      <w:r>
+        <w:rPr>
+          <w:rFonts w:hint="eastAsia"/>
+        </w:rPr>
+        <w:t>AccelerationData&gt;&gt;&gt; adxl355CollectedData;</w:t>
+      </w:r>
+    </w:p>
+    <w:p>
+      <w:pPr>
+        <w:rPr>
+          <w:rFonts w:hint="eastAsia"/>
+        </w:rPr>
+      </w:pPr>
+      <w:r>
+        <w:rPr>
+          <w:rFonts w:hint="eastAsia"/>
+        </w:rPr>
+        <w:t xml:space="preserve">    static </w:t>
+      </w:r>
+      <w:proofErr w:type="gramStart"/>
+      <w:r>
+        <w:rPr>
+          <w:rFonts w:hint="eastAsia"/>
+        </w:rPr>
+        <w:t>std::</w:t>
+      </w:r>
+      <w:proofErr w:type="gramEnd"/>
+      <w:r>
+        <w:rPr>
+          <w:rFonts w:hint="eastAsia"/>
+        </w:rPr>
+        <w:t>mutex adxl355CollectedDataMutex;</w:t>
+      </w:r>
+    </w:p>
+    <w:p>
+      <w:pPr>
+        <w:rPr>
+          <w:rFonts w:hint="eastAsia"/>
+        </w:rPr>
+      </w:pPr>
+    </w:p>
+    <w:p>
+      <w:pPr>
+        <w:rPr>
+          <w:rFonts w:hint="eastAsia"/>
+        </w:rPr>
+      </w:pPr>
+      <w:r>
+        <w:rPr>
+          <w:rFonts w:hint="eastAsia"/>
+        </w:rPr>
+        <w:t xml:space="preserve">    // 串口选择</w:t>
+      </w:r>
+    </w:p>
+    <w:p>
+      <w:pPr>
+        <w:rPr>
+          <w:rFonts w:hint="eastAsia"/>
+        </w:rPr>
+      </w:pPr>
+      <w:r>
+        <w:rPr>
+          <w:rFonts w:hint="eastAsia"/>
+        </w:rPr>
+        <w:t xml:space="preserve">    </w:t>
+      </w:r>
+      <w:proofErr w:type="gramStart"/>
+      <w:r>
+        <w:rPr>
+          <w:rFonts w:hint="eastAsia"/>
+        </w:rPr>
+        <w:t>ShowSerialPortSelector(</w:t>
+      </w:r>
+      <w:proofErr w:type="gramEnd"/>
+      <w:r>
+        <w:rPr>
+          <w:rFonts w:hint="eastAsia"/>
+        </w:rPr>
+        <w:t>availablePorts, selectedPortIndex);</w:t>
+      </w:r>
+    </w:p>
+    <w:p>
+      <w:pPr>
+        <w:rPr>
+          <w:rFonts w:hint="eastAsia"/>
+        </w:rPr>
+      </w:pPr>
+      <w:r>
+        <w:rPr>
+          <w:rFonts w:hint="eastAsia"/>
+        </w:rPr>
+        <w:t xml:space="preserve">    // 波特率选择</w:t>
+      </w:r>
+    </w:p>
+    <w:p>
+      <w:pPr>
+        <w:rPr>
+          <w:rFonts w:hint="eastAsia"/>
+        </w:rPr>
+      </w:pPr>
+      <w:r>
+        <w:rPr>
+          <w:rFonts w:hint="eastAsia"/>
+        </w:rPr>
+        <w:t xml:space="preserve">    </w:t>
+      </w:r>
+      <w:proofErr w:type="gramStart"/>
+      <w:r>
+        <w:rPr>
+          <w:rFonts w:hint="eastAsia"/>
+        </w:rPr>
+        <w:t>ShowBaudRateSelector(</w:t>
+      </w:r>
+      <w:proofErr w:type="gramEnd"/>
+      <w:r>
+        <w:rPr>
+          <w:rFonts w:hint="eastAsia"/>
+        </w:rPr>
+        <w:t>baudRates, IM_</w:t>
+      </w:r>
+      <w:proofErr w:type="gramStart"/>
+      <w:r>
+        <w:rPr>
+          <w:rFonts w:hint="eastAsia"/>
+        </w:rPr>
+        <w:t>ARRAYSIZE(</w:t>
+      </w:r>
+      <w:proofErr w:type="gramEnd"/>
+      <w:r>
+        <w:rPr>
+          <w:rFonts w:hint="eastAsia"/>
+        </w:rPr>
+        <w:t>baudRates), selectedBaudIndex);</w:t>
+      </w:r>
+    </w:p>
+    <w:p>
+      <w:pPr>
+        <w:rPr>
+          <w:rFonts w:hint="eastAsia"/>
+        </w:rPr>
+      </w:pPr>
+    </w:p>
+    <w:p>
+      <w:pPr>
+        <w:rPr>
+          <w:rFonts w:hint="eastAsia"/>
+        </w:rPr>
+      </w:pPr>
+      <w:r>
+        <w:rPr>
+          <w:rFonts w:hint="eastAsia"/>
+        </w:rPr>
+        <w:t xml:space="preserve">    if </w:t>
+      </w:r>
+      <w:proofErr w:type="gramStart"/>
+      <w:r>
+        <w:rPr>
+          <w:rFonts w:hint="eastAsia"/>
+        </w:rPr>
+        <w:t>(!isConnected</w:t>
+      </w:r>
+      <w:proofErr w:type="gramEnd"/>
+      <w:r>
+        <w:rPr>
+          <w:rFonts w:hint="eastAsia"/>
+        </w:rPr>
+        <w:t>) {</w:t>
+      </w:r>
+    </w:p>
+    <w:p>
+      <w:pPr>
+        <w:rPr>
+          <w:rFonts w:hint="eastAsia"/>
+        </w:rPr>
+      </w:pPr>
+      <w:r>
+        <w:rPr>
+          <w:rFonts w:hint="eastAsia"/>
+        </w:rPr>
+        <w:t xml:space="preserve">        if (ImGui::Button(u8"连接")) {</w:t>
+      </w:r>
+    </w:p>
+    <w:p>
+      <w:pPr>
+        <w:rPr>
+          <w:rFonts w:hint="eastAsia"/>
+        </w:rPr>
+      </w:pPr>
+      <w:r>
+        <w:rPr>
+          <w:rFonts w:hint="eastAsia"/>
+        </w:rPr>
+        <w:t xml:space="preserve">            try {</w:t>
+      </w:r>
+    </w:p>
+    <w:p>
+      <w:pPr>
+        <w:rPr>
+          <w:rFonts w:hint="eastAsia"/>
+        </w:rPr>
+      </w:pPr>
+      <w:r>
+        <w:rPr>
+          <w:rFonts w:hint="eastAsia"/>
+        </w:rPr>
+        <w:t xml:space="preserve">                DWORD baudRate = </w:t>
+      </w:r>
+      <w:proofErr w:type="gramStart"/>
+      <w:r>
+        <w:rPr>
+          <w:rFonts w:hint="eastAsia"/>
+        </w:rPr>
+        <w:t>std::</w:t>
+      </w:r>
+      <w:proofErr w:type="gramEnd"/>
+      <w:r>
+        <w:rPr>
+          <w:rFonts w:hint="eastAsia"/>
+        </w:rPr>
+        <w:t>stoi(baudRates[selectedBaudIndex]);</w:t>
+      </w:r>
+    </w:p>
+    <w:p>
+      <w:pPr>
+        <w:rPr>
+          <w:rFonts w:hint="eastAsia"/>
+        </w:rPr>
+      </w:pPr>
+      <w:r>
+        <w:rPr>
+          <w:rFonts w:hint="eastAsia"/>
+        </w:rPr>
+        <w:t xml:space="preserve">                serialManager.open(availablePorts[selectedPortIndex], baudRate);</w:t>
+      </w:r>
+    </w:p>
+    <w:p>
+      <w:pPr>
+        <w:rPr>
+          <w:rFonts w:hint="eastAsia"/>
+        </w:rPr>
+      </w:pPr>
+      <w:r>
+        <w:rPr>
+          <w:rFonts w:hint="eastAsia"/>
+        </w:rPr>
+        <w:t xml:space="preserve">                isConnected = true;</w:t>
+      </w:r>
+    </w:p>
+    <w:p>
+      <w:pPr>
+        <w:rPr>
+          <w:rFonts w:hint="eastAsia"/>
+        </w:rPr>
+      </w:pPr>
+      <w:r>
+        <w:rPr>
+          <w:rFonts w:hint="eastAsia"/>
+        </w:rPr>
+        <w:t xml:space="preserve">                collectingADXL355 = true;</w:t>
+      </w:r>
+    </w:p>
+    <w:p>
+      <w:pPr>
+        <w:rPr>
+          <w:rFonts w:hint="eastAsia"/>
+        </w:rPr>
+      </w:pPr>
+    </w:p>
+    <w:p>
+      <w:pPr>
+        <w:rPr>
+          <w:rFonts w:hint="eastAsia"/>
+        </w:rPr>
+      </w:pPr>
+      <w:r>
+        <w:rPr>
+          <w:rFonts w:hint="eastAsia"/>
+        </w:rPr>
+        <w:t xml:space="preserve">                for (uint8_t </w:t>
+      </w:r>
+      <w:proofErr w:type="gramStart"/>
+      <w:r>
+        <w:rPr>
+          <w:rFonts w:hint="eastAsia"/>
+        </w:rPr>
+        <w:t>addr :</w:t>
+      </w:r>
+      <w:proofErr w:type="gramEnd"/>
+      <w:r>
+        <w:rPr>
+          <w:rFonts w:hint="eastAsia"/>
+        </w:rPr>
+        <w:t xml:space="preserve"> adxl355DeviceAddresses) {</w:t>
+      </w:r>
+    </w:p>
+    <w:p>
+      <w:pPr>
+        <w:rPr>
+          <w:rFonts w:hint="eastAsia"/>
+        </w:rPr>
+      </w:pPr>
+      <w:r>
+        <w:rPr>
+          <w:rFonts w:hint="eastAsia"/>
+        </w:rPr>
+        <w:t xml:space="preserve">                    adxl355Parsers[addr] = ADXL355Parser(addr);</w:t>
+      </w:r>
+    </w:p>
+    <w:p>
+      <w:pPr>
+        <w:rPr>
+          <w:rFonts w:hint="eastAsia"/>
+        </w:rPr>
+      </w:pPr>
+      <w:r>
+        <w:rPr>
+          <w:rFonts w:hint="eastAsia"/>
+        </w:rPr>
+        <w:t xml:space="preserve">                    adxl355DataMap[addr] = ADXL355</w:t>
+      </w:r>
+      <w:proofErr w:type="gramStart"/>
+      <w:r>
+        <w:rPr>
+          <w:rFonts w:hint="eastAsia"/>
+        </w:rPr>
+        <w:t>Data(</w:t>
+      </w:r>
+      <w:proofErr w:type="gramEnd"/>
+      <w:r>
+        <w:rPr>
+          <w:rFonts w:hint="eastAsia"/>
+        </w:rPr>
+        <w:t>);</w:t>
+      </w:r>
+    </w:p>
+    <w:p>
+      <w:pPr>
+        <w:rPr>
+          <w:rFonts w:hint="eastAsia"/>
+        </w:rPr>
+      </w:pPr>
+      <w:r>
+        <w:rPr>
+          <w:rFonts w:hint="eastAsia"/>
+        </w:rPr>
+        <w:t xml:space="preserve">                }</w:t>
+      </w:r>
+    </w:p>
+    <w:p>
+      <w:pPr>
+        <w:rPr>
+          <w:rFonts w:hint="eastAsia"/>
+        </w:rPr>
+      </w:pPr>
+    </w:p>
+    <w:p>
+      <w:pPr>
+        <w:rPr>
+          <w:rFonts w:hint="eastAsia"/>
+        </w:rPr>
+      </w:pPr>
+      <w:r>
+        <w:rPr>
+          <w:rFonts w:hint="eastAsia"/>
+        </w:rPr>
+        <w:t xml:space="preserve">                adxl355PollingThread = </w:t>
+      </w:r>
+      <w:proofErr w:type="gramStart"/>
+      <w:r>
+        <w:rPr>
+          <w:rFonts w:hint="eastAsia"/>
+        </w:rPr>
+        <w:t>std::thread([](</w:t>
+      </w:r>
+      <w:proofErr w:type="gramEnd"/>
+      <w:r>
+        <w:rPr>
+          <w:rFonts w:hint="eastAsia"/>
+        </w:rPr>
+        <w:t>) {</w:t>
+      </w:r>
+    </w:p>
+    <w:p>
+      <w:pPr>
+        <w:rPr>
+          <w:rFonts w:hint="eastAsia"/>
+        </w:rPr>
+      </w:pPr>
+      <w:r>
+        <w:rPr>
+          <w:rFonts w:hint="eastAsia"/>
+        </w:rPr>
+        <w:t xml:space="preserve">                    while (collectingADXL355) {</w:t>
+      </w:r>
+    </w:p>
+    <w:p>
+      <w:pPr>
+        <w:rPr>
+          <w:rFonts w:hint="eastAsia"/>
+        </w:rPr>
+      </w:pPr>
+      <w:r>
+        <w:rPr>
+          <w:rFonts w:hint="eastAsia"/>
+        </w:rPr>
+        <w:t xml:space="preserve">                        for (uint8_t </w:t>
+      </w:r>
+      <w:proofErr w:type="gramStart"/>
+      <w:r>
+        <w:rPr>
+          <w:rFonts w:hint="eastAsia"/>
+        </w:rPr>
+        <w:t>addr :</w:t>
+      </w:r>
+      <w:proofErr w:type="gramEnd"/>
+      <w:r>
+        <w:rPr>
+          <w:rFonts w:hint="eastAsia"/>
+        </w:rPr>
+        <w:t xml:space="preserve"> adxl355DeviceAddresses) {</w:t>
+      </w:r>
+    </w:p>
+    <w:p>
+      <w:pPr>
+        <w:rPr>
+          <w:rFonts w:hint="eastAsia"/>
+        </w:rPr>
+      </w:pPr>
+      <w:r>
+        <w:rPr>
+          <w:rFonts w:hint="eastAsia"/>
+        </w:rPr>
+        <w:t xml:space="preserve">                            try {</w:t>
+      </w:r>
+    </w:p>
+    <w:p>
+      <w:pPr>
+        <w:rPr>
+          <w:rFonts w:hint="eastAsia"/>
+        </w:rPr>
+      </w:pPr>
+      <w:r>
+        <w:rPr>
+          <w:rFonts w:hint="eastAsia"/>
+        </w:rPr>
+        <w:t xml:space="preserve">                                </w:t>
+      </w:r>
+      <w:proofErr w:type="gramStart"/>
+      <w:r>
+        <w:rPr>
+          <w:rFonts w:hint="eastAsia"/>
+        </w:rPr>
+        <w:t>std::</w:t>
+      </w:r>
+      <w:proofErr w:type="gramEnd"/>
+      <w:r>
+        <w:rPr>
+          <w:rFonts w:hint="eastAsia"/>
+        </w:rPr>
+        <w:t>vector&lt;uint8_t&gt; cmd;</w:t>
+      </w:r>
+    </w:p>
+    <w:p>
+      <w:pPr>
+        <w:rPr>
+          <w:rFonts w:hint="eastAsia"/>
+        </w:rPr>
+      </w:pPr>
+      <w:r>
+        <w:rPr>
+          <w:rFonts w:hint="eastAsia"/>
+        </w:rPr>
         <w:lastRenderedPageBreak/>
-        <w:t>timeouts.WriteTotalTimeoutMultiplier</w:t>
-      </w:r>
-      <w:proofErr w:type="gramEnd"/>
-      <w:r>
-        <w:t xml:space="preserve"> = 10; </w:t>
-      </w:r>
-    </w:p>
-    <w:p>
-      <w:r>
-        <w:t xml:space="preserve">if </w:t>
-      </w:r>
-      <w:proofErr w:type="gramStart"/>
-      <w:r>
-        <w:t>(!SetCommTimeouts</w:t>
-      </w:r>
-      <w:proofErr w:type="gramEnd"/>
-      <w:r>
-        <w:t xml:space="preserve">(hSerial, &amp;timeouts)) { </w:t>
-      </w:r>
-    </w:p>
-    <w:p>
-      <w:proofErr w:type="gramStart"/>
-      <w:r>
-        <w:t>close(</w:t>
-      </w:r>
-      <w:proofErr w:type="gramEnd"/>
-      <w:r>
-        <w:t xml:space="preserve">); </w:t>
-      </w:r>
-    </w:p>
-    <w:p>
-      <w:r>
-        <w:t xml:space="preserve">throw std::runtime_error("无法设置串口超时"); </w:t>
-      </w:r>
-    </w:p>
-    <w:p>
-      <w:r>
-        <w:t xml:space="preserve">} </w:t>
-      </w:r>
-    </w:p>
-    <w:p>
-      <w:r>
-        <w:t xml:space="preserve">// 清空缓冲区 </w:t>
-      </w:r>
-    </w:p>
-    <w:p>
-      <w:proofErr w:type="gramStart"/>
-      <w:r>
-        <w:t>PurgeComm(</w:t>
-      </w:r>
-      <w:proofErr w:type="gramEnd"/>
-      <w:r>
-        <w:t xml:space="preserve">hSerial, PURGE_RXCLEAR | PURGE_TXCLEAR); </w:t>
-      </w:r>
-    </w:p>
-    <w:p>
-      <w:r>
-        <w:t xml:space="preserve">} </w:t>
-      </w:r>
-    </w:p>
-    <w:p>
-      <w:r>
-        <w:t xml:space="preserve">// 关闭串口 </w:t>
-      </w:r>
-    </w:p>
-    <w:p>
-      <w:r>
-        <w:t xml:space="preserve">void </w:t>
-      </w:r>
-      <w:proofErr w:type="gramStart"/>
-      <w:r>
-        <w:t>close(</w:t>
-      </w:r>
-      <w:proofErr w:type="gramEnd"/>
-      <w:r>
-        <w:t xml:space="preserve">) { </w:t>
-      </w:r>
-    </w:p>
-    <w:p>
-      <w:r>
-        <w:t>if (</w:t>
-      </w:r>
-      <w:proofErr w:type="gramStart"/>
-      <w:r>
-        <w:t>hSerial !</w:t>
-      </w:r>
-      <w:proofErr w:type="gramEnd"/>
-      <w:r>
-        <w:t xml:space="preserve">= INVALID_HANDLE_VALUE) { </w:t>
-      </w:r>
-    </w:p>
-    <w:p>
-      <w:r>
-        <w:t xml:space="preserve">CloseHandle(hSerial); </w:t>
-      </w:r>
-    </w:p>
-    <w:p>
-      <w:r>
-        <w:t xml:space="preserve">hSerial = INVALID_HANDLE_VALUE; </w:t>
-      </w:r>
-    </w:p>
-    <w:p>
-      <w:r>
-        <w:t xml:space="preserve">} </w:t>
-      </w:r>
-    </w:p>
-    <w:p>
-      <w:r>
-        <w:t xml:space="preserve">} </w:t>
-      </w:r>
-    </w:p>
-    <w:p>
-      <w:r>
-        <w:t xml:space="preserve">// 检查串口是否打开 </w:t>
-      </w:r>
-    </w:p>
-    <w:p>
-      <w:r>
-        <w:t xml:space="preserve">bool </w:t>
-      </w:r>
-      <w:proofErr w:type="gramStart"/>
-      <w:r>
-        <w:t>isOpen(</w:t>
-      </w:r>
-      <w:proofErr w:type="gramEnd"/>
-      <w:r>
-        <w:t xml:space="preserve">) const { </w:t>
-      </w:r>
-    </w:p>
-    <w:p>
-      <w:r>
-        <w:t xml:space="preserve">return </w:t>
-      </w:r>
-      <w:proofErr w:type="gramStart"/>
-      <w:r>
-        <w:t>hSerial !</w:t>
-      </w:r>
-      <w:proofErr w:type="gramEnd"/>
-      <w:r>
-        <w:t xml:space="preserve">= INVALID_HANDLE_VALUE; </w:t>
-      </w:r>
-    </w:p>
-    <w:p>
-      <w:r>
-        <w:t xml:space="preserve">} </w:t>
-      </w:r>
-    </w:p>
-    <w:p>
-      <w:r>
-        <w:t xml:space="preserve">// 发送数据 </w:t>
-      </w:r>
-    </w:p>
-    <w:p>
-      <w:r>
-        <w:t xml:space="preserve">void </w:t>
-      </w:r>
-      <w:proofErr w:type="gramStart"/>
-      <w:r>
-        <w:t>send(</w:t>
-      </w:r>
-      <w:proofErr w:type="gramEnd"/>
-      <w:r>
-        <w:t xml:space="preserve">const </w:t>
-      </w:r>
-      <w:proofErr w:type="gramStart"/>
-      <w:r>
+        <w:t xml:space="preserve">                                </w:t>
+      </w:r>
+      <w:proofErr w:type="gramStart"/>
+      <w:r>
+        <w:rPr>
+          <w:rFonts w:hint="eastAsia"/>
+        </w:rPr>
         <w:t>std::</w:t>
       </w:r>
       <w:proofErr w:type="gramEnd"/>
       <w:r>
-        <w:t xml:space="preserve">vector&lt;uint8_t&gt;&amp; data) { </w:t>
-      </w:r>
-    </w:p>
-    <w:p>
-      <w:r>
-        <w:t xml:space="preserve">if </w:t>
-      </w:r>
-      <w:proofErr w:type="gramStart"/>
-      <w:r>
-        <w:t>(!isOpen</w:t>
-      </w:r>
-      <w:proofErr w:type="gramEnd"/>
-      <w:r>
-        <w:t xml:space="preserve">()) { </w:t>
-      </w:r>
-    </w:p>
-    <w:p>
-      <w:r>
-        <w:t xml:space="preserve">throw std::runtime_error("串口未打开"); </w:t>
-      </w:r>
-    </w:p>
-    <w:p>
-      <w:r>
-        <w:t xml:space="preserve">} </w:t>
-      </w:r>
-    </w:p>
-    <w:p>
-      <w:r>
-        <w:t xml:space="preserve">DWORD bytesWritten; </w:t>
-      </w:r>
-    </w:p>
-    <w:p>
-      <w:r>
-        <w:t xml:space="preserve">if </w:t>
-      </w:r>
-      <w:proofErr w:type="gramStart"/>
-      <w:r>
-        <w:t>(!WriteFile</w:t>
-      </w:r>
-      <w:proofErr w:type="gramEnd"/>
-      <w:r>
-        <w:t>(hSerial, data.</w:t>
-      </w:r>
-      <w:proofErr w:type="gramStart"/>
-      <w:r>
-        <w:t>data(</w:t>
-      </w:r>
-      <w:proofErr w:type="gramEnd"/>
-      <w:r>
-        <w:t>), static_cast&lt;DWORD&gt;(</w:t>
-      </w:r>
-      <w:proofErr w:type="gramStart"/>
-      <w:r>
-        <w:t>data.size</w:t>
-      </w:r>
-      <w:proofErr w:type="gramEnd"/>
-      <w:r>
-        <w:t xml:space="preserve">()), &amp;bytesWritten, NULL)) { </w:t>
-      </w:r>
-    </w:p>
-    <w:p>
-      <w:r>
+        <w:rPr>
+          <w:rFonts w:hint="eastAsia"/>
+        </w:rPr>
+        <w:t>vector&lt;uint8_t&gt; response;</w:t>
+      </w:r>
+    </w:p>
+    <w:p>
+      <w:pPr>
+        <w:rPr>
+          <w:rFonts w:hint="eastAsia"/>
+        </w:rPr>
+      </w:pPr>
+      <w:r>
+        <w:rPr>
+          <w:rFonts w:hint="eastAsia"/>
+        </w:rPr>
+        <w:t xml:space="preserve">                                ADXL355</w:t>
+      </w:r>
+      <w:proofErr w:type="gramStart"/>
+      <w:r>
+        <w:rPr>
+          <w:rFonts w:hint="eastAsia"/>
+        </w:rPr>
+        <w:t>Parser::</w:t>
+      </w:r>
+      <w:proofErr w:type="gramEnd"/>
+      <w:r>
+        <w:rPr>
+          <w:rFonts w:hint="eastAsia"/>
+        </w:rPr>
+        <w:t>AccelerationData data;</w:t>
+      </w:r>
+    </w:p>
+    <w:p>
+      <w:pPr>
+        <w:rPr>
+          <w:rFonts w:hint="eastAsia"/>
+        </w:rPr>
+      </w:pPr>
+    </w:p>
+    <w:p>
+      <w:pPr>
+        <w:rPr>
+          <w:rFonts w:hint="eastAsia"/>
+        </w:rPr>
+      </w:pPr>
+      <w:r>
+        <w:rPr>
+          <w:rFonts w:hint="eastAsia"/>
+        </w:rPr>
+        <w:t xml:space="preserve">                                {</w:t>
+      </w:r>
+    </w:p>
+    <w:p>
+      <w:pPr>
+        <w:rPr>
+          <w:rFonts w:hint="eastAsia"/>
+        </w:rPr>
+      </w:pPr>
+      <w:r>
+        <w:rPr>
+          <w:rFonts w:hint="eastAsia"/>
+        </w:rPr>
+        <w:t xml:space="preserve">                                    </w:t>
+      </w:r>
+      <w:proofErr w:type="gramStart"/>
+      <w:r>
+        <w:rPr>
+          <w:rFonts w:hint="eastAsia"/>
+        </w:rPr>
+        <w:t>std::</w:t>
+      </w:r>
+      <w:proofErr w:type="gramEnd"/>
+      <w:r>
+        <w:rPr>
+          <w:rFonts w:hint="eastAsia"/>
+        </w:rPr>
+        <w:t>lock_guard&lt;</w:t>
+      </w:r>
+      <w:proofErr w:type="gramStart"/>
+      <w:r>
+        <w:rPr>
+          <w:rFonts w:hint="eastAsia"/>
+        </w:rPr>
+        <w:t>std::</w:t>
+      </w:r>
+      <w:proofErr w:type="gramEnd"/>
+      <w:r>
+        <w:rPr>
+          <w:rFonts w:hint="eastAsia"/>
+        </w:rPr>
+        <w:t xml:space="preserve">mutex&gt; </w:t>
+      </w:r>
+      <w:proofErr w:type="gramStart"/>
+      <w:r>
+        <w:rPr>
+          <w:rFonts w:hint="eastAsia"/>
+        </w:rPr>
+        <w:t>lock(</w:t>
+      </w:r>
+      <w:proofErr w:type="gramEnd"/>
+      <w:r>
+        <w:rPr>
+          <w:rFonts w:hint="eastAsia"/>
+        </w:rPr>
+        <w:t>RS485SendRecvMutex);</w:t>
+      </w:r>
+    </w:p>
+    <w:p>
+      <w:pPr>
+        <w:rPr>
+          <w:rFonts w:hint="eastAsia"/>
+        </w:rPr>
+      </w:pPr>
+      <w:r>
+        <w:rPr>
+          <w:rFonts w:hint="eastAsia"/>
+        </w:rPr>
+        <w:t xml:space="preserve">                                    cmd = adxl355Parsers[addr</w:t>
+      </w:r>
+      <w:proofErr w:type="gramStart"/>
+      <w:r>
+        <w:rPr>
+          <w:rFonts w:hint="eastAsia"/>
+        </w:rPr>
+        <w:t>].generateReadAccelerationCommand</w:t>
+      </w:r>
+      <w:proofErr w:type="gramEnd"/>
+      <w:r>
+        <w:rPr>
+          <w:rFonts w:hint="eastAsia"/>
+        </w:rPr>
+        <w:t>();</w:t>
+      </w:r>
+    </w:p>
+    <w:p>
+      <w:pPr>
+        <w:rPr>
+          <w:rFonts w:hint="eastAsia"/>
+        </w:rPr>
+      </w:pPr>
+      <w:r>
+        <w:rPr>
+          <w:rFonts w:hint="eastAsia"/>
+        </w:rPr>
+        <w:t xml:space="preserve">                                    serialManager.send(cmd);</w:t>
+      </w:r>
+    </w:p>
+    <w:p>
+      <w:pPr>
+        <w:rPr>
+          <w:rFonts w:hint="eastAsia"/>
+        </w:rPr>
+      </w:pPr>
+      <w:r>
+        <w:rPr>
+          <w:rFonts w:hint="eastAsia"/>
+        </w:rPr>
+        <w:t xml:space="preserve">                                    response = serialManager.receiveADXL355</w:t>
+      </w:r>
+      <w:proofErr w:type="gramStart"/>
+      <w:r>
+        <w:rPr>
+          <w:rFonts w:hint="eastAsia"/>
+        </w:rPr>
+        <w:t>Response(</w:t>
+      </w:r>
+      <w:proofErr w:type="gramEnd"/>
+      <w:r>
+        <w:rPr>
+          <w:rFonts w:hint="eastAsia"/>
+        </w:rPr>
+        <w:t>);</w:t>
+      </w:r>
+    </w:p>
+    <w:p>
+      <w:pPr>
+        <w:rPr>
+          <w:rFonts w:hint="eastAsia"/>
+        </w:rPr>
+      </w:pPr>
+      <w:r>
+        <w:rPr>
+          <w:rFonts w:hint="eastAsia"/>
+        </w:rPr>
+        <w:t xml:space="preserve">                                    data = adxl355Parsers[addr</w:t>
+      </w:r>
+      <w:proofErr w:type="gramStart"/>
+      <w:r>
+        <w:rPr>
+          <w:rFonts w:hint="eastAsia"/>
+        </w:rPr>
+        <w:t>].parseAccelerationResponse</w:t>
+      </w:r>
+      <w:proofErr w:type="gramEnd"/>
+      <w:r>
+        <w:rPr>
+          <w:rFonts w:hint="eastAsia"/>
+        </w:rPr>
+        <w:t>(response);</w:t>
+      </w:r>
+    </w:p>
+    <w:p>
+      <w:pPr>
+        <w:rPr>
+          <w:rFonts w:hint="eastAsia"/>
+        </w:rPr>
+      </w:pPr>
+      <w:r>
+        <w:rPr>
+          <w:rFonts w:hint="eastAsia"/>
+        </w:rPr>
+        <w:t xml:space="preserve">                                }</w:t>
+      </w:r>
+    </w:p>
+    <w:p>
+      <w:pPr>
+        <w:rPr>
+          <w:rFonts w:hint="eastAsia"/>
+        </w:rPr>
+      </w:pPr>
+    </w:p>
+    <w:p>
+      <w:pPr>
+        <w:rPr>
+          <w:rFonts w:hint="eastAsia"/>
+        </w:rPr>
+      </w:pPr>
+      <w:r>
+        <w:rPr>
+          <w:rFonts w:hint="eastAsia"/>
+        </w:rPr>
+        <w:t xml:space="preserve">                                {</w:t>
+      </w:r>
+    </w:p>
+    <w:p>
+      <w:pPr>
+        <w:rPr>
+          <w:rFonts w:hint="eastAsia"/>
+        </w:rPr>
+      </w:pPr>
+      <w:r>
+        <w:rPr>
+          <w:rFonts w:hint="eastAsia"/>
+        </w:rPr>
+        <w:t xml:space="preserve">                                    </w:t>
+      </w:r>
+      <w:proofErr w:type="gramStart"/>
+      <w:r>
+        <w:rPr>
+          <w:rFonts w:hint="eastAsia"/>
+        </w:rPr>
+        <w:t>std::</w:t>
+      </w:r>
+      <w:proofErr w:type="gramEnd"/>
+      <w:r>
+        <w:rPr>
+          <w:rFonts w:hint="eastAsia"/>
+        </w:rPr>
+        <w:t>lock_guard&lt;</w:t>
+      </w:r>
+      <w:proofErr w:type="gramStart"/>
+      <w:r>
+        <w:rPr>
+          <w:rFonts w:hint="eastAsia"/>
+        </w:rPr>
+        <w:t>std::</w:t>
+      </w:r>
+      <w:proofErr w:type="gramEnd"/>
+      <w:r>
+        <w:rPr>
+          <w:rFonts w:hint="eastAsia"/>
+        </w:rPr>
+        <w:t>mutex&gt; lock2(ADXL355Mutex);</w:t>
+      </w:r>
+    </w:p>
+    <w:p>
+      <w:pPr>
+        <w:rPr>
+          <w:rFonts w:hint="eastAsia"/>
+        </w:rPr>
+      </w:pPr>
+      <w:r>
+        <w:rPr>
+          <w:rFonts w:hint="eastAsia"/>
+        </w:rPr>
+        <w:t xml:space="preserve">                                    auto&amp; dq = adxl355DataMap[addr</w:t>
+      </w:r>
+      <w:proofErr w:type="gramStart"/>
+      <w:r>
+        <w:rPr>
+          <w:rFonts w:hint="eastAsia"/>
+        </w:rPr>
+        <w:t>].dataQue</w:t>
+      </w:r>
+      <w:proofErr w:type="gramEnd"/>
+      <w:r>
+        <w:rPr>
+          <w:rFonts w:hint="eastAsia"/>
+        </w:rPr>
+        <w:t>;</w:t>
+      </w:r>
+    </w:p>
+    <w:p>
+      <w:pPr>
+        <w:rPr>
+          <w:rFonts w:hint="eastAsia"/>
+        </w:rPr>
+      </w:pPr>
+      <w:r>
+        <w:rPr>
+          <w:rFonts w:hint="eastAsia"/>
+        </w:rPr>
+        <w:t xml:space="preserve">                                    </w:t>
+      </w:r>
+      <w:proofErr w:type="gramStart"/>
+      <w:r>
+        <w:rPr>
+          <w:rFonts w:hint="eastAsia"/>
+        </w:rPr>
+        <w:t>dq.push</w:t>
+      </w:r>
+      <w:proofErr w:type="gramEnd"/>
+      <w:r>
+        <w:rPr>
+          <w:rFonts w:hint="eastAsia"/>
+        </w:rPr>
+        <w:t>_back(data);</w:t>
+      </w:r>
+    </w:p>
+    <w:p>
+      <w:pPr>
+        <w:rPr>
+          <w:rFonts w:hint="eastAsia"/>
+        </w:rPr>
+      </w:pPr>
+      <w:r>
+        <w:rPr>
+          <w:rFonts w:hint="eastAsia"/>
+        </w:rPr>
+        <w:t xml:space="preserve">                                    if (</w:t>
+      </w:r>
+      <w:proofErr w:type="gramStart"/>
+      <w:r>
+        <w:rPr>
+          <w:rFonts w:hint="eastAsia"/>
+        </w:rPr>
+        <w:t>dq.size</w:t>
+      </w:r>
+      <w:proofErr w:type="gramEnd"/>
+      <w:r>
+        <w:rPr>
+          <w:rFonts w:hint="eastAsia"/>
+        </w:rPr>
+        <w:t>() &gt; MAX_POINTS)</w:t>
+      </w:r>
+    </w:p>
+    <w:p>
+      <w:pPr>
+        <w:rPr>
+          <w:rFonts w:hint="eastAsia"/>
+        </w:rPr>
+      </w:pPr>
+      <w:r>
+        <w:rPr>
+          <w:rFonts w:hint="eastAsia"/>
+        </w:rPr>
+        <w:t xml:space="preserve">                                        dq.pop_</w:t>
+      </w:r>
+      <w:proofErr w:type="gramStart"/>
+      <w:r>
+        <w:rPr>
+          <w:rFonts w:hint="eastAsia"/>
+        </w:rPr>
+        <w:t>front(</w:t>
+      </w:r>
+      <w:proofErr w:type="gramEnd"/>
+      <w:r>
+        <w:rPr>
+          <w:rFonts w:hint="eastAsia"/>
+        </w:rPr>
+        <w:t>);</w:t>
+      </w:r>
+    </w:p>
+    <w:p>
+      <w:pPr>
+        <w:rPr>
+          <w:rFonts w:hint="eastAsia"/>
+        </w:rPr>
+      </w:pPr>
+      <w:r>
+        <w:rPr>
+          <w:rFonts w:hint="eastAsia"/>
+        </w:rPr>
+        <w:t xml:space="preserve">                                }</w:t>
+      </w:r>
+    </w:p>
+    <w:p>
+      <w:pPr>
+        <w:rPr>
+          <w:rFonts w:hint="eastAsia"/>
+        </w:rPr>
+      </w:pPr>
+    </w:p>
+    <w:p>
+      <w:pPr>
+        <w:rPr>
+          <w:rFonts w:hint="eastAsia"/>
+        </w:rPr>
+      </w:pPr>
+      <w:r>
+        <w:rPr>
+          <w:rFonts w:hint="eastAsia"/>
+        </w:rPr>
+        <w:t xml:space="preserve">                                </w:t>
+      </w:r>
+      <w:proofErr w:type="gramStart"/>
+      <w:r>
+        <w:rPr>
+          <w:rFonts w:hint="eastAsia"/>
+        </w:rPr>
+        <w:t>std::</w:t>
+      </w:r>
+      <w:proofErr w:type="gramEnd"/>
+      <w:r>
+        <w:rPr>
+          <w:rFonts w:hint="eastAsia"/>
+        </w:rPr>
+        <w:t>this_</w:t>
+      </w:r>
+      <w:proofErr w:type="gramStart"/>
+      <w:r>
+        <w:rPr>
+          <w:rFonts w:hint="eastAsia"/>
+        </w:rPr>
+        <w:t>thread::</w:t>
+      </w:r>
+      <w:proofErr w:type="gramEnd"/>
+      <w:r>
+        <w:rPr>
+          <w:rFonts w:hint="eastAsia"/>
+        </w:rPr>
+        <w:t>sleep_</w:t>
+      </w:r>
+      <w:proofErr w:type="gramStart"/>
+      <w:r>
+        <w:rPr>
+          <w:rFonts w:hint="eastAsia"/>
+        </w:rPr>
+        <w:t>for(std::chrono::milliseconds(</w:t>
+      </w:r>
+      <w:proofErr w:type="gramEnd"/>
+      <w:r>
+        <w:rPr>
+          <w:rFonts w:hint="eastAsia"/>
+        </w:rPr>
+        <w:t>20));</w:t>
+      </w:r>
+    </w:p>
+    <w:p>
+      <w:pPr>
+        <w:rPr>
+          <w:rFonts w:hint="eastAsia"/>
+        </w:rPr>
+      </w:pPr>
+      <w:r>
+        <w:rPr>
+          <w:rFonts w:hint="eastAsia"/>
+        </w:rPr>
+        <w:t xml:space="preserve">                            }</w:t>
+      </w:r>
+    </w:p>
+    <w:p>
+      <w:pPr>
+        <w:rPr>
+          <w:rFonts w:hint="eastAsia"/>
+        </w:rPr>
+      </w:pPr>
+      <w:r>
+        <w:rPr>
+          <w:rFonts w:hint="eastAsia"/>
+        </w:rPr>
+        <w:t xml:space="preserve">                            catch (const </w:t>
+      </w:r>
+      <w:proofErr w:type="gramStart"/>
+      <w:r>
+        <w:rPr>
+          <w:rFonts w:hint="eastAsia"/>
+        </w:rPr>
+        <w:t>std::</w:t>
+      </w:r>
+      <w:proofErr w:type="gramEnd"/>
+      <w:r>
+        <w:rPr>
+          <w:rFonts w:hint="eastAsia"/>
+        </w:rPr>
+        <w:t>exception&amp; e) {</w:t>
+      </w:r>
+    </w:p>
+    <w:p>
+      <w:pPr>
+        <w:rPr>
+          <w:rFonts w:hint="eastAsia"/>
+        </w:rPr>
+      </w:pPr>
+      <w:r>
+        <w:rPr>
+          <w:rFonts w:hint="eastAsia"/>
+        </w:rPr>
         <w:lastRenderedPageBreak/>
-        <w:t xml:space="preserve">throw std::runtime_error("发送数据失败"); </w:t>
-      </w:r>
-    </w:p>
-    <w:p>
-      <w:r>
-        <w:t xml:space="preserve">} </w:t>
-      </w:r>
-    </w:p>
-    <w:p>
-      <w:r>
-        <w:t>if (</w:t>
-      </w:r>
-      <w:proofErr w:type="gramStart"/>
-      <w:r>
-        <w:t>bytesWritten !</w:t>
-      </w:r>
-      <w:proofErr w:type="gramEnd"/>
-      <w:r>
+        <w:t xml:space="preserve">                                std::cerr &lt;&lt; u8"[设备 0x" &lt;&lt; std::hex &lt;&lt; (int)addr &lt;&lt; "] 采集异常: " &lt;&lt; </w:t>
+      </w:r>
+      <w:proofErr w:type="gramStart"/>
+      <w:r>
+        <w:rPr>
+          <w:rFonts w:hint="eastAsia"/>
+        </w:rPr>
+        <w:t>e.what</w:t>
+      </w:r>
+      <w:proofErr w:type="gramEnd"/>
+      <w:r>
+        <w:rPr>
+          <w:rFonts w:hint="eastAsia"/>
+        </w:rPr>
+        <w:t xml:space="preserve">() &lt;&lt; </w:t>
+      </w:r>
+      <w:proofErr w:type="gramStart"/>
+      <w:r>
+        <w:rPr>
+          <w:rFonts w:hint="eastAsia"/>
+        </w:rPr>
+        <w:t>std::</w:t>
+      </w:r>
+      <w:proofErr w:type="gramEnd"/>
+      <w:r>
+        <w:rPr>
+          <w:rFonts w:hint="eastAsia"/>
+        </w:rPr>
+        <w:t>endl;</w:t>
+      </w:r>
+    </w:p>
+    <w:p>
+      <w:pPr>
+        <w:rPr>
+          <w:rFonts w:hint="eastAsia"/>
+        </w:rPr>
+      </w:pPr>
+      <w:r>
+        <w:rPr>
+          <w:rFonts w:hint="eastAsia"/>
+        </w:rPr>
+        <w:t xml:space="preserve">                            }</w:t>
+      </w:r>
+    </w:p>
+    <w:p>
+      <w:pPr>
+        <w:rPr>
+          <w:rFonts w:hint="eastAsia"/>
+        </w:rPr>
+      </w:pPr>
+      <w:r>
+        <w:rPr>
+          <w:rFonts w:hint="eastAsia"/>
+        </w:rPr>
+        <w:t xml:space="preserve">                        }</w:t>
+      </w:r>
+    </w:p>
+    <w:p>
+      <w:pPr>
+        <w:rPr>
+          <w:rFonts w:hint="eastAsia"/>
+        </w:rPr>
+      </w:pPr>
+      <w:r>
+        <w:rPr>
+          <w:rFonts w:hint="eastAsia"/>
+        </w:rPr>
+        <w:t xml:space="preserve">                        </w:t>
+      </w:r>
+      <w:proofErr w:type="gramStart"/>
+      <w:r>
+        <w:rPr>
+          <w:rFonts w:hint="eastAsia"/>
+        </w:rPr>
+        <w:t>std::</w:t>
+      </w:r>
+      <w:proofErr w:type="gramEnd"/>
+      <w:r>
+        <w:rPr>
+          <w:rFonts w:hint="eastAsia"/>
+        </w:rPr>
+        <w:t>this_</w:t>
+      </w:r>
+      <w:proofErr w:type="gramStart"/>
+      <w:r>
+        <w:rPr>
+          <w:rFonts w:hint="eastAsia"/>
+        </w:rPr>
+        <w:t>thread::</w:t>
+      </w:r>
+      <w:proofErr w:type="gramEnd"/>
+      <w:r>
+        <w:rPr>
+          <w:rFonts w:hint="eastAsia"/>
+        </w:rPr>
+        <w:t>sleep_</w:t>
+      </w:r>
+      <w:proofErr w:type="gramStart"/>
+      <w:r>
+        <w:rPr>
+          <w:rFonts w:hint="eastAsia"/>
+        </w:rPr>
+        <w:t>for(std::chrono::milliseconds(</w:t>
+      </w:r>
+      <w:proofErr w:type="gramEnd"/>
+      <w:r>
+        <w:rPr>
+          <w:rFonts w:hint="eastAsia"/>
+        </w:rPr>
+        <w:t>10));</w:t>
+      </w:r>
+    </w:p>
+    <w:p>
+      <w:pPr>
+        <w:rPr>
+          <w:rFonts w:hint="eastAsia"/>
+        </w:rPr>
+      </w:pPr>
+      <w:r>
+        <w:rPr>
+          <w:rFonts w:hint="eastAsia"/>
+        </w:rPr>
+        <w:t xml:space="preserve">                    }</w:t>
+      </w:r>
+    </w:p>
+    <w:p>
+      <w:pPr>
+        <w:rPr>
+          <w:rFonts w:hint="eastAsia"/>
+        </w:rPr>
+      </w:pPr>
+      <w:r>
+        <w:rPr>
+          <w:rFonts w:hint="eastAsia"/>
+        </w:rPr>
+        <w:t xml:space="preserve">                    });</w:t>
+      </w:r>
+    </w:p>
+    <w:p>
+      <w:pPr>
+        <w:rPr>
+          <w:rFonts w:hint="eastAsia"/>
+        </w:rPr>
+      </w:pPr>
+      <w:r>
+        <w:rPr>
+          <w:rFonts w:hint="eastAsia"/>
+        </w:rPr>
+        <w:t xml:space="preserve">            }</w:t>
+      </w:r>
+    </w:p>
+    <w:p>
+      <w:pPr>
+        <w:rPr>
+          <w:rFonts w:hint="eastAsia"/>
+        </w:rPr>
+      </w:pPr>
+      <w:r>
+        <w:rPr>
+          <w:rFonts w:hint="eastAsia"/>
+        </w:rPr>
+        <w:t xml:space="preserve">            catch (const </w:t>
+      </w:r>
+      <w:proofErr w:type="gramStart"/>
+      <w:r>
+        <w:rPr>
+          <w:rFonts w:hint="eastAsia"/>
+        </w:rPr>
+        <w:t>std::</w:t>
+      </w:r>
+      <w:proofErr w:type="gramEnd"/>
+      <w:r>
+        <w:rPr>
+          <w:rFonts w:hint="eastAsia"/>
+        </w:rPr>
+        <w:t>exception&amp; e) {</w:t>
+      </w:r>
+    </w:p>
+    <w:p>
+      <w:pPr>
+        <w:rPr>
+          <w:rFonts w:hint="eastAsia"/>
+        </w:rPr>
+      </w:pPr>
+      <w:r>
+        <w:rPr>
+          <w:rFonts w:hint="eastAsia"/>
+        </w:rPr>
+        <w:t xml:space="preserve">                ImGui::TextColored(ImVec4(1, 0, 0, 1), "连接失败: %s", e.what());</w:t>
+      </w:r>
+    </w:p>
+    <w:p>
+      <w:pPr>
+        <w:rPr>
+          <w:rFonts w:hint="eastAsia"/>
+        </w:rPr>
+      </w:pPr>
+      <w:r>
+        <w:rPr>
+          <w:rFonts w:hint="eastAsia"/>
+        </w:rPr>
+        <w:t xml:space="preserve">            }</w:t>
+      </w:r>
+    </w:p>
+    <w:p>
+      <w:pPr>
+        <w:rPr>
+          <w:rFonts w:hint="eastAsia"/>
+        </w:rPr>
+      </w:pPr>
+      <w:r>
+        <w:rPr>
+          <w:rFonts w:hint="eastAsia"/>
+        </w:rPr>
+        <w:t xml:space="preserve">        }</w:t>
+      </w:r>
+    </w:p>
+    <w:p>
+      <w:pPr>
+        <w:rPr>
+          <w:rFonts w:hint="eastAsia"/>
+        </w:rPr>
+      </w:pPr>
+      <w:r>
+        <w:rPr>
+          <w:rFonts w:hint="eastAsia"/>
+        </w:rPr>
+        <w:t xml:space="preserve">    }</w:t>
+      </w:r>
+    </w:p>
+    <w:p>
+      <w:pPr>
+        <w:rPr>
+          <w:rFonts w:hint="eastAsia"/>
+        </w:rPr>
+      </w:pPr>
+      <w:r>
+        <w:rPr>
+          <w:rFonts w:hint="eastAsia"/>
+        </w:rPr>
+        <w:t xml:space="preserve">    else {</w:t>
+      </w:r>
+    </w:p>
+    <w:p>
+      <w:pPr>
+        <w:rPr>
+          <w:rFonts w:hint="eastAsia"/>
+        </w:rPr>
+      </w:pPr>
+      <w:r>
+        <w:rPr>
+          <w:rFonts w:hint="eastAsia"/>
+        </w:rPr>
+        <w:t xml:space="preserve">        if (ImGui::Button(u8"断开")) {</w:t>
+      </w:r>
+    </w:p>
+    <w:p>
+      <w:pPr>
+        <w:rPr>
+          <w:rFonts w:hint="eastAsia"/>
+        </w:rPr>
+      </w:pPr>
+      <w:r>
+        <w:rPr>
+          <w:rFonts w:hint="eastAsia"/>
+        </w:rPr>
+        <w:t xml:space="preserve">            collectingADXL355 = false;</w:t>
+      </w:r>
+    </w:p>
+    <w:p>
+      <w:pPr>
+        <w:rPr>
+          <w:rFonts w:hint="eastAsia"/>
+        </w:rPr>
+      </w:pPr>
+      <w:r>
+        <w:rPr>
+          <w:rFonts w:hint="eastAsia"/>
+        </w:rPr>
+        <w:t xml:space="preserve">            if (adxl355PollingThread.joinable())</w:t>
+      </w:r>
+    </w:p>
+    <w:p>
+      <w:pPr>
+        <w:rPr>
+          <w:rFonts w:hint="eastAsia"/>
+        </w:rPr>
+      </w:pPr>
+      <w:r>
+        <w:rPr>
+          <w:rFonts w:hint="eastAsia"/>
+        </w:rPr>
+        <w:t xml:space="preserve">                adxl355PollingThread.join();</w:t>
+      </w:r>
+    </w:p>
+    <w:p>
+      <w:pPr>
+        <w:rPr>
+          <w:rFonts w:hint="eastAsia"/>
+        </w:rPr>
+      </w:pPr>
+      <w:r>
+        <w:rPr>
+          <w:rFonts w:hint="eastAsia"/>
+        </w:rPr>
+        <w:t xml:space="preserve">            isCollectingADXL355 = false;</w:t>
+      </w:r>
+    </w:p>
+    <w:p>
+      <w:pPr>
+        <w:rPr>
+          <w:rFonts w:hint="eastAsia"/>
+        </w:rPr>
+      </w:pPr>
+      <w:r>
+        <w:rPr>
+          <w:rFonts w:hint="eastAsia"/>
+        </w:rPr>
+        <w:t xml:space="preserve">            if (adxl355CollectionThread.joinable())</w:t>
+      </w:r>
+    </w:p>
+    <w:p>
+      <w:pPr>
+        <w:rPr>
+          <w:rFonts w:hint="eastAsia"/>
+        </w:rPr>
+      </w:pPr>
+      <w:r>
+        <w:rPr>
+          <w:rFonts w:hint="eastAsia"/>
+        </w:rPr>
+        <w:t xml:space="preserve">                adxl355CollectionThread.join();</w:t>
+      </w:r>
+    </w:p>
+    <w:p>
+      <w:pPr>
+        <w:rPr>
+          <w:rFonts w:hint="eastAsia"/>
+        </w:rPr>
+      </w:pPr>
+      <w:r>
+        <w:rPr>
+          <w:rFonts w:hint="eastAsia"/>
+        </w:rPr>
+        <w:t xml:space="preserve">            adxl355CollectedData.clear();</w:t>
+      </w:r>
+    </w:p>
+    <w:p>
+      <w:pPr>
+        <w:rPr>
+          <w:rFonts w:hint="eastAsia"/>
+        </w:rPr>
+      </w:pPr>
+    </w:p>
+    <w:p>
+      <w:pPr>
+        <w:rPr>
+          <w:rFonts w:hint="eastAsia"/>
+        </w:rPr>
+      </w:pPr>
+      <w:r>
+        <w:rPr>
+          <w:rFonts w:hint="eastAsia"/>
+        </w:rPr>
+        <w:t xml:space="preserve">            serialManager.close();</w:t>
+      </w:r>
+    </w:p>
+    <w:p>
+      <w:pPr>
+        <w:rPr>
+          <w:rFonts w:hint="eastAsia"/>
+        </w:rPr>
+      </w:pPr>
+      <w:r>
+        <w:rPr>
+          <w:rFonts w:hint="eastAsia"/>
+        </w:rPr>
+        <w:t xml:space="preserve">            isConnected = false;</w:t>
+      </w:r>
+    </w:p>
+    <w:p>
+      <w:pPr>
+        <w:rPr>
+          <w:rFonts w:hint="eastAsia"/>
+        </w:rPr>
+      </w:pPr>
+      <w:r>
+        <w:rPr>
+          <w:rFonts w:hint="eastAsia"/>
+        </w:rPr>
+        <w:t xml:space="preserve">            adxl355Parsers.clear();</w:t>
+      </w:r>
+    </w:p>
+    <w:p>
+      <w:pPr>
+        <w:rPr>
+          <w:rFonts w:hint="eastAsia"/>
+        </w:rPr>
+      </w:pPr>
+      <w:r>
+        <w:rPr>
+          <w:rFonts w:hint="eastAsia"/>
+        </w:rPr>
+        <w:t xml:space="preserve">            adxl355DataMap.clear();</w:t>
+      </w:r>
+    </w:p>
+    <w:p>
+      <w:pPr>
+        <w:rPr>
+          <w:rFonts w:hint="eastAsia"/>
+        </w:rPr>
+      </w:pPr>
+      <w:r>
+        <w:rPr>
+          <w:rFonts w:hint="eastAsia"/>
+        </w:rPr>
+        <w:lastRenderedPageBreak/>
+        <w:t xml:space="preserve">            deviceDisplayFlags.clear();</w:t>
+      </w:r>
+    </w:p>
+    <w:p>
+      <w:pPr>
+        <w:rPr>
+          <w:rFonts w:hint="eastAsia"/>
+        </w:rPr>
+      </w:pPr>
+      <w:r>
+        <w:rPr>
+          <w:rFonts w:hint="eastAsia"/>
+        </w:rPr>
+        <w:t xml:space="preserve">        }</w:t>
+      </w:r>
+    </w:p>
+    <w:p>
+      <w:pPr>
+        <w:rPr>
+          <w:rFonts w:hint="eastAsia"/>
+        </w:rPr>
+      </w:pPr>
+    </w:p>
+    <w:p>
+      <w:pPr>
+        <w:rPr>
+          <w:rFonts w:hint="eastAsia"/>
+        </w:rPr>
+      </w:pPr>
+      <w:r>
+        <w:rPr>
+          <w:rFonts w:hint="eastAsia"/>
+        </w:rPr>
+        <w:t xml:space="preserve">        // 采集控制</w:t>
+      </w:r>
+    </w:p>
+    <w:p>
+      <w:pPr>
+        <w:rPr>
+          <w:rFonts w:hint="eastAsia"/>
+        </w:rPr>
+      </w:pPr>
+      <w:r>
+        <w:rPr>
+          <w:rFonts w:hint="eastAsia"/>
+        </w:rPr>
+        <w:t xml:space="preserve">        if </w:t>
+      </w:r>
+      <w:proofErr w:type="gramStart"/>
+      <w:r>
+        <w:rPr>
+          <w:rFonts w:hint="eastAsia"/>
+        </w:rPr>
+        <w:t>(!isCollectingADXL</w:t>
+      </w:r>
+      <w:proofErr w:type="gramEnd"/>
+      <w:r>
+        <w:rPr>
+          <w:rFonts w:hint="eastAsia"/>
+        </w:rPr>
+        <w:t>355) {</w:t>
+      </w:r>
+    </w:p>
+    <w:p>
+      <w:pPr>
+        <w:rPr>
+          <w:rFonts w:hint="eastAsia"/>
+        </w:rPr>
+      </w:pPr>
+      <w:r>
+        <w:rPr>
+          <w:rFonts w:hint="eastAsia"/>
+        </w:rPr>
+        <w:t xml:space="preserve">            if (ImGui::Button(u8"开始采集")) {</w:t>
+      </w:r>
+    </w:p>
+    <w:p>
+      <w:pPr>
+        <w:rPr>
+          <w:rFonts w:hint="eastAsia"/>
+        </w:rPr>
+      </w:pPr>
+      <w:r>
+        <w:rPr>
+          <w:rFonts w:hint="eastAsia"/>
+        </w:rPr>
+        <w:t xml:space="preserve">                isCollectingADXL355 = true;</w:t>
+      </w:r>
+    </w:p>
+    <w:p>
+      <w:pPr>
+        <w:rPr>
+          <w:rFonts w:hint="eastAsia"/>
+        </w:rPr>
+      </w:pPr>
+      <w:r>
+        <w:rPr>
+          <w:rFonts w:hint="eastAsia"/>
+        </w:rPr>
+        <w:t xml:space="preserve">                {</w:t>
+      </w:r>
+    </w:p>
+    <w:p>
+      <w:pPr>
+        <w:rPr>
+          <w:rFonts w:hint="eastAsia"/>
+        </w:rPr>
+      </w:pPr>
+      <w:r>
+        <w:rPr>
+          <w:rFonts w:hint="eastAsia"/>
+        </w:rPr>
+        <w:t xml:space="preserve">                    </w:t>
+      </w:r>
+      <w:proofErr w:type="gramStart"/>
+      <w:r>
+        <w:rPr>
+          <w:rFonts w:hint="eastAsia"/>
+        </w:rPr>
+        <w:t>std::</w:t>
+      </w:r>
+      <w:proofErr w:type="gramEnd"/>
+      <w:r>
+        <w:rPr>
+          <w:rFonts w:hint="eastAsia"/>
+        </w:rPr>
+        <w:t>lock_guard&lt;</w:t>
+      </w:r>
+      <w:proofErr w:type="gramStart"/>
+      <w:r>
+        <w:rPr>
+          <w:rFonts w:hint="eastAsia"/>
+        </w:rPr>
+        <w:t>std::</w:t>
+      </w:r>
+      <w:proofErr w:type="gramEnd"/>
+      <w:r>
+        <w:rPr>
+          <w:rFonts w:hint="eastAsia"/>
+        </w:rPr>
+        <w:t>mutex&gt; lock(adxl355CollectedDataMutex);</w:t>
+      </w:r>
+    </w:p>
+    <w:p>
+      <w:pPr>
+        <w:rPr>
+          <w:rFonts w:hint="eastAsia"/>
+        </w:rPr>
+      </w:pPr>
+      <w:r>
+        <w:rPr>
+          <w:rFonts w:hint="eastAsia"/>
+        </w:rPr>
+        <w:t xml:space="preserve">                    adxl355CollectedData.clear();</w:t>
+      </w:r>
+    </w:p>
+    <w:p>
+      <w:pPr>
+        <w:rPr>
+          <w:rFonts w:hint="eastAsia"/>
+        </w:rPr>
+      </w:pPr>
+      <w:r>
+        <w:rPr>
+          <w:rFonts w:hint="eastAsia"/>
+        </w:rPr>
+        <w:t xml:space="preserve">                }</w:t>
+      </w:r>
+    </w:p>
+    <w:p>
+      <w:pPr>
+        <w:rPr>
+          <w:rFonts w:hint="eastAsia"/>
+        </w:rPr>
+      </w:pPr>
+    </w:p>
+    <w:p>
+      <w:pPr>
+        <w:rPr>
+          <w:rFonts w:hint="eastAsia"/>
+        </w:rPr>
+      </w:pPr>
+      <w:r>
+        <w:rPr>
+          <w:rFonts w:hint="eastAsia"/>
+        </w:rPr>
+        <w:t xml:space="preserve">                adxl355CollectionThread = </w:t>
+      </w:r>
+      <w:proofErr w:type="gramStart"/>
+      <w:r>
+        <w:rPr>
+          <w:rFonts w:hint="eastAsia"/>
+        </w:rPr>
+        <w:t>std::thread(</w:t>
+      </w:r>
+      <w:proofErr w:type="gramEnd"/>
+      <w:r>
+        <w:rPr>
+          <w:rFonts w:hint="eastAsia"/>
+        </w:rPr>
+        <w:t>[] {</w:t>
+      </w:r>
+    </w:p>
+    <w:p>
+      <w:pPr>
+        <w:rPr>
+          <w:rFonts w:hint="eastAsia"/>
+        </w:rPr>
+      </w:pPr>
+      <w:r>
+        <w:rPr>
+          <w:rFonts w:hint="eastAsia"/>
+        </w:rPr>
+        <w:t xml:space="preserve">                    while (isCollectingADXL355) {</w:t>
+      </w:r>
+    </w:p>
+    <w:p>
+      <w:pPr>
+        <w:rPr>
+          <w:rFonts w:hint="eastAsia"/>
+        </w:rPr>
+      </w:pPr>
+      <w:r>
+        <w:rPr>
+          <w:rFonts w:hint="eastAsia"/>
+        </w:rPr>
+        <w:t xml:space="preserve">                        </w:t>
+      </w:r>
+      <w:proofErr w:type="gramStart"/>
+      <w:r>
+        <w:rPr>
+          <w:rFonts w:hint="eastAsia"/>
+        </w:rPr>
+        <w:t>std::</w:t>
+      </w:r>
+      <w:proofErr w:type="gramEnd"/>
+      <w:r>
+        <w:rPr>
+          <w:rFonts w:hint="eastAsia"/>
+        </w:rPr>
+        <w:t>unordered_map&lt;uint8_t, ADXL355</w:t>
+      </w:r>
+      <w:proofErr w:type="gramStart"/>
+      <w:r>
+        <w:rPr>
+          <w:rFonts w:hint="eastAsia"/>
+        </w:rPr>
+        <w:t>Parser::</w:t>
+      </w:r>
+      <w:proofErr w:type="gramEnd"/>
+      <w:r>
+        <w:rPr>
+          <w:rFonts w:hint="eastAsia"/>
+        </w:rPr>
+        <w:t>AccelerationData&gt; snapshot;</w:t>
+      </w:r>
+    </w:p>
+    <w:p>
+      <w:pPr>
+        <w:rPr>
+          <w:rFonts w:hint="eastAsia"/>
+        </w:rPr>
+      </w:pPr>
+    </w:p>
+    <w:p>
+      <w:pPr>
+        <w:rPr>
+          <w:rFonts w:hint="eastAsia"/>
+        </w:rPr>
+      </w:pPr>
+      <w:r>
+        <w:rPr>
+          <w:rFonts w:hint="eastAsia"/>
+        </w:rPr>
+        <w:t xml:space="preserve">                        {</w:t>
+      </w:r>
+    </w:p>
+    <w:p>
+      <w:pPr>
+        <w:rPr>
+          <w:rFonts w:hint="eastAsia"/>
+        </w:rPr>
+      </w:pPr>
+      <w:r>
+        <w:rPr>
+          <w:rFonts w:hint="eastAsia"/>
+        </w:rPr>
+        <w:t xml:space="preserve">                            </w:t>
+      </w:r>
+      <w:proofErr w:type="gramStart"/>
+      <w:r>
+        <w:rPr>
+          <w:rFonts w:hint="eastAsia"/>
+        </w:rPr>
+        <w:t>std::</w:t>
+      </w:r>
+      <w:proofErr w:type="gramEnd"/>
+      <w:r>
+        <w:rPr>
+          <w:rFonts w:hint="eastAsia"/>
+        </w:rPr>
+        <w:t>lock_guard&lt;</w:t>
+      </w:r>
+      <w:proofErr w:type="gramStart"/>
+      <w:r>
+        <w:rPr>
+          <w:rFonts w:hint="eastAsia"/>
+        </w:rPr>
+        <w:t>std::</w:t>
+      </w:r>
+      <w:proofErr w:type="gramEnd"/>
+      <w:r>
+        <w:rPr>
+          <w:rFonts w:hint="eastAsia"/>
+        </w:rPr>
+        <w:t xml:space="preserve">mutex&gt; </w:t>
+      </w:r>
+      <w:proofErr w:type="gramStart"/>
+      <w:r>
+        <w:rPr>
+          <w:rFonts w:hint="eastAsia"/>
+        </w:rPr>
+        <w:t>lock(</w:t>
+      </w:r>
+      <w:proofErr w:type="gramEnd"/>
+      <w:r>
+        <w:rPr>
+          <w:rFonts w:hint="eastAsia"/>
+        </w:rPr>
+        <w:t>ADXL355Mutex);</w:t>
+      </w:r>
+    </w:p>
+    <w:p>
+      <w:pPr>
+        <w:rPr>
+          <w:rFonts w:hint="eastAsia"/>
+        </w:rPr>
+      </w:pPr>
+      <w:r>
+        <w:rPr>
+          <w:rFonts w:hint="eastAsia"/>
+        </w:rPr>
+        <w:t xml:space="preserve">                            for (const auto&amp; [addr, data</w:t>
+      </w:r>
+      <w:proofErr w:type="gramStart"/>
+      <w:r>
+        <w:rPr>
+          <w:rFonts w:hint="eastAsia"/>
+        </w:rPr>
+        <w:t>] :</w:t>
+      </w:r>
+      <w:proofErr w:type="gramEnd"/>
+      <w:r>
+        <w:rPr>
+          <w:rFonts w:hint="eastAsia"/>
+        </w:rPr>
+        <w:t xml:space="preserve"> adxl355DataMap) {</w:t>
+      </w:r>
+    </w:p>
+    <w:p>
+      <w:pPr>
+        <w:rPr>
+          <w:rFonts w:hint="eastAsia"/>
+        </w:rPr>
+      </w:pPr>
+      <w:r>
+        <w:rPr>
+          <w:rFonts w:hint="eastAsia"/>
+        </w:rPr>
+        <w:t xml:space="preserve">                                if </w:t>
+      </w:r>
+      <w:proofErr w:type="gramStart"/>
+      <w:r>
+        <w:rPr>
+          <w:rFonts w:hint="eastAsia"/>
+        </w:rPr>
+        <w:t>(!data</w:t>
+      </w:r>
+      <w:proofErr w:type="gramEnd"/>
+      <w:r>
+        <w:rPr>
+          <w:rFonts w:hint="eastAsia"/>
+        </w:rPr>
+        <w:t>.dataQue.empty())</w:t>
+      </w:r>
+    </w:p>
+    <w:p>
+      <w:pPr>
+        <w:rPr>
+          <w:rFonts w:hint="eastAsia"/>
+        </w:rPr>
+      </w:pPr>
+      <w:r>
+        <w:rPr>
+          <w:rFonts w:hint="eastAsia"/>
+        </w:rPr>
+        <w:t xml:space="preserve">                                    snapshot[addr] = </w:t>
+      </w:r>
+      <w:proofErr w:type="gramStart"/>
+      <w:r>
+        <w:rPr>
+          <w:rFonts w:hint="eastAsia"/>
+        </w:rPr>
+        <w:t>data.dataQue.back</w:t>
+      </w:r>
+      <w:proofErr w:type="gramEnd"/>
+      <w:r>
+        <w:rPr>
+          <w:rFonts w:hint="eastAsia"/>
+        </w:rPr>
+        <w:t>();</w:t>
+      </w:r>
+    </w:p>
+    <w:p>
+      <w:pPr>
+        <w:rPr>
+          <w:rFonts w:hint="eastAsia"/>
+        </w:rPr>
+      </w:pPr>
+      <w:r>
+        <w:rPr>
+          <w:rFonts w:hint="eastAsia"/>
+        </w:rPr>
+        <w:t xml:space="preserve">                            }</w:t>
+      </w:r>
+    </w:p>
+    <w:p>
+      <w:pPr>
+        <w:rPr>
+          <w:rFonts w:hint="eastAsia"/>
+        </w:rPr>
+      </w:pPr>
+      <w:r>
+        <w:rPr>
+          <w:rFonts w:hint="eastAsia"/>
+        </w:rPr>
+        <w:t xml:space="preserve">                        }</w:t>
+      </w:r>
+    </w:p>
+    <w:p>
+      <w:pPr>
+        <w:rPr>
+          <w:rFonts w:hint="eastAsia"/>
+        </w:rPr>
+      </w:pPr>
+    </w:p>
+    <w:p>
+      <w:pPr>
+        <w:rPr>
+          <w:rFonts w:hint="eastAsia"/>
+        </w:rPr>
+      </w:pPr>
+      <w:r>
+        <w:rPr>
+          <w:rFonts w:hint="eastAsia"/>
+        </w:rPr>
+        <w:t xml:space="preserve">                        auto now = </w:t>
+      </w:r>
+      <w:proofErr w:type="gramStart"/>
+      <w:r>
+        <w:rPr>
+          <w:rFonts w:hint="eastAsia"/>
+        </w:rPr>
+        <w:t>std::chrono::</w:t>
+      </w:r>
+      <w:proofErr w:type="gramEnd"/>
+      <w:r>
+        <w:rPr>
+          <w:rFonts w:hint="eastAsia"/>
+        </w:rPr>
+        <w:t>system_</w:t>
+      </w:r>
+      <w:proofErr w:type="gramStart"/>
+      <w:r>
+        <w:rPr>
+          <w:rFonts w:hint="eastAsia"/>
+        </w:rPr>
+        <w:t>clock::now(</w:t>
+      </w:r>
+      <w:proofErr w:type="gramEnd"/>
+      <w:r>
+        <w:rPr>
+          <w:rFonts w:hint="eastAsia"/>
+        </w:rPr>
+        <w:t>);</w:t>
+      </w:r>
+    </w:p>
+    <w:p>
+      <w:pPr>
+        <w:rPr>
+          <w:rFonts w:hint="eastAsia"/>
+        </w:rPr>
+      </w:pPr>
+      <w:r>
+        <w:rPr>
+          <w:rFonts w:hint="eastAsia"/>
+        </w:rPr>
+        <w:t xml:space="preserve">                        {</w:t>
+      </w:r>
+    </w:p>
+    <w:p>
+      <w:pPr>
+        <w:rPr>
+          <w:rFonts w:hint="eastAsia"/>
+        </w:rPr>
+      </w:pPr>
+      <w:r>
+        <w:rPr>
+          <w:rFonts w:hint="eastAsia"/>
+        </w:rPr>
+        <w:lastRenderedPageBreak/>
+        <w:t xml:space="preserve">                            </w:t>
+      </w:r>
+      <w:proofErr w:type="gramStart"/>
+      <w:r>
+        <w:rPr>
+          <w:rFonts w:hint="eastAsia"/>
+        </w:rPr>
+        <w:t>std::</w:t>
+      </w:r>
+      <w:proofErr w:type="gramEnd"/>
+      <w:r>
+        <w:rPr>
+          <w:rFonts w:hint="eastAsia"/>
+        </w:rPr>
+        <w:t>lock_guard&lt;</w:t>
+      </w:r>
+      <w:proofErr w:type="gramStart"/>
+      <w:r>
+        <w:rPr>
+          <w:rFonts w:hint="eastAsia"/>
+        </w:rPr>
+        <w:t>std::</w:t>
+      </w:r>
+      <w:proofErr w:type="gramEnd"/>
+      <w:r>
+        <w:rPr>
+          <w:rFonts w:hint="eastAsia"/>
+        </w:rPr>
+        <w:t>mutex&gt; lock(adxl355CollectedDataMutex);</w:t>
+      </w:r>
+    </w:p>
+    <w:p>
+      <w:pPr>
+        <w:rPr>
+          <w:rFonts w:hint="eastAsia"/>
+        </w:rPr>
+      </w:pPr>
+      <w:r>
+        <w:rPr>
+          <w:rFonts w:hint="eastAsia"/>
+        </w:rPr>
+        <w:t xml:space="preserve">                            adxl355CollectedData.emplace_</w:t>
+      </w:r>
+      <w:proofErr w:type="gramStart"/>
+      <w:r>
+        <w:rPr>
+          <w:rFonts w:hint="eastAsia"/>
+        </w:rPr>
+        <w:t>back(</w:t>
+      </w:r>
+      <w:proofErr w:type="gramEnd"/>
+      <w:r>
+        <w:rPr>
+          <w:rFonts w:hint="eastAsia"/>
+        </w:rPr>
+        <w:t>now, snapshot);</w:t>
+      </w:r>
+    </w:p>
+    <w:p>
+      <w:pPr>
+        <w:rPr>
+          <w:rFonts w:hint="eastAsia"/>
+        </w:rPr>
+      </w:pPr>
+      <w:r>
+        <w:rPr>
+          <w:rFonts w:hint="eastAsia"/>
+        </w:rPr>
+        <w:t xml:space="preserve">                        }</w:t>
+      </w:r>
+    </w:p>
+    <w:p>
+      <w:pPr>
+        <w:rPr>
+          <w:rFonts w:hint="eastAsia"/>
+        </w:rPr>
+      </w:pPr>
+    </w:p>
+    <w:p>
+      <w:pPr>
+        <w:rPr>
+          <w:rFonts w:hint="eastAsia"/>
+        </w:rPr>
+      </w:pPr>
+      <w:r>
+        <w:rPr>
+          <w:rFonts w:hint="eastAsia"/>
+        </w:rPr>
+        <w:t xml:space="preserve">                        </w:t>
+      </w:r>
+      <w:proofErr w:type="gramStart"/>
+      <w:r>
+        <w:rPr>
+          <w:rFonts w:hint="eastAsia"/>
+        </w:rPr>
+        <w:t>std::</w:t>
+      </w:r>
+      <w:proofErr w:type="gramEnd"/>
+      <w:r>
+        <w:rPr>
+          <w:rFonts w:hint="eastAsia"/>
+        </w:rPr>
+        <w:t>this_</w:t>
+      </w:r>
+      <w:proofErr w:type="gramStart"/>
+      <w:r>
+        <w:rPr>
+          <w:rFonts w:hint="eastAsia"/>
+        </w:rPr>
+        <w:t>thread::</w:t>
+      </w:r>
+      <w:proofErr w:type="gramEnd"/>
+      <w:r>
+        <w:rPr>
+          <w:rFonts w:hint="eastAsia"/>
+        </w:rPr>
+        <w:t>sleep_</w:t>
+      </w:r>
+      <w:proofErr w:type="gramStart"/>
+      <w:r>
+        <w:rPr>
+          <w:rFonts w:hint="eastAsia"/>
+        </w:rPr>
+        <w:t>for(std::chrono::seconds(</w:t>
+      </w:r>
+      <w:proofErr w:type="gramEnd"/>
+      <w:r>
+        <w:rPr>
+          <w:rFonts w:hint="eastAsia"/>
+        </w:rPr>
+        <w:t>1));</w:t>
+      </w:r>
+    </w:p>
+    <w:p>
+      <w:pPr>
+        <w:rPr>
+          <w:rFonts w:hint="eastAsia"/>
+        </w:rPr>
+      </w:pPr>
+      <w:r>
+        <w:rPr>
+          <w:rFonts w:hint="eastAsia"/>
+        </w:rPr>
+        <w:t xml:space="preserve">                    }</w:t>
+      </w:r>
+    </w:p>
+    <w:p>
+      <w:pPr>
+        <w:rPr>
+          <w:rFonts w:hint="eastAsia"/>
+        </w:rPr>
+      </w:pPr>
+      <w:r>
+        <w:rPr>
+          <w:rFonts w:hint="eastAsia"/>
+        </w:rPr>
+        <w:t xml:space="preserve">                    });</w:t>
+      </w:r>
+    </w:p>
+    <w:p>
+      <w:pPr>
+        <w:rPr>
+          <w:rFonts w:hint="eastAsia"/>
+        </w:rPr>
+      </w:pPr>
+      <w:r>
+        <w:rPr>
+          <w:rFonts w:hint="eastAsia"/>
+        </w:rPr>
+        <w:t xml:space="preserve">            }</w:t>
+      </w:r>
+    </w:p>
+    <w:p>
+      <w:pPr>
+        <w:rPr>
+          <w:rFonts w:hint="eastAsia"/>
+        </w:rPr>
+      </w:pPr>
+      <w:r>
+        <w:rPr>
+          <w:rFonts w:hint="eastAsia"/>
+        </w:rPr>
+        <w:t xml:space="preserve">        }</w:t>
+      </w:r>
+    </w:p>
+    <w:p>
+      <w:pPr>
+        <w:rPr>
+          <w:rFonts w:hint="eastAsia"/>
+        </w:rPr>
+      </w:pPr>
+      <w:r>
+        <w:rPr>
+          <w:rFonts w:hint="eastAsia"/>
+        </w:rPr>
+        <w:t xml:space="preserve">        else {</w:t>
+      </w:r>
+    </w:p>
+    <w:p>
+      <w:pPr>
+        <w:rPr>
+          <w:rFonts w:hint="eastAsia"/>
+        </w:rPr>
+      </w:pPr>
+      <w:r>
+        <w:rPr>
+          <w:rFonts w:hint="eastAsia"/>
+        </w:rPr>
+        <w:t xml:space="preserve">            if (ImGui::Button(u8"停止采集并保存")) {</w:t>
+      </w:r>
+    </w:p>
+    <w:p>
+      <w:pPr>
+        <w:rPr>
+          <w:rFonts w:hint="eastAsia"/>
+        </w:rPr>
+      </w:pPr>
+      <w:r>
+        <w:rPr>
+          <w:rFonts w:hint="eastAsia"/>
+        </w:rPr>
+        <w:t xml:space="preserve">                isCollectingADXL355 = false;</w:t>
+      </w:r>
+    </w:p>
+    <w:p>
+      <w:pPr>
+        <w:rPr>
+          <w:rFonts w:hint="eastAsia"/>
+        </w:rPr>
+      </w:pPr>
+      <w:r>
+        <w:rPr>
+          <w:rFonts w:hint="eastAsia"/>
+        </w:rPr>
+        <w:t xml:space="preserve">                if (adxl355CollectionThread.joinable())</w:t>
+      </w:r>
+    </w:p>
+    <w:p>
+      <w:pPr>
+        <w:rPr>
+          <w:rFonts w:hint="eastAsia"/>
+        </w:rPr>
+      </w:pPr>
+      <w:r>
+        <w:rPr>
+          <w:rFonts w:hint="eastAsia"/>
+        </w:rPr>
+        <w:t xml:space="preserve">                    adxl355CollectionThread.join();</w:t>
+      </w:r>
+    </w:p>
+    <w:p>
+      <w:pPr>
+        <w:rPr>
+          <w:rFonts w:hint="eastAsia"/>
+        </w:rPr>
+      </w:pPr>
+    </w:p>
+    <w:p>
+      <w:pPr>
+        <w:rPr>
+          <w:rFonts w:hint="eastAsia"/>
+        </w:rPr>
+      </w:pPr>
+      <w:r>
+        <w:rPr>
+          <w:rFonts w:hint="eastAsia"/>
+        </w:rPr>
+        <w:t xml:space="preserve">                try {</w:t>
+      </w:r>
+    </w:p>
+    <w:p>
+      <w:pPr>
+        <w:rPr>
+          <w:rFonts w:hint="eastAsia"/>
+        </w:rPr>
+      </w:pPr>
+      <w:r>
+        <w:rPr>
+          <w:rFonts w:hint="eastAsia"/>
+        </w:rPr>
+        <w:t xml:space="preserve">                    </w:t>
+      </w:r>
+      <w:proofErr w:type="gramStart"/>
+      <w:r>
+        <w:rPr>
+          <w:rFonts w:hint="eastAsia"/>
+        </w:rPr>
+        <w:t>std::</w:t>
+      </w:r>
+      <w:proofErr w:type="gramEnd"/>
+      <w:r>
+        <w:rPr>
+          <w:rFonts w:hint="eastAsia"/>
+        </w:rPr>
+        <w:t>string saveFilePath = generateUniqueFileName("ADXL355_data");</w:t>
+      </w:r>
+    </w:p>
+    <w:p>
+      <w:pPr>
+        <w:rPr>
+          <w:rFonts w:hint="eastAsia"/>
+        </w:rPr>
+      </w:pPr>
+      <w:r>
+        <w:rPr>
+          <w:rFonts w:hint="eastAsia"/>
+        </w:rPr>
+        <w:t xml:space="preserve">                    </w:t>
+      </w:r>
+      <w:proofErr w:type="gramStart"/>
+      <w:r>
+        <w:rPr>
+          <w:rFonts w:hint="eastAsia"/>
+        </w:rPr>
+        <w:t>OpenXLSX::</w:t>
+      </w:r>
+      <w:proofErr w:type="gramEnd"/>
+      <w:r>
+        <w:rPr>
+          <w:rFonts w:hint="eastAsia"/>
+        </w:rPr>
+        <w:t>XLDocument doc;</w:t>
+      </w:r>
+    </w:p>
+    <w:p>
+      <w:pPr>
+        <w:rPr>
+          <w:rFonts w:hint="eastAsia"/>
+        </w:rPr>
+      </w:pPr>
+      <w:r>
+        <w:rPr>
+          <w:rFonts w:hint="eastAsia"/>
+        </w:rPr>
+        <w:t xml:space="preserve">                    </w:t>
+      </w:r>
+      <w:proofErr w:type="gramStart"/>
+      <w:r>
+        <w:rPr>
+          <w:rFonts w:hint="eastAsia"/>
+        </w:rPr>
+        <w:t>doc.create</w:t>
+      </w:r>
+      <w:proofErr w:type="gramEnd"/>
+      <w:r>
+        <w:rPr>
+          <w:rFonts w:hint="eastAsia"/>
+        </w:rPr>
+        <w:t>(saveFilePath, false);</w:t>
+      </w:r>
+    </w:p>
+    <w:p>
+      <w:pPr>
+        <w:rPr>
+          <w:rFonts w:hint="eastAsia"/>
+        </w:rPr>
+      </w:pPr>
+      <w:r>
+        <w:rPr>
+          <w:rFonts w:hint="eastAsia"/>
+        </w:rPr>
+        <w:t xml:space="preserve">                    </w:t>
+      </w:r>
+      <w:proofErr w:type="gramStart"/>
+      <w:r>
+        <w:rPr>
+          <w:rFonts w:hint="eastAsia"/>
+        </w:rPr>
+        <w:t>doc.open</w:t>
+      </w:r>
+      <w:proofErr w:type="gramEnd"/>
+      <w:r>
+        <w:rPr>
+          <w:rFonts w:hint="eastAsia"/>
+        </w:rPr>
+        <w:t>(saveFilePath);</w:t>
+      </w:r>
+    </w:p>
+    <w:p>
+      <w:pPr>
+        <w:rPr>
+          <w:rFonts w:hint="eastAsia"/>
+        </w:rPr>
+      </w:pPr>
+      <w:r>
+        <w:rPr>
+          <w:rFonts w:hint="eastAsia"/>
+        </w:rPr>
+        <w:t xml:space="preserve">                    auto wks = </w:t>
+      </w:r>
+      <w:proofErr w:type="gramStart"/>
+      <w:r>
+        <w:rPr>
+          <w:rFonts w:hint="eastAsia"/>
+        </w:rPr>
+        <w:t>doc.workbook</w:t>
+      </w:r>
+      <w:proofErr w:type="gramEnd"/>
+      <w:r>
+        <w:rPr>
+          <w:rFonts w:hint="eastAsia"/>
+        </w:rPr>
+        <w:t>(</w:t>
+      </w:r>
+      <w:proofErr w:type="gramStart"/>
+      <w:r>
+        <w:rPr>
+          <w:rFonts w:hint="eastAsia"/>
+        </w:rPr>
+        <w:t>).worksheet</w:t>
+      </w:r>
+      <w:proofErr w:type="gramEnd"/>
+      <w:r>
+        <w:rPr>
+          <w:rFonts w:hint="eastAsia"/>
+        </w:rPr>
+        <w:t>("Sheet1");</w:t>
+      </w:r>
+    </w:p>
+    <w:p>
+      <w:pPr>
+        <w:rPr>
+          <w:rFonts w:hint="eastAsia"/>
+        </w:rPr>
+      </w:pPr>
+    </w:p>
+    <w:p>
+      <w:pPr>
+        <w:rPr>
+          <w:rFonts w:hint="eastAsia"/>
+        </w:rPr>
+      </w:pPr>
+      <w:r>
+        <w:rPr>
+          <w:rFonts w:hint="eastAsia"/>
+        </w:rPr>
+        <w:t xml:space="preserve">                    // 写入表头</w:t>
+      </w:r>
+    </w:p>
+    <w:p>
+      <w:pPr>
+        <w:rPr>
+          <w:rFonts w:hint="eastAsia"/>
+        </w:rPr>
+      </w:pPr>
+      <w:r>
+        <w:rPr>
+          <w:rFonts w:hint="eastAsia"/>
+        </w:rPr>
+        <w:t xml:space="preserve">                    </w:t>
+      </w:r>
+      <w:proofErr w:type="gramStart"/>
+      <w:r>
+        <w:rPr>
+          <w:rFonts w:hint="eastAsia"/>
+        </w:rPr>
+        <w:t>wks.cell</w:t>
+      </w:r>
+      <w:proofErr w:type="gramEnd"/>
+      <w:r>
+        <w:rPr>
+          <w:rFonts w:hint="eastAsia"/>
+        </w:rPr>
+        <w:t>(1, 1).</w:t>
+      </w:r>
+      <w:proofErr w:type="gramStart"/>
+      <w:r>
+        <w:rPr>
+          <w:rFonts w:hint="eastAsia"/>
+        </w:rPr>
+        <w:t>value(</w:t>
+      </w:r>
+      <w:proofErr w:type="gramEnd"/>
+      <w:r>
+        <w:rPr>
+          <w:rFonts w:hint="eastAsia"/>
+        </w:rPr>
+        <w:t>) = "Time";</w:t>
+      </w:r>
+    </w:p>
+    <w:p>
+      <w:pPr>
+        <w:rPr>
+          <w:rFonts w:hint="eastAsia"/>
+        </w:rPr>
+      </w:pPr>
+      <w:r>
+        <w:rPr>
+          <w:rFonts w:hint="eastAsia"/>
+        </w:rPr>
+        <w:t xml:space="preserve">                    int col = 2;</w:t>
+      </w:r>
+    </w:p>
+    <w:p>
+      <w:pPr>
+        <w:rPr>
+          <w:rFonts w:hint="eastAsia"/>
+        </w:rPr>
+      </w:pPr>
+      <w:r>
+        <w:rPr>
+          <w:rFonts w:hint="eastAsia"/>
+        </w:rPr>
+        <w:lastRenderedPageBreak/>
+        <w:t xml:space="preserve">                    for (uint8_t </w:t>
+      </w:r>
+      <w:proofErr w:type="gramStart"/>
+      <w:r>
+        <w:rPr>
+          <w:rFonts w:hint="eastAsia"/>
+        </w:rPr>
+        <w:t>addr :</w:t>
+      </w:r>
+      <w:proofErr w:type="gramEnd"/>
+      <w:r>
+        <w:rPr>
+          <w:rFonts w:hint="eastAsia"/>
+        </w:rPr>
+        <w:t xml:space="preserve"> adxl355DeviceAddresses) {</w:t>
+      </w:r>
+    </w:p>
+    <w:p>
+      <w:pPr>
+        <w:rPr>
+          <w:rFonts w:hint="eastAsia"/>
+        </w:rPr>
+      </w:pPr>
+      <w:r>
+        <w:rPr>
+          <w:rFonts w:hint="eastAsia"/>
+        </w:rPr>
+        <w:t xml:space="preserve">                        </w:t>
+      </w:r>
+      <w:proofErr w:type="gramStart"/>
+      <w:r>
+        <w:rPr>
+          <w:rFonts w:hint="eastAsia"/>
+        </w:rPr>
+        <w:t>std::</w:t>
+      </w:r>
+      <w:proofErr w:type="gramEnd"/>
+      <w:r>
+        <w:rPr>
+          <w:rFonts w:hint="eastAsia"/>
+        </w:rPr>
+        <w:t>stringstream ss;</w:t>
+      </w:r>
+    </w:p>
+    <w:p>
+      <w:pPr>
+        <w:rPr>
+          <w:rFonts w:hint="eastAsia"/>
+        </w:rPr>
+      </w:pPr>
+      <w:r>
+        <w:rPr>
+          <w:rFonts w:hint="eastAsia"/>
+        </w:rPr>
+        <w:t xml:space="preserve">                        ss &lt;&lt; "Device 0x" &lt;&lt; </w:t>
+      </w:r>
+      <w:proofErr w:type="gramStart"/>
+      <w:r>
+        <w:rPr>
+          <w:rFonts w:hint="eastAsia"/>
+        </w:rPr>
+        <w:t>std::</w:t>
+      </w:r>
+      <w:proofErr w:type="gramEnd"/>
+      <w:r>
+        <w:rPr>
+          <w:rFonts w:hint="eastAsia"/>
+        </w:rPr>
+        <w:t xml:space="preserve">uppercase &lt;&lt; </w:t>
+      </w:r>
+      <w:proofErr w:type="gramStart"/>
+      <w:r>
+        <w:rPr>
+          <w:rFonts w:hint="eastAsia"/>
+        </w:rPr>
+        <w:t>std::</w:t>
+      </w:r>
+      <w:proofErr w:type="gramEnd"/>
+      <w:r>
+        <w:rPr>
+          <w:rFonts w:hint="eastAsia"/>
+        </w:rPr>
+        <w:t>hex</w:t>
+      </w:r>
+    </w:p>
+    <w:p>
+      <w:pPr>
+        <w:rPr>
+          <w:rFonts w:hint="eastAsia"/>
+        </w:rPr>
+      </w:pPr>
+      <w:r>
+        <w:rPr>
+          <w:rFonts w:hint="eastAsia"/>
+        </w:rPr>
+        <w:t xml:space="preserve">                            &lt;&lt; </w:t>
+      </w:r>
+      <w:proofErr w:type="gramStart"/>
+      <w:r>
+        <w:rPr>
+          <w:rFonts w:hint="eastAsia"/>
+        </w:rPr>
+        <w:t>std::setw(</w:t>
+      </w:r>
+      <w:proofErr w:type="gramEnd"/>
+      <w:r>
+        <w:rPr>
+          <w:rFonts w:hint="eastAsia"/>
+        </w:rPr>
+        <w:t xml:space="preserve">2) &lt;&lt; </w:t>
+      </w:r>
+      <w:proofErr w:type="gramStart"/>
+      <w:r>
+        <w:rPr>
+          <w:rFonts w:hint="eastAsia"/>
+        </w:rPr>
+        <w:t>std::setfill(</w:t>
+      </w:r>
+      <w:proofErr w:type="gramEnd"/>
+      <w:r>
+        <w:rPr>
+          <w:rFonts w:hint="eastAsia"/>
+        </w:rPr>
+        <w:t>'0') &lt;&lt; (int)addr;</w:t>
+      </w:r>
+    </w:p>
+    <w:p>
+      <w:pPr>
+        <w:rPr>
+          <w:rFonts w:hint="eastAsia"/>
+        </w:rPr>
+      </w:pPr>
+      <w:r>
+        <w:rPr>
+          <w:rFonts w:hint="eastAsia"/>
+        </w:rPr>
+        <w:t xml:space="preserve">                        </w:t>
+      </w:r>
+      <w:proofErr w:type="gramStart"/>
+      <w:r>
+        <w:rPr>
+          <w:rFonts w:hint="eastAsia"/>
+        </w:rPr>
+        <w:t>wks.cell</w:t>
+      </w:r>
+      <w:proofErr w:type="gramEnd"/>
+      <w:r>
+        <w:rPr>
+          <w:rFonts w:hint="eastAsia"/>
+        </w:rPr>
+        <w:t xml:space="preserve">(1, col++) = </w:t>
+      </w:r>
+      <w:proofErr w:type="gramStart"/>
+      <w:r>
+        <w:rPr>
+          <w:rFonts w:hint="eastAsia"/>
+        </w:rPr>
+        <w:t>ss.str(</w:t>
+      </w:r>
+      <w:proofErr w:type="gramEnd"/>
+      <w:r>
+        <w:rPr>
+          <w:rFonts w:hint="eastAsia"/>
+        </w:rPr>
+        <w:t>) + " Accel X";</w:t>
+      </w:r>
+    </w:p>
+    <w:p>
+      <w:pPr>
+        <w:rPr>
+          <w:rFonts w:hint="eastAsia"/>
+        </w:rPr>
+      </w:pPr>
+      <w:r>
+        <w:rPr>
+          <w:rFonts w:hint="eastAsia"/>
+        </w:rPr>
+        <w:t xml:space="preserve">                        </w:t>
+      </w:r>
+      <w:proofErr w:type="gramStart"/>
+      <w:r>
+        <w:rPr>
+          <w:rFonts w:hint="eastAsia"/>
+        </w:rPr>
+        <w:t>wks.cell</w:t>
+      </w:r>
+      <w:proofErr w:type="gramEnd"/>
+      <w:r>
+        <w:rPr>
+          <w:rFonts w:hint="eastAsia"/>
+        </w:rPr>
+        <w:t xml:space="preserve">(1, col++) = </w:t>
+      </w:r>
+      <w:proofErr w:type="gramStart"/>
+      <w:r>
+        <w:rPr>
+          <w:rFonts w:hint="eastAsia"/>
+        </w:rPr>
+        <w:t>ss.str(</w:t>
+      </w:r>
+      <w:proofErr w:type="gramEnd"/>
+      <w:r>
+        <w:rPr>
+          <w:rFonts w:hint="eastAsia"/>
+        </w:rPr>
+        <w:t>) + " Accel Y";</w:t>
+      </w:r>
+    </w:p>
+    <w:p>
+      <w:pPr>
+        <w:rPr>
+          <w:rFonts w:hint="eastAsia"/>
+        </w:rPr>
+      </w:pPr>
+      <w:r>
+        <w:rPr>
+          <w:rFonts w:hint="eastAsia"/>
+        </w:rPr>
+        <w:t xml:space="preserve">                        </w:t>
+      </w:r>
+      <w:proofErr w:type="gramStart"/>
+      <w:r>
+        <w:rPr>
+          <w:rFonts w:hint="eastAsia"/>
+        </w:rPr>
+        <w:t>wks.cell</w:t>
+      </w:r>
+      <w:proofErr w:type="gramEnd"/>
+      <w:r>
+        <w:rPr>
+          <w:rFonts w:hint="eastAsia"/>
+        </w:rPr>
+        <w:t xml:space="preserve">(1, col++) = </w:t>
+      </w:r>
+      <w:proofErr w:type="gramStart"/>
+      <w:r>
+        <w:rPr>
+          <w:rFonts w:hint="eastAsia"/>
+        </w:rPr>
+        <w:t>ss.str(</w:t>
+      </w:r>
+      <w:proofErr w:type="gramEnd"/>
+      <w:r>
+        <w:rPr>
+          <w:rFonts w:hint="eastAsia"/>
+        </w:rPr>
+        <w:t>) + " Accel Z";</w:t>
+      </w:r>
+    </w:p>
+    <w:p>
+      <w:pPr>
+        <w:rPr>
+          <w:rFonts w:hint="eastAsia"/>
+        </w:rPr>
+      </w:pPr>
+      <w:r>
+        <w:rPr>
+          <w:rFonts w:hint="eastAsia"/>
+        </w:rPr>
+        <w:t xml:space="preserve">                    }</w:t>
+      </w:r>
+    </w:p>
+    <w:p>
+      <w:pPr>
+        <w:rPr>
+          <w:rFonts w:hint="eastAsia"/>
+        </w:rPr>
+      </w:pPr>
+    </w:p>
+    <w:p>
+      <w:pPr>
+        <w:rPr>
+          <w:rFonts w:hint="eastAsia"/>
+        </w:rPr>
+      </w:pPr>
+      <w:r>
+        <w:rPr>
+          <w:rFonts w:hint="eastAsia"/>
+        </w:rPr>
+        <w:t xml:space="preserve">                    // 写入数据</w:t>
+      </w:r>
+    </w:p>
+    <w:p>
+      <w:pPr>
+        <w:rPr>
+          <w:rFonts w:hint="eastAsia"/>
+        </w:rPr>
+      </w:pPr>
+      <w:r>
+        <w:rPr>
+          <w:rFonts w:hint="eastAsia"/>
+        </w:rPr>
+        <w:t xml:space="preserve">                    </w:t>
+      </w:r>
+      <w:proofErr w:type="gramStart"/>
+      <w:r>
+        <w:rPr>
+          <w:rFonts w:hint="eastAsia"/>
+        </w:rPr>
+        <w:t>std::</w:t>
+      </w:r>
+      <w:proofErr w:type="gramEnd"/>
+      <w:r>
+        <w:rPr>
+          <w:rFonts w:hint="eastAsia"/>
+        </w:rPr>
+        <w:t>lock_guard&lt;</w:t>
+      </w:r>
+      <w:proofErr w:type="gramStart"/>
+      <w:r>
+        <w:rPr>
+          <w:rFonts w:hint="eastAsia"/>
+        </w:rPr>
+        <w:t>std::</w:t>
+      </w:r>
+      <w:proofErr w:type="gramEnd"/>
+      <w:r>
+        <w:rPr>
+          <w:rFonts w:hint="eastAsia"/>
+        </w:rPr>
+        <w:t>mutex&gt; lock(adxl355CollectedDataMutex);</w:t>
+      </w:r>
+    </w:p>
+    <w:p>
+      <w:pPr>
+        <w:rPr>
+          <w:rFonts w:hint="eastAsia"/>
+        </w:rPr>
+      </w:pPr>
+      <w:r>
+        <w:rPr>
+          <w:rFonts w:hint="eastAsia"/>
+        </w:rPr>
+        <w:t xml:space="preserve">                    for (size_t row = 0; row &lt; adxl355CollectedData.size(); ++row) {</w:t>
+      </w:r>
+    </w:p>
+    <w:p>
+      <w:pPr>
+        <w:rPr>
+          <w:rFonts w:hint="eastAsia"/>
+        </w:rPr>
+      </w:pPr>
+      <w:r>
+        <w:rPr>
+          <w:rFonts w:hint="eastAsia"/>
+        </w:rPr>
+        <w:t xml:space="preserve">                        const auto&amp; [timestamp, snapshot] = adxl355CollectedData[row];</w:t>
+      </w:r>
+    </w:p>
+    <w:p>
+      <w:pPr>
+        <w:rPr>
+          <w:rFonts w:hint="eastAsia"/>
+        </w:rPr>
+      </w:pPr>
+      <w:r>
+        <w:rPr>
+          <w:rFonts w:hint="eastAsia"/>
+        </w:rPr>
+        <w:t xml:space="preserve">                        auto time_t = </w:t>
+      </w:r>
+      <w:proofErr w:type="gramStart"/>
+      <w:r>
+        <w:rPr>
+          <w:rFonts w:hint="eastAsia"/>
+        </w:rPr>
+        <w:t>std::chrono::</w:t>
+      </w:r>
+      <w:proofErr w:type="gramEnd"/>
+      <w:r>
+        <w:rPr>
+          <w:rFonts w:hint="eastAsia"/>
+        </w:rPr>
+        <w:t>system_</w:t>
+      </w:r>
+      <w:proofErr w:type="gramStart"/>
+      <w:r>
+        <w:rPr>
+          <w:rFonts w:hint="eastAsia"/>
+        </w:rPr>
+        <w:t>clock::</w:t>
+      </w:r>
+      <w:proofErr w:type="gramEnd"/>
+      <w:r>
+        <w:rPr>
+          <w:rFonts w:hint="eastAsia"/>
+        </w:rPr>
+        <w:t>to_time_t(timestamp);</w:t>
+      </w:r>
+    </w:p>
+    <w:p>
+      <w:pPr>
+        <w:rPr>
+          <w:rFonts w:hint="eastAsia"/>
+        </w:rPr>
+      </w:pPr>
+      <w:r>
+        <w:rPr>
+          <w:rFonts w:hint="eastAsia"/>
+        </w:rPr>
+        <w:t xml:space="preserve">                        </w:t>
+      </w:r>
+      <w:proofErr w:type="gramStart"/>
+      <w:r>
+        <w:rPr>
+          <w:rFonts w:hint="eastAsia"/>
+        </w:rPr>
+        <w:t>std::</w:t>
+      </w:r>
+      <w:proofErr w:type="gramEnd"/>
+      <w:r>
+        <w:rPr>
+          <w:rFonts w:hint="eastAsia"/>
+        </w:rPr>
+        <w:t>tm tm;</w:t>
+      </w:r>
+    </w:p>
+    <w:p>
+      <w:pPr>
+        <w:rPr>
+          <w:rFonts w:hint="eastAsia"/>
+        </w:rPr>
+      </w:pPr>
+      <w:r>
+        <w:rPr>
+          <w:rFonts w:hint="eastAsia"/>
+        </w:rPr>
+        <w:t xml:space="preserve">                        localtime_</w:t>
+      </w:r>
+      <w:proofErr w:type="gramStart"/>
+      <w:r>
+        <w:rPr>
+          <w:rFonts w:hint="eastAsia"/>
+        </w:rPr>
+        <w:t>s(</w:t>
+      </w:r>
+      <w:proofErr w:type="gramEnd"/>
+      <w:r>
+        <w:rPr>
+          <w:rFonts w:hint="eastAsia"/>
+        </w:rPr>
+        <w:t>&amp;tm, &amp;time_t);</w:t>
+      </w:r>
+    </w:p>
+    <w:p>
+      <w:pPr>
+        <w:rPr>
+          <w:rFonts w:hint="eastAsia"/>
+        </w:rPr>
+      </w:pPr>
+      <w:r>
+        <w:rPr>
+          <w:rFonts w:hint="eastAsia"/>
+        </w:rPr>
+        <w:t xml:space="preserve">                        </w:t>
+      </w:r>
+      <w:proofErr w:type="gramStart"/>
+      <w:r>
+        <w:rPr>
+          <w:rFonts w:hint="eastAsia"/>
+        </w:rPr>
+        <w:t>std::</w:t>
+      </w:r>
+      <w:proofErr w:type="gramEnd"/>
+      <w:r>
+        <w:rPr>
+          <w:rFonts w:hint="eastAsia"/>
+        </w:rPr>
+        <w:t>ostringstream oss;</w:t>
+      </w:r>
+    </w:p>
+    <w:p>
+      <w:pPr>
+        <w:rPr>
+          <w:rFonts w:hint="eastAsia"/>
+        </w:rPr>
+      </w:pPr>
+      <w:r>
+        <w:rPr>
+          <w:rFonts w:hint="eastAsia"/>
+        </w:rPr>
+        <w:t xml:space="preserve">                        oss &lt;&lt; </w:t>
+      </w:r>
+      <w:proofErr w:type="gramStart"/>
+      <w:r>
+        <w:rPr>
+          <w:rFonts w:hint="eastAsia"/>
+        </w:rPr>
+        <w:t>std::</w:t>
+      </w:r>
+      <w:proofErr w:type="gramEnd"/>
+      <w:r>
+        <w:rPr>
+          <w:rFonts w:hint="eastAsia"/>
+        </w:rPr>
+        <w:t>put_</w:t>
+      </w:r>
+      <w:proofErr w:type="gramStart"/>
+      <w:r>
+        <w:rPr>
+          <w:rFonts w:hint="eastAsia"/>
+        </w:rPr>
+        <w:t>time(</w:t>
+      </w:r>
+      <w:proofErr w:type="gramEnd"/>
+      <w:r>
+        <w:rPr>
+          <w:rFonts w:hint="eastAsia"/>
+        </w:rPr>
+        <w:t>&amp;tm, "%Y-%m-%d %</w:t>
+      </w:r>
+      <w:proofErr w:type="gramStart"/>
+      <w:r>
+        <w:rPr>
+          <w:rFonts w:hint="eastAsia"/>
+        </w:rPr>
+        <w:t>H:%M:%</w:t>
+      </w:r>
+      <w:proofErr w:type="gramEnd"/>
+      <w:r>
+        <w:rPr>
+          <w:rFonts w:hint="eastAsia"/>
+        </w:rPr>
+        <w:t>S");</w:t>
+      </w:r>
+    </w:p>
+    <w:p>
+      <w:pPr>
+        <w:rPr>
+          <w:rFonts w:hint="eastAsia"/>
+        </w:rPr>
+      </w:pPr>
+      <w:r>
+        <w:rPr>
+          <w:rFonts w:hint="eastAsia"/>
+        </w:rPr>
+        <w:t xml:space="preserve">                        </w:t>
+      </w:r>
+      <w:proofErr w:type="gramStart"/>
+      <w:r>
+        <w:rPr>
+          <w:rFonts w:hint="eastAsia"/>
+        </w:rPr>
+        <w:t>wks.cell</w:t>
+      </w:r>
+      <w:proofErr w:type="gramEnd"/>
+      <w:r>
+        <w:rPr>
+          <w:rFonts w:hint="eastAsia"/>
+        </w:rPr>
+        <w:t>(row + 2, 1).</w:t>
+      </w:r>
+      <w:proofErr w:type="gramStart"/>
+      <w:r>
+        <w:rPr>
+          <w:rFonts w:hint="eastAsia"/>
+        </w:rPr>
+        <w:t>value(</w:t>
+      </w:r>
+      <w:proofErr w:type="gramEnd"/>
+      <w:r>
+        <w:rPr>
+          <w:rFonts w:hint="eastAsia"/>
+        </w:rPr>
+        <w:t xml:space="preserve">) = </w:t>
+      </w:r>
+      <w:proofErr w:type="gramStart"/>
+      <w:r>
+        <w:rPr>
+          <w:rFonts w:hint="eastAsia"/>
+        </w:rPr>
+        <w:t>oss.str(</w:t>
+      </w:r>
+      <w:proofErr w:type="gramEnd"/>
+      <w:r>
+        <w:rPr>
+          <w:rFonts w:hint="eastAsia"/>
+        </w:rPr>
+        <w:t>);</w:t>
+      </w:r>
+    </w:p>
+    <w:p>
+      <w:pPr>
+        <w:rPr>
+          <w:rFonts w:hint="eastAsia"/>
+        </w:rPr>
+      </w:pPr>
+    </w:p>
+    <w:p>
+      <w:pPr>
+        <w:rPr>
+          <w:rFonts w:hint="eastAsia"/>
+        </w:rPr>
+      </w:pPr>
+      <w:r>
+        <w:rPr>
+          <w:rFonts w:hint="eastAsia"/>
+        </w:rPr>
+        <w:t xml:space="preserve">                        int col = 2;</w:t>
+      </w:r>
+    </w:p>
+    <w:p>
+      <w:pPr>
+        <w:rPr>
+          <w:rFonts w:hint="eastAsia"/>
+        </w:rPr>
+      </w:pPr>
+      <w:r>
+        <w:rPr>
+          <w:rFonts w:hint="eastAsia"/>
+        </w:rPr>
+        <w:t xml:space="preserve">                        for (uint8_t </w:t>
+      </w:r>
+      <w:proofErr w:type="gramStart"/>
+      <w:r>
+        <w:rPr>
+          <w:rFonts w:hint="eastAsia"/>
+        </w:rPr>
+        <w:t>addr :</w:t>
+      </w:r>
+      <w:proofErr w:type="gramEnd"/>
+      <w:r>
+        <w:rPr>
+          <w:rFonts w:hint="eastAsia"/>
+        </w:rPr>
+        <w:t xml:space="preserve"> adxl355DeviceAddresses) {</w:t>
+      </w:r>
+    </w:p>
+    <w:p>
+      <w:pPr>
+        <w:rPr>
+          <w:rFonts w:hint="eastAsia"/>
+        </w:rPr>
+      </w:pPr>
+      <w:r>
+        <w:rPr>
+          <w:rFonts w:hint="eastAsia"/>
+        </w:rPr>
+        <w:t xml:space="preserve">                            if (</w:t>
+      </w:r>
+      <w:proofErr w:type="gramStart"/>
+      <w:r>
+        <w:rPr>
+          <w:rFonts w:hint="eastAsia"/>
+        </w:rPr>
+        <w:t>snapshot.find</w:t>
+      </w:r>
+      <w:proofErr w:type="gramEnd"/>
+      <w:r>
+        <w:rPr>
+          <w:rFonts w:hint="eastAsia"/>
+        </w:rPr>
+        <w:t>(addr</w:t>
+      </w:r>
+      <w:proofErr w:type="gramStart"/>
+      <w:r>
+        <w:rPr>
+          <w:rFonts w:hint="eastAsia"/>
+        </w:rPr>
+        <w:t>) !</w:t>
+      </w:r>
+      <w:proofErr w:type="gramEnd"/>
+      <w:r>
+        <w:rPr>
+          <w:rFonts w:hint="eastAsia"/>
+        </w:rPr>
         <w:t xml:space="preserve">= </w:t>
       </w:r>
       <w:proofErr w:type="gramStart"/>
       <w:r>
-        <w:t>data.size</w:t>
-      </w:r>
-      <w:proofErr w:type="gramEnd"/>
-      <w:r>
-        <w:t xml:space="preserve">()) { </w:t>
-      </w:r>
-    </w:p>
-    <w:p>
-      <w:r>
-        <w:t>throw std::runtime_error("发送数据不</w:t>
-      </w:r>
-      <w:proofErr w:type="gramStart"/>
-      <w:r>
-        <w:t>完整")</w:t>
-      </w:r>
-      <w:proofErr w:type="gramEnd"/>
-      <w:r>
-        <w:t xml:space="preserve">; </w:t>
-      </w:r>
-    </w:p>
-    <w:p>
-      <w:r>
-        <w:t xml:space="preserve">} </w:t>
-      </w:r>
-    </w:p>
-    <w:p>
-      <w:r>
-        <w:t xml:space="preserve">} </w:t>
-      </w:r>
-    </w:p>
-    <w:p>
-      <w:r>
-        <w:t xml:space="preserve">// 接收数据 </w:t>
-      </w:r>
-    </w:p>
-    <w:p>
-      <w:proofErr w:type="gramStart"/>
-      <w:r>
+        <w:rPr>
+          <w:rFonts w:hint="eastAsia"/>
+        </w:rPr>
+        <w:t>snapshot.end(</w:t>
+      </w:r>
+      <w:proofErr w:type="gramEnd"/>
+      <w:r>
+        <w:rPr>
+          <w:rFonts w:hint="eastAsia"/>
+        </w:rPr>
+        <w:t>)) {</w:t>
+      </w:r>
+    </w:p>
+    <w:p>
+      <w:pPr>
+        <w:rPr>
+          <w:rFonts w:hint="eastAsia"/>
+        </w:rPr>
+      </w:pPr>
+      <w:r>
+        <w:rPr>
+          <w:rFonts w:hint="eastAsia"/>
+        </w:rPr>
+        <w:t xml:space="preserve">                                const auto&amp; data = snapshot.at(addr);</w:t>
+      </w:r>
+    </w:p>
+    <w:p>
+      <w:pPr>
+        <w:rPr>
+          <w:rFonts w:hint="eastAsia"/>
+        </w:rPr>
+      </w:pPr>
+      <w:r>
+        <w:rPr>
+          <w:rFonts w:hint="eastAsia"/>
+        </w:rPr>
+        <w:t xml:space="preserve">                                </w:t>
+      </w:r>
+      <w:proofErr w:type="gramStart"/>
+      <w:r>
+        <w:rPr>
+          <w:rFonts w:hint="eastAsia"/>
+        </w:rPr>
+        <w:t>wks.cell</w:t>
+      </w:r>
+      <w:proofErr w:type="gramEnd"/>
+      <w:r>
+        <w:rPr>
+          <w:rFonts w:hint="eastAsia"/>
+        </w:rPr>
+        <w:t>(row + 2, col++) = data.x;</w:t>
+      </w:r>
+    </w:p>
+    <w:p>
+      <w:pPr>
+        <w:rPr>
+          <w:rFonts w:hint="eastAsia"/>
+        </w:rPr>
+      </w:pPr>
+      <w:r>
+        <w:rPr>
+          <w:rFonts w:hint="eastAsia"/>
+        </w:rPr>
+        <w:lastRenderedPageBreak/>
+        <w:t xml:space="preserve">                                </w:t>
+      </w:r>
+      <w:proofErr w:type="gramStart"/>
+      <w:r>
+        <w:rPr>
+          <w:rFonts w:hint="eastAsia"/>
+        </w:rPr>
+        <w:t>wks.cell</w:t>
+      </w:r>
+      <w:proofErr w:type="gramEnd"/>
+      <w:r>
+        <w:rPr>
+          <w:rFonts w:hint="eastAsia"/>
+        </w:rPr>
+        <w:t xml:space="preserve">(row + 2, col++) = </w:t>
+      </w:r>
+      <w:proofErr w:type="gramStart"/>
+      <w:r>
+        <w:rPr>
+          <w:rFonts w:hint="eastAsia"/>
+        </w:rPr>
+        <w:t>data.y</w:t>
+      </w:r>
+      <w:proofErr w:type="gramEnd"/>
+      <w:r>
+        <w:rPr>
+          <w:rFonts w:hint="eastAsia"/>
+        </w:rPr>
+        <w:t>;</w:t>
+      </w:r>
+    </w:p>
+    <w:p>
+      <w:pPr>
+        <w:rPr>
+          <w:rFonts w:hint="eastAsia"/>
+        </w:rPr>
+      </w:pPr>
+      <w:r>
+        <w:rPr>
+          <w:rFonts w:hint="eastAsia"/>
+        </w:rPr>
+        <w:t xml:space="preserve">                                </w:t>
+      </w:r>
+      <w:proofErr w:type="gramStart"/>
+      <w:r>
+        <w:rPr>
+          <w:rFonts w:hint="eastAsia"/>
+        </w:rPr>
+        <w:t>wks.cell</w:t>
+      </w:r>
+      <w:proofErr w:type="gramEnd"/>
+      <w:r>
+        <w:rPr>
+          <w:rFonts w:hint="eastAsia"/>
+        </w:rPr>
+        <w:t xml:space="preserve">(row + 2, col++) = </w:t>
+      </w:r>
+      <w:proofErr w:type="gramStart"/>
+      <w:r>
+        <w:rPr>
+          <w:rFonts w:hint="eastAsia"/>
+        </w:rPr>
+        <w:t>data.z</w:t>
+      </w:r>
+      <w:proofErr w:type="gramEnd"/>
+      <w:r>
+        <w:rPr>
+          <w:rFonts w:hint="eastAsia"/>
+        </w:rPr>
+        <w:t>;</w:t>
+      </w:r>
+    </w:p>
+    <w:p>
+      <w:pPr>
+        <w:rPr>
+          <w:rFonts w:hint="eastAsia"/>
+        </w:rPr>
+      </w:pPr>
+      <w:r>
+        <w:rPr>
+          <w:rFonts w:hint="eastAsia"/>
+        </w:rPr>
+        <w:t xml:space="preserve">                            }</w:t>
+      </w:r>
+    </w:p>
+    <w:p>
+      <w:pPr>
+        <w:rPr>
+          <w:rFonts w:hint="eastAsia"/>
+        </w:rPr>
+      </w:pPr>
+      <w:r>
+        <w:rPr>
+          <w:rFonts w:hint="eastAsia"/>
+        </w:rPr>
+        <w:t xml:space="preserve">                            else {</w:t>
+      </w:r>
+    </w:p>
+    <w:p>
+      <w:pPr>
+        <w:rPr>
+          <w:rFonts w:hint="eastAsia"/>
+        </w:rPr>
+      </w:pPr>
+      <w:r>
+        <w:rPr>
+          <w:rFonts w:hint="eastAsia"/>
+        </w:rPr>
+        <w:t xml:space="preserve">                                col += 3;</w:t>
+      </w:r>
+    </w:p>
+    <w:p>
+      <w:pPr>
+        <w:rPr>
+          <w:rFonts w:hint="eastAsia"/>
+        </w:rPr>
+      </w:pPr>
+      <w:r>
+        <w:rPr>
+          <w:rFonts w:hint="eastAsia"/>
+        </w:rPr>
+        <w:t xml:space="preserve">                            }</w:t>
+      </w:r>
+    </w:p>
+    <w:p>
+      <w:pPr>
+        <w:rPr>
+          <w:rFonts w:hint="eastAsia"/>
+        </w:rPr>
+      </w:pPr>
+      <w:r>
+        <w:rPr>
+          <w:rFonts w:hint="eastAsia"/>
+        </w:rPr>
+        <w:t xml:space="preserve">                        }</w:t>
+      </w:r>
+    </w:p>
+    <w:p>
+      <w:pPr>
+        <w:rPr>
+          <w:rFonts w:hint="eastAsia"/>
+        </w:rPr>
+      </w:pPr>
+      <w:r>
+        <w:rPr>
+          <w:rFonts w:hint="eastAsia"/>
+        </w:rPr>
+        <w:t xml:space="preserve">                    }</w:t>
+      </w:r>
+    </w:p>
+    <w:p>
+      <w:pPr>
+        <w:rPr>
+          <w:rFonts w:hint="eastAsia"/>
+        </w:rPr>
+      </w:pPr>
+    </w:p>
+    <w:p>
+      <w:pPr>
+        <w:rPr>
+          <w:rFonts w:hint="eastAsia"/>
+        </w:rPr>
+      </w:pPr>
+      <w:r>
+        <w:rPr>
+          <w:rFonts w:hint="eastAsia"/>
+        </w:rPr>
+        <w:t xml:space="preserve">                    </w:t>
+      </w:r>
+      <w:proofErr w:type="gramStart"/>
+      <w:r>
+        <w:rPr>
+          <w:rFonts w:hint="eastAsia"/>
+        </w:rPr>
+        <w:t>doc.save</w:t>
+      </w:r>
+      <w:proofErr w:type="gramEnd"/>
+      <w:r>
+        <w:rPr>
+          <w:rFonts w:hint="eastAsia"/>
+        </w:rPr>
+        <w:t>();</w:t>
+      </w:r>
+    </w:p>
+    <w:p>
+      <w:pPr>
+        <w:rPr>
+          <w:rFonts w:hint="eastAsia"/>
+        </w:rPr>
+      </w:pPr>
+      <w:r>
+        <w:rPr>
+          <w:rFonts w:hint="eastAsia"/>
+        </w:rPr>
+        <w:t xml:space="preserve">                    </w:t>
+      </w:r>
+      <w:proofErr w:type="gramStart"/>
+      <w:r>
+        <w:rPr>
+          <w:rFonts w:hint="eastAsia"/>
+        </w:rPr>
+        <w:t>doc.close</w:t>
+      </w:r>
+      <w:proofErr w:type="gramEnd"/>
+      <w:r>
+        <w:rPr>
+          <w:rFonts w:hint="eastAsia"/>
+        </w:rPr>
+        <w:t>();</w:t>
+      </w:r>
+    </w:p>
+    <w:p>
+      <w:pPr>
+        <w:rPr>
+          <w:rFonts w:hint="eastAsia"/>
+        </w:rPr>
+      </w:pPr>
+    </w:p>
+    <w:p>
+      <w:pPr>
+        <w:rPr>
+          <w:rFonts w:hint="eastAsia"/>
+        </w:rPr>
+      </w:pPr>
+      <w:r>
+        <w:rPr>
+          <w:rFonts w:hint="eastAsia"/>
+        </w:rPr>
+        <w:t xml:space="preserve">                    ImGui::TextColored(ImVec4(0, 1, 0, 1), u8"数据已保存到: %s", saveFilePath.c_str());</w:t>
+      </w:r>
+    </w:p>
+    <w:p>
+      <w:pPr>
+        <w:rPr>
+          <w:rFonts w:hint="eastAsia"/>
+        </w:rPr>
+      </w:pPr>
+      <w:r>
+        <w:rPr>
+          <w:rFonts w:hint="eastAsia"/>
+        </w:rPr>
+        <w:t xml:space="preserve">                }</w:t>
+      </w:r>
+    </w:p>
+    <w:p>
+      <w:pPr>
+        <w:rPr>
+          <w:rFonts w:hint="eastAsia"/>
+        </w:rPr>
+      </w:pPr>
+      <w:r>
+        <w:rPr>
+          <w:rFonts w:hint="eastAsia"/>
+        </w:rPr>
+        <w:t xml:space="preserve">                catch (const </w:t>
+      </w:r>
+      <w:proofErr w:type="gramStart"/>
+      <w:r>
+        <w:rPr>
+          <w:rFonts w:hint="eastAsia"/>
+        </w:rPr>
         <w:t>std::</w:t>
       </w:r>
       <w:proofErr w:type="gramEnd"/>
       <w:r>
-        <w:t xml:space="preserve">vector&lt;uint8_t&gt; </w:t>
-      </w:r>
-      <w:proofErr w:type="gramStart"/>
-      <w:r>
-        <w:t>receive(</w:t>
-      </w:r>
-      <w:proofErr w:type="gramEnd"/>
-      <w:r>
-        <w:t xml:space="preserve">size_t expectedSize, DWORD timeoutMs = 1000) { </w:t>
-      </w:r>
-    </w:p>
-    <w:p>
-      <w:r>
-        <w:t xml:space="preserve">if </w:t>
-      </w:r>
-      <w:proofErr w:type="gramStart"/>
-      <w:r>
-        <w:t>(!isOpen</w:t>
-      </w:r>
-      <w:proofErr w:type="gramEnd"/>
-      <w:r>
-        <w:t xml:space="preserve">()) { </w:t>
-      </w:r>
-    </w:p>
-    <w:p>
-      <w:r>
-        <w:t xml:space="preserve">throw std::runtime_error("串口未打开"); </w:t>
-      </w:r>
-    </w:p>
-    <w:p>
-      <w:r>
-        <w:t xml:space="preserve">} </w:t>
-      </w:r>
-    </w:p>
-    <w:p>
-      <w:proofErr w:type="gramStart"/>
-      <w:r>
+        <w:rPr>
+          <w:rFonts w:hint="eastAsia"/>
+        </w:rPr>
+        <w:t>exception&amp; e) {</w:t>
+      </w:r>
+    </w:p>
+    <w:p>
+      <w:pPr>
+        <w:rPr>
+          <w:rFonts w:hint="eastAsia"/>
+        </w:rPr>
+      </w:pPr>
+      <w:r>
+        <w:rPr>
+          <w:rFonts w:hint="eastAsia"/>
+        </w:rPr>
+        <w:t xml:space="preserve">                    ImGui::TextColored(ImVec4(1, 0, 0, 1), u8"保存失败: %s", e.what());</w:t>
+      </w:r>
+    </w:p>
+    <w:p>
+      <w:pPr>
+        <w:rPr>
+          <w:rFonts w:hint="eastAsia"/>
+        </w:rPr>
+      </w:pPr>
+      <w:r>
+        <w:rPr>
+          <w:rFonts w:hint="eastAsia"/>
+        </w:rPr>
+        <w:t xml:space="preserve">                }</w:t>
+      </w:r>
+    </w:p>
+    <w:p>
+      <w:pPr>
+        <w:rPr>
+          <w:rFonts w:hint="eastAsia"/>
+        </w:rPr>
+      </w:pPr>
+      <w:r>
+        <w:rPr>
+          <w:rFonts w:hint="eastAsia"/>
+        </w:rPr>
+        <w:t xml:space="preserve">            }</w:t>
+      </w:r>
+    </w:p>
+    <w:p>
+      <w:pPr>
+        <w:rPr>
+          <w:rFonts w:hint="eastAsia"/>
+        </w:rPr>
+      </w:pPr>
+    </w:p>
+    <w:p>
+      <w:pPr>
+        <w:rPr>
+          <w:rFonts w:hint="eastAsia"/>
+        </w:rPr>
+      </w:pPr>
+      <w:r>
+        <w:rPr>
+          <w:rFonts w:hint="eastAsia"/>
+        </w:rPr>
+        <w:t xml:space="preserve">            </w:t>
+      </w:r>
+      <w:proofErr w:type="gramStart"/>
+      <w:r>
+        <w:rPr>
+          <w:rFonts w:hint="eastAsia"/>
+        </w:rPr>
+        <w:t>ImGui::SameLine(</w:t>
+      </w:r>
+      <w:proofErr w:type="gramEnd"/>
+      <w:r>
+        <w:rPr>
+          <w:rFonts w:hint="eastAsia"/>
+        </w:rPr>
+        <w:t>);</w:t>
+      </w:r>
+    </w:p>
+    <w:p>
+      <w:pPr>
+        <w:rPr>
+          <w:rFonts w:hint="eastAsia"/>
+        </w:rPr>
+      </w:pPr>
+      <w:r>
+        <w:rPr>
+          <w:rFonts w:hint="eastAsia"/>
+        </w:rPr>
+        <w:t xml:space="preserve">            ImGui::TextColored(ImVec4(0, 1, 0, 1), u8"正在采集数据... 已记录 %d 条",</w:t>
+      </w:r>
+    </w:p>
+    <w:p>
+      <w:pPr>
+        <w:rPr>
+          <w:rFonts w:hint="eastAsia"/>
+        </w:rPr>
+      </w:pPr>
+      <w:r>
+        <w:rPr>
+          <w:rFonts w:hint="eastAsia"/>
+        </w:rPr>
+        <w:t xml:space="preserve">                static_cast&lt;int</w:t>
+      </w:r>
+      <w:proofErr w:type="gramStart"/>
+      <w:r>
+        <w:rPr>
+          <w:rFonts w:hint="eastAsia"/>
+        </w:rPr>
+        <w:t>&gt;(</w:t>
+      </w:r>
+      <w:proofErr w:type="gramEnd"/>
+      <w:r>
+        <w:rPr>
+          <w:rFonts w:hint="eastAsia"/>
+        </w:rPr>
+        <w:t>adxl355CollectedData.size()));</w:t>
+      </w:r>
+    </w:p>
+    <w:p>
+      <w:pPr>
+        <w:rPr>
+          <w:rFonts w:hint="eastAsia"/>
+        </w:rPr>
+      </w:pPr>
+      <w:r>
+        <w:rPr>
+          <w:rFonts w:hint="eastAsia"/>
+        </w:rPr>
+        <w:t xml:space="preserve">        }</w:t>
+      </w:r>
+    </w:p>
+    <w:p>
+      <w:pPr>
+        <w:rPr>
+          <w:rFonts w:hint="eastAsia"/>
+        </w:rPr>
+      </w:pPr>
+    </w:p>
+    <w:p>
+      <w:pPr>
+        <w:rPr>
+          <w:rFonts w:hint="eastAsia"/>
+        </w:rPr>
+      </w:pPr>
+      <w:r>
+        <w:rPr>
+          <w:rFonts w:hint="eastAsia"/>
+        </w:rPr>
+        <w:t xml:space="preserve">        // 设备选择与显示</w:t>
+      </w:r>
+    </w:p>
+    <w:p>
+      <w:pPr>
+        <w:rPr>
+          <w:rFonts w:hint="eastAsia"/>
+        </w:rPr>
+      </w:pPr>
+      <w:r>
+        <w:rPr>
+          <w:rFonts w:hint="eastAsia"/>
+        </w:rPr>
+        <w:lastRenderedPageBreak/>
+        <w:t xml:space="preserve">        if </w:t>
+      </w:r>
+      <w:proofErr w:type="gramStart"/>
+      <w:r>
+        <w:rPr>
+          <w:rFonts w:hint="eastAsia"/>
+        </w:rPr>
+        <w:t>(!adxl355DeviceAddresses.empty</w:t>
+      </w:r>
+      <w:proofErr w:type="gramEnd"/>
+      <w:r>
+        <w:rPr>
+          <w:rFonts w:hint="eastAsia"/>
+        </w:rPr>
+        <w:t>()) {</w:t>
+      </w:r>
+    </w:p>
+    <w:p>
+      <w:pPr>
+        <w:rPr>
+          <w:rFonts w:hint="eastAsia"/>
+        </w:rPr>
+      </w:pPr>
+      <w:r>
+        <w:rPr>
+          <w:rFonts w:hint="eastAsia"/>
+        </w:rPr>
+        <w:t xml:space="preserve">            </w:t>
+      </w:r>
+      <w:proofErr w:type="gramStart"/>
+      <w:r>
+        <w:rPr>
+          <w:rFonts w:hint="eastAsia"/>
+        </w:rPr>
+        <w:t>ImGui::Separator(</w:t>
+      </w:r>
+      <w:proofErr w:type="gramEnd"/>
+      <w:r>
+        <w:rPr>
+          <w:rFonts w:hint="eastAsia"/>
+        </w:rPr>
+        <w:t>);</w:t>
+      </w:r>
+    </w:p>
+    <w:p>
+      <w:pPr>
+        <w:rPr>
+          <w:rFonts w:hint="eastAsia"/>
+        </w:rPr>
+      </w:pPr>
+      <w:r>
+        <w:rPr>
+          <w:rFonts w:hint="eastAsia"/>
+        </w:rPr>
+        <w:t xml:space="preserve">            for (uint8_t </w:t>
+      </w:r>
+      <w:proofErr w:type="gramStart"/>
+      <w:r>
+        <w:rPr>
+          <w:rFonts w:hint="eastAsia"/>
+        </w:rPr>
+        <w:t>addr :</w:t>
+      </w:r>
+      <w:proofErr w:type="gramEnd"/>
+      <w:r>
+        <w:rPr>
+          <w:rFonts w:hint="eastAsia"/>
+        </w:rPr>
+        <w:t xml:space="preserve"> adxl355DeviceAddresses) {</w:t>
+      </w:r>
+    </w:p>
+    <w:p>
+      <w:pPr>
+        <w:rPr>
+          <w:rFonts w:hint="eastAsia"/>
+        </w:rPr>
+      </w:pPr>
+      <w:r>
+        <w:rPr>
+          <w:rFonts w:hint="eastAsia"/>
+        </w:rPr>
+        <w:t xml:space="preserve">                if (deviceDisplayFlags.find(addr) == </w:t>
+      </w:r>
+      <w:proofErr w:type="gramStart"/>
+      <w:r>
+        <w:rPr>
+          <w:rFonts w:hint="eastAsia"/>
+        </w:rPr>
+        <w:t>deviceDisplayFlags.end(</w:t>
+      </w:r>
+      <w:proofErr w:type="gramEnd"/>
+      <w:r>
+        <w:rPr>
+          <w:rFonts w:hint="eastAsia"/>
+        </w:rPr>
+        <w:t>))</w:t>
+      </w:r>
+    </w:p>
+    <w:p>
+      <w:pPr>
+        <w:rPr>
+          <w:rFonts w:hint="eastAsia"/>
+        </w:rPr>
+      </w:pPr>
+      <w:r>
+        <w:rPr>
+          <w:rFonts w:hint="eastAsia"/>
+        </w:rPr>
+        <w:t xml:space="preserve">                    deviceDisplayFlags[addr] = false;</w:t>
+      </w:r>
+    </w:p>
+    <w:p>
+      <w:pPr>
+        <w:rPr>
+          <w:rFonts w:hint="eastAsia"/>
+        </w:rPr>
+      </w:pPr>
+    </w:p>
+    <w:p>
+      <w:pPr>
+        <w:rPr>
+          <w:rFonts w:hint="eastAsia"/>
+        </w:rPr>
+      </w:pPr>
+      <w:r>
+        <w:rPr>
+          <w:rFonts w:hint="eastAsia"/>
+        </w:rPr>
+        <w:t xml:space="preserve">                char </w:t>
+      </w:r>
+      <w:proofErr w:type="gramStart"/>
+      <w:r>
+        <w:rPr>
+          <w:rFonts w:hint="eastAsia"/>
+        </w:rPr>
+        <w:t>label[</w:t>
+      </w:r>
+      <w:proofErr w:type="gramEnd"/>
+      <w:r>
+        <w:rPr>
+          <w:rFonts w:hint="eastAsia"/>
+        </w:rPr>
+        <w:t>32];</w:t>
+      </w:r>
+    </w:p>
+    <w:p>
+      <w:pPr>
+        <w:rPr>
+          <w:rFonts w:hint="eastAsia"/>
+        </w:rPr>
+      </w:pPr>
+      <w:r>
+        <w:rPr>
+          <w:rFonts w:hint="eastAsia"/>
+        </w:rPr>
+        <w:t xml:space="preserve">                sprintf_</w:t>
+      </w:r>
+      <w:proofErr w:type="gramStart"/>
+      <w:r>
+        <w:rPr>
+          <w:rFonts w:hint="eastAsia"/>
+        </w:rPr>
+        <w:t>s(</w:t>
+      </w:r>
+      <w:proofErr w:type="gramEnd"/>
+      <w:r>
+        <w:rPr>
+          <w:rFonts w:hint="eastAsia"/>
+        </w:rPr>
+        <w:t>label, sizeof(label), u8" 0x%02X", addr);</w:t>
+      </w:r>
+    </w:p>
+    <w:p>
+      <w:pPr>
+        <w:rPr>
+          <w:rFonts w:hint="eastAsia"/>
+        </w:rPr>
+      </w:pPr>
+      <w:r>
+        <w:rPr>
+          <w:rFonts w:hint="eastAsia"/>
+        </w:rPr>
+        <w:t xml:space="preserve">                </w:t>
+      </w:r>
+      <w:proofErr w:type="gramStart"/>
+      <w:r>
+        <w:rPr>
+          <w:rFonts w:hint="eastAsia"/>
+        </w:rPr>
+        <w:t>ImGui::Checkbox(</w:t>
+      </w:r>
+      <w:proofErr w:type="gramEnd"/>
+      <w:r>
+        <w:rPr>
+          <w:rFonts w:hint="eastAsia"/>
+        </w:rPr>
+        <w:t>label, &amp;deviceDisplayFlags[addr]);</w:t>
+      </w:r>
+    </w:p>
+    <w:p>
+      <w:pPr>
+        <w:rPr>
+          <w:rFonts w:hint="eastAsia"/>
+        </w:rPr>
+      </w:pPr>
+      <w:r>
+        <w:rPr>
+          <w:rFonts w:hint="eastAsia"/>
+        </w:rPr>
+        <w:t xml:space="preserve">            }</w:t>
+      </w:r>
+    </w:p>
+    <w:p>
+      <w:pPr>
+        <w:rPr>
+          <w:rFonts w:hint="eastAsia"/>
+        </w:rPr>
+      </w:pPr>
+    </w:p>
+    <w:p>
+      <w:pPr>
+        <w:rPr>
+          <w:rFonts w:hint="eastAsia"/>
+        </w:rPr>
+      </w:pPr>
+      <w:r>
+        <w:rPr>
+          <w:rFonts w:hint="eastAsia"/>
+        </w:rPr>
+        <w:t xml:space="preserve">            </w:t>
+      </w:r>
+      <w:proofErr w:type="gramStart"/>
+      <w:r>
+        <w:rPr>
+          <w:rFonts w:hint="eastAsia"/>
+        </w:rPr>
         <w:t>std::</w:t>
       </w:r>
       <w:proofErr w:type="gramEnd"/>
       <w:r>
-        <w:t xml:space="preserve">vector&lt;uint8_t&gt; buffer(expectedSize); </w:t>
-      </w:r>
-    </w:p>
-    <w:p>
-      <w:r>
-        <w:t xml:space="preserve">DWORD bytesRead = 0; </w:t>
-      </w:r>
-    </w:p>
-    <w:p>
-      <w:r>
-        <w:t xml:space="preserve">DWORD totalBytesRead = 0; </w:t>
-      </w:r>
-    </w:p>
-    <w:p>
-      <w:r>
-        <w:t xml:space="preserve">// 设置接收超时 </w:t>
-      </w:r>
-    </w:p>
-    <w:p>
-      <w:r>
-        <w:t xml:space="preserve">COMMTIMEOUTS timeouts = </w:t>
-      </w:r>
-      <w:proofErr w:type="gramStart"/>
-      <w:r>
-        <w:t>{ 0</w:t>
-      </w:r>
-      <w:proofErr w:type="gramEnd"/>
-      <w:r>
-        <w:t xml:space="preserve"> }; </w:t>
-      </w:r>
-    </w:p>
-    <w:p>
-      <w:proofErr w:type="gramStart"/>
-      <w:r>
-        <w:t>timeouts.ReadIntervalTimeout</w:t>
-      </w:r>
-      <w:proofErr w:type="gramEnd"/>
-      <w:r>
-        <w:t xml:space="preserve"> = MAXDWORD; </w:t>
-      </w:r>
-    </w:p>
-    <w:p>
-      <w:proofErr w:type="gramStart"/>
-      <w:r>
-        <w:t>timeouts.ReadTotalTimeoutConstant</w:t>
-      </w:r>
-      <w:proofErr w:type="gramEnd"/>
-      <w:r>
-        <w:t xml:space="preserve"> = timeoutMs; </w:t>
-      </w:r>
-    </w:p>
-    <w:p>
-      <w:proofErr w:type="gramStart"/>
-      <w:r>
-        <w:t>timeouts.ReadTotalTimeoutMultiplier</w:t>
-      </w:r>
-      <w:proofErr w:type="gramEnd"/>
-      <w:r>
-        <w:t xml:space="preserve"> = 0; </w:t>
-      </w:r>
-    </w:p>
-    <w:p>
-      <w:proofErr w:type="gramStart"/>
-      <w:r>
-        <w:t>SetCommTimeouts(</w:t>
-      </w:r>
-      <w:proofErr w:type="gramEnd"/>
-      <w:r>
-        <w:t xml:space="preserve">hSerial, &amp;timeouts); </w:t>
-      </w:r>
-    </w:p>
-    <w:p>
-      <w:r>
-        <w:t xml:space="preserve">while (totalBytesRead &lt; expectedSize) { </w:t>
-      </w:r>
-    </w:p>
-    <w:p>
-      <w:r>
-        <w:t xml:space="preserve">if </w:t>
-      </w:r>
-      <w:proofErr w:type="gramStart"/>
-      <w:r>
-        <w:t>(!ReadFile</w:t>
-      </w:r>
-      <w:proofErr w:type="gramEnd"/>
-      <w:r>
-        <w:t>(hSerial, buffer.</w:t>
-      </w:r>
-      <w:proofErr w:type="gramStart"/>
-      <w:r>
-        <w:t>data(</w:t>
-      </w:r>
-      <w:proofErr w:type="gramEnd"/>
-      <w:r>
-        <w:t xml:space="preserve">) + totalBytesRead, </w:t>
-      </w:r>
-    </w:p>
-    <w:p>
-      <w:r>
-        <w:t>static_cast&lt;DWORD</w:t>
-      </w:r>
-      <w:proofErr w:type="gramStart"/>
-      <w:r>
-        <w:t>&gt;(</w:t>
-      </w:r>
-      <w:proofErr w:type="gramEnd"/>
-      <w:r>
-        <w:t xml:space="preserve">expectedSize - totalBytesRead), &amp;bytesRead, NULL)) { </w:t>
-      </w:r>
-    </w:p>
-    <w:p>
-      <w:r>
-        <w:t xml:space="preserve">throw std::runtime_error("接收数据失败"); </w:t>
-      </w:r>
-    </w:p>
-    <w:p>
-      <w:r>
-        <w:t xml:space="preserve">} </w:t>
-      </w:r>
-    </w:p>
-    <w:p>
-      <w:r>
-        <w:t xml:space="preserve">if (bytesRead == 0) { </w:t>
-      </w:r>
-    </w:p>
-    <w:p>
-      <w:r>
-        <w:t xml:space="preserve">throw std::runtime_error("接收超时"); </w:t>
-      </w:r>
-    </w:p>
-    <w:p>
-      <w:r>
+        <w:rPr>
+          <w:rFonts w:hint="eastAsia"/>
+        </w:rPr>
+        <w:t>lock_guard&lt;</w:t>
+      </w:r>
+      <w:proofErr w:type="gramStart"/>
+      <w:r>
+        <w:rPr>
+          <w:rFonts w:hint="eastAsia"/>
+        </w:rPr>
+        <w:t>std::</w:t>
+      </w:r>
+      <w:proofErr w:type="gramEnd"/>
+      <w:r>
+        <w:rPr>
+          <w:rFonts w:hint="eastAsia"/>
+        </w:rPr>
+        <w:t xml:space="preserve">mutex&gt; </w:t>
+      </w:r>
+      <w:proofErr w:type="gramStart"/>
+      <w:r>
+        <w:rPr>
+          <w:rFonts w:hint="eastAsia"/>
+        </w:rPr>
+        <w:t>lock(</w:t>
+      </w:r>
+      <w:proofErr w:type="gramEnd"/>
+      <w:r>
+        <w:rPr>
+          <w:rFonts w:hint="eastAsia"/>
+        </w:rPr>
+        <w:t>ADXL355Mutex);</w:t>
+      </w:r>
+    </w:p>
+    <w:p>
+      <w:pPr>
+        <w:rPr>
+          <w:rFonts w:hint="eastAsia"/>
+        </w:rPr>
+      </w:pPr>
+      <w:r>
+        <w:rPr>
+          <w:rFonts w:hint="eastAsia"/>
+        </w:rPr>
+        <w:t xml:space="preserve">            for (uint8_t </w:t>
+      </w:r>
+      <w:proofErr w:type="gramStart"/>
+      <w:r>
+        <w:rPr>
+          <w:rFonts w:hint="eastAsia"/>
+        </w:rPr>
+        <w:t>addr :</w:t>
+      </w:r>
+      <w:proofErr w:type="gramEnd"/>
+      <w:r>
+        <w:rPr>
+          <w:rFonts w:hint="eastAsia"/>
+        </w:rPr>
+        <w:t xml:space="preserve"> adxl355DeviceAddresses) {</w:t>
+      </w:r>
+    </w:p>
+    <w:p>
+      <w:pPr>
+        <w:rPr>
+          <w:rFonts w:hint="eastAsia"/>
+        </w:rPr>
+      </w:pPr>
+      <w:r>
+        <w:rPr>
+          <w:rFonts w:hint="eastAsia"/>
+        </w:rPr>
+        <w:t xml:space="preserve">                if </w:t>
+      </w:r>
+      <w:proofErr w:type="gramStart"/>
+      <w:r>
+        <w:rPr>
+          <w:rFonts w:hint="eastAsia"/>
+        </w:rPr>
+        <w:t>(!deviceDisplayFlags</w:t>
+      </w:r>
+      <w:proofErr w:type="gramEnd"/>
+      <w:r>
+        <w:rPr>
+          <w:rFonts w:hint="eastAsia"/>
+        </w:rPr>
+        <w:t>[addr]) continue;</w:t>
+      </w:r>
+    </w:p>
+    <w:p>
+      <w:pPr>
+        <w:rPr>
+          <w:rFonts w:hint="eastAsia"/>
+        </w:rPr>
+      </w:pPr>
+    </w:p>
+    <w:p>
+      <w:pPr>
+        <w:rPr>
+          <w:rFonts w:hint="eastAsia"/>
+        </w:rPr>
+      </w:pPr>
+      <w:r>
+        <w:rPr>
+          <w:rFonts w:hint="eastAsia"/>
+        </w:rPr>
+        <w:t xml:space="preserve">                auto it = adxl355DataMap.find(addr);</w:t>
+      </w:r>
+    </w:p>
+    <w:p>
+      <w:pPr>
+        <w:rPr>
+          <w:rFonts w:hint="eastAsia"/>
+        </w:rPr>
+      </w:pPr>
+      <w:r>
+        <w:rPr>
+          <w:rFonts w:hint="eastAsia"/>
+        </w:rPr>
+        <w:t xml:space="preserve">                if (</w:t>
+      </w:r>
+      <w:proofErr w:type="gramStart"/>
+      <w:r>
+        <w:rPr>
+          <w:rFonts w:hint="eastAsia"/>
+        </w:rPr>
+        <w:t>it !</w:t>
+      </w:r>
+      <w:proofErr w:type="gramEnd"/>
+      <w:r>
+        <w:rPr>
+          <w:rFonts w:hint="eastAsia"/>
+        </w:rPr>
+        <w:t xml:space="preserve">= </w:t>
+      </w:r>
+      <w:proofErr w:type="gramStart"/>
+      <w:r>
+        <w:rPr>
+          <w:rFonts w:hint="eastAsia"/>
+        </w:rPr>
+        <w:t>adxl355DataMap.end(</w:t>
+      </w:r>
+      <w:proofErr w:type="gramEnd"/>
+      <w:r>
+        <w:rPr>
+          <w:rFonts w:hint="eastAsia"/>
+        </w:rPr>
+        <w:t>) &amp;</w:t>
+      </w:r>
+      <w:proofErr w:type="gramStart"/>
+      <w:r>
+        <w:rPr>
+          <w:rFonts w:hint="eastAsia"/>
+        </w:rPr>
+        <w:t>&amp; !it</w:t>
+      </w:r>
+      <w:proofErr w:type="gramEnd"/>
+      <w:r>
+        <w:rPr>
+          <w:rFonts w:hint="eastAsia"/>
+        </w:rPr>
+        <w:t>-&gt;</w:t>
+      </w:r>
+      <w:proofErr w:type="gramStart"/>
+      <w:r>
+        <w:rPr>
+          <w:rFonts w:hint="eastAsia"/>
+        </w:rPr>
+        <w:t>second.dataQue.empty</w:t>
+      </w:r>
+      <w:proofErr w:type="gramEnd"/>
+      <w:r>
+        <w:rPr>
+          <w:rFonts w:hint="eastAsia"/>
+        </w:rPr>
+        <w:t>()) {</w:t>
+      </w:r>
+    </w:p>
+    <w:p>
+      <w:pPr>
+        <w:rPr>
+          <w:rFonts w:hint="eastAsia"/>
+        </w:rPr>
+      </w:pPr>
+      <w:r>
+        <w:rPr>
+          <w:rFonts w:hint="eastAsia"/>
+        </w:rPr>
+        <w:t xml:space="preserve">                    const auto&amp; data = it-&gt;</w:t>
+      </w:r>
+      <w:proofErr w:type="gramStart"/>
+      <w:r>
+        <w:rPr>
+          <w:rFonts w:hint="eastAsia"/>
+        </w:rPr>
+        <w:t>second.dataQue.back</w:t>
+      </w:r>
+      <w:proofErr w:type="gramEnd"/>
+      <w:r>
+        <w:rPr>
+          <w:rFonts w:hint="eastAsia"/>
+        </w:rPr>
+        <w:t>();</w:t>
+      </w:r>
+    </w:p>
+    <w:p>
+      <w:pPr>
+        <w:rPr>
+          <w:rFonts w:hint="eastAsia"/>
+        </w:rPr>
+      </w:pPr>
+    </w:p>
+    <w:p>
+      <w:pPr>
+        <w:rPr>
+          <w:rFonts w:hint="eastAsia"/>
+        </w:rPr>
+      </w:pPr>
+      <w:r>
+        <w:rPr>
+          <w:rFonts w:hint="eastAsia"/>
+        </w:rPr>
+        <w:t xml:space="preserve">                    extern ImFont* DataFont;</w:t>
+      </w:r>
+    </w:p>
+    <w:p>
+      <w:pPr>
+        <w:rPr>
+          <w:rFonts w:hint="eastAsia"/>
+        </w:rPr>
+      </w:pPr>
+      <w:r>
+        <w:rPr>
+          <w:rFonts w:hint="eastAsia"/>
+        </w:rPr>
+        <w:t xml:space="preserve">                    </w:t>
+      </w:r>
+      <w:proofErr w:type="gramStart"/>
+      <w:r>
+        <w:rPr>
+          <w:rFonts w:hint="eastAsia"/>
+        </w:rPr>
+        <w:t>ImGui::Separator(</w:t>
+      </w:r>
+      <w:proofErr w:type="gramEnd"/>
+      <w:r>
+        <w:rPr>
+          <w:rFonts w:hint="eastAsia"/>
+        </w:rPr>
+        <w:t>);</w:t>
+      </w:r>
+    </w:p>
+    <w:p>
+      <w:pPr>
+        <w:rPr>
+          <w:rFonts w:hint="eastAsia"/>
+        </w:rPr>
+      </w:pPr>
+      <w:r>
+        <w:rPr>
+          <w:rFonts w:hint="eastAsia"/>
+        </w:rPr>
+        <w:t xml:space="preserve">                    ImGui::Text(u8"设备 0x%02X", addr);</w:t>
+      </w:r>
+    </w:p>
+    <w:p>
+      <w:pPr>
+        <w:rPr>
+          <w:rFonts w:hint="eastAsia"/>
+        </w:rPr>
+      </w:pPr>
+      <w:r>
+        <w:rPr>
+          <w:rFonts w:hint="eastAsia"/>
+        </w:rPr>
+        <w:t xml:space="preserve">                    </w:t>
+      </w:r>
+      <w:proofErr w:type="gramStart"/>
+      <w:r>
+        <w:rPr>
+          <w:rFonts w:hint="eastAsia"/>
+        </w:rPr>
+        <w:t>ImGui::</w:t>
+      </w:r>
+      <w:proofErr w:type="gramEnd"/>
+      <w:r>
+        <w:rPr>
+          <w:rFonts w:hint="eastAsia"/>
+        </w:rPr>
+        <w:t>PushID(addr);</w:t>
+      </w:r>
+    </w:p>
+    <w:p>
+      <w:pPr>
+        <w:rPr>
+          <w:rFonts w:hint="eastAsia"/>
+        </w:rPr>
+      </w:pPr>
+      <w:r>
+        <w:rPr>
+          <w:rFonts w:hint="eastAsia"/>
+        </w:rPr>
+        <w:t xml:space="preserve">                    </w:t>
+      </w:r>
+      <w:proofErr w:type="gramStart"/>
+      <w:r>
+        <w:rPr>
+          <w:rFonts w:hint="eastAsia"/>
+        </w:rPr>
+        <w:t>ImGui::PushFont(</w:t>
+      </w:r>
+      <w:proofErr w:type="gramEnd"/>
+      <w:r>
+        <w:rPr>
+          <w:rFonts w:hint="eastAsia"/>
+        </w:rPr>
+        <w:t>DataFont);</w:t>
+      </w:r>
+    </w:p>
+    <w:p>
+      <w:pPr>
+        <w:rPr>
+          <w:rFonts w:hint="eastAsia"/>
+        </w:rPr>
+      </w:pPr>
+      <w:r>
+        <w:rPr>
+          <w:rFonts w:hint="eastAsia"/>
+        </w:rPr>
+        <w:t xml:space="preserve">                    </w:t>
+      </w:r>
+      <w:proofErr w:type="gramStart"/>
+      <w:r>
+        <w:rPr>
+          <w:rFonts w:hint="eastAsia"/>
+        </w:rPr>
+        <w:t>ImGui::Columns(</w:t>
+      </w:r>
+      <w:proofErr w:type="gramEnd"/>
+      <w:r>
+        <w:rPr>
+          <w:rFonts w:hint="eastAsia"/>
+        </w:rPr>
+        <w:t>3, nullptr, false);</w:t>
+      </w:r>
+    </w:p>
+    <w:p>
+      <w:pPr>
+        <w:rPr>
+          <w:rFonts w:hint="eastAsia"/>
+        </w:rPr>
+      </w:pPr>
+    </w:p>
+    <w:p>
+      <w:pPr>
+        <w:rPr>
+          <w:rFonts w:hint="eastAsia"/>
+        </w:rPr>
+      </w:pPr>
+      <w:r>
+        <w:rPr>
+          <w:rFonts w:hint="eastAsia"/>
+        </w:rPr>
+        <w:t xml:space="preserve">                    auto renderAccelCard = </w:t>
+      </w:r>
+      <w:proofErr w:type="gramStart"/>
+      <w:r>
+        <w:rPr>
+          <w:rFonts w:hint="eastAsia"/>
+        </w:rPr>
+        <w:t>[](</w:t>
+      </w:r>
+      <w:proofErr w:type="gramEnd"/>
+      <w:r>
+        <w:rPr>
+          <w:rFonts w:hint="eastAsia"/>
+        </w:rPr>
+        <w:t>const char* label, float value) {</w:t>
+      </w:r>
+    </w:p>
+    <w:p>
+      <w:pPr>
+        <w:rPr>
+          <w:rFonts w:hint="eastAsia"/>
+        </w:rPr>
+      </w:pPr>
+      <w:r>
+        <w:rPr>
+          <w:rFonts w:hint="eastAsia"/>
+        </w:rPr>
         <w:lastRenderedPageBreak/>
-        <w:t xml:space="preserve">} </w:t>
-      </w:r>
-    </w:p>
-    <w:p>
-      <w:r>
-        <w:t xml:space="preserve">totalBytesRead += bytesRead; </w:t>
-      </w:r>
-    </w:p>
-    <w:p>
-      <w:r>
-        <w:t xml:space="preserve">} </w:t>
-      </w:r>
-    </w:p>
-    <w:p>
-      <w:r>
-        <w:t xml:space="preserve">return buffer; </w:t>
-      </w:r>
-    </w:p>
-    <w:p>
-      <w:r>
-        <w:t xml:space="preserve">} </w:t>
-      </w:r>
-    </w:p>
-    <w:p>
-      <w:r>
-        <w:t xml:space="preserve">// 接收ADXL355加速度数据 </w:t>
-      </w:r>
-    </w:p>
-    <w:p>
-      <w:proofErr w:type="gramStart"/>
-      <w:r>
-        <w:t>std::</w:t>
-      </w:r>
-      <w:proofErr w:type="gramEnd"/>
-      <w:r>
-        <w:t>vector&lt;uint8_t&gt; receiveADXL355</w:t>
-      </w:r>
-      <w:proofErr w:type="gramStart"/>
-      <w:r>
-        <w:t>Response(</w:t>
-      </w:r>
-      <w:proofErr w:type="gramEnd"/>
-      <w:r>
-        <w:t xml:space="preserve">) { </w:t>
-      </w:r>
-    </w:p>
-    <w:p>
-      <w:r>
-        <w:t xml:space="preserve">// ADXL355响应格式: 17字节 </w:t>
-      </w:r>
-    </w:p>
-    <w:p>
-      <w:r>
-        <w:t xml:space="preserve">return </w:t>
-      </w:r>
-      <w:proofErr w:type="gramStart"/>
-      <w:r>
-        <w:t>receive(</w:t>
-      </w:r>
-      <w:proofErr w:type="gramEnd"/>
-      <w:r>
-        <w:t xml:space="preserve">17); </w:t>
-      </w:r>
-    </w:p>
-    <w:p>
-      <w:r>
-        <w:t xml:space="preserve">} </w:t>
-      </w:r>
-    </w:p>
-    <w:p>
-      <w:r>
-        <w:t xml:space="preserve">private: </w:t>
-      </w:r>
-    </w:p>
-    <w:p>
-      <w:r>
-        <w:t xml:space="preserve">HANDLE hSerial; </w:t>
-      </w:r>
-    </w:p>
-    <w:p>
-      <w:r>
-        <w:t xml:space="preserve">}; </w:t>
-      </w:r>
-    </w:p>
-    <w:p>
-      <w:pPr>
-        <w:rPr>
-          <w:rFonts w:hint="eastAsia"/>
-        </w:rPr>
-      </w:pPr>
+        <w:t xml:space="preserve">                        </w:t>
+      </w:r>
+      <w:proofErr w:type="gramStart"/>
+      <w:r>
+        <w:rPr>
+          <w:rFonts w:hint="eastAsia"/>
+        </w:rPr>
+        <w:t>ImGui::BeginChild(</w:t>
+      </w:r>
+      <w:proofErr w:type="gramEnd"/>
+      <w:r>
+        <w:rPr>
+          <w:rFonts w:hint="eastAsia"/>
+        </w:rPr>
+        <w:t>label, ImVec2(0, 120), true, ImGuiWindowFlags_NoScrollbar | ImGuiWindowFlags_NoScrollWithMouse);</w:t>
+      </w:r>
+    </w:p>
+    <w:p>
+      <w:pPr>
+        <w:rPr>
+          <w:rFonts w:hint="eastAsia"/>
+        </w:rPr>
+      </w:pPr>
+      <w:r>
+        <w:rPr>
+          <w:rFonts w:hint="eastAsia"/>
+        </w:rPr>
+        <w:t xml:space="preserve">                        </w:t>
+      </w:r>
+      <w:proofErr w:type="gramStart"/>
+      <w:r>
+        <w:rPr>
+          <w:rFonts w:hint="eastAsia"/>
+        </w:rPr>
+        <w:t>ImGui::Dummy(</w:t>
+      </w:r>
+      <w:proofErr w:type="gramEnd"/>
+      <w:r>
+        <w:rPr>
+          <w:rFonts w:hint="eastAsia"/>
+        </w:rPr>
+        <w:t>ImVec2(0.0f, 10.0f));</w:t>
+      </w:r>
+    </w:p>
+    <w:p>
+      <w:pPr>
+        <w:rPr>
+          <w:rFonts w:hint="eastAsia"/>
+        </w:rPr>
+      </w:pPr>
+      <w:r>
+        <w:rPr>
+          <w:rFonts w:hint="eastAsia"/>
+        </w:rPr>
+        <w:t xml:space="preserve">                        </w:t>
+      </w:r>
+      <w:proofErr w:type="gramStart"/>
+      <w:r>
+        <w:rPr>
+          <w:rFonts w:hint="eastAsia"/>
+        </w:rPr>
+        <w:t>ImGui::</w:t>
+      </w:r>
+      <w:proofErr w:type="gramEnd"/>
+      <w:r>
+        <w:rPr>
+          <w:rFonts w:hint="eastAsia"/>
+        </w:rPr>
+        <w:t>SetCursorPosX((</w:t>
+      </w:r>
+      <w:proofErr w:type="gramStart"/>
+      <w:r>
+        <w:rPr>
+          <w:rFonts w:hint="eastAsia"/>
+        </w:rPr>
+        <w:t>ImGui::GetWindowSize(</w:t>
+      </w:r>
+      <w:proofErr w:type="gramEnd"/>
+      <w:r>
+        <w:rPr>
+          <w:rFonts w:hint="eastAsia"/>
+        </w:rPr>
+        <w:t xml:space="preserve">).x - </w:t>
+      </w:r>
+      <w:proofErr w:type="gramStart"/>
+      <w:r>
+        <w:rPr>
+          <w:rFonts w:hint="eastAsia"/>
+        </w:rPr>
+        <w:t>ImGui::CalcTextSize(</w:t>
+      </w:r>
+      <w:proofErr w:type="gramEnd"/>
+      <w:r>
+        <w:rPr>
+          <w:rFonts w:hint="eastAsia"/>
+        </w:rPr>
+        <w:t>"0.0000 g").x) * 0.5f);</w:t>
+      </w:r>
+    </w:p>
+    <w:p>
+      <w:pPr>
+        <w:rPr>
+          <w:rFonts w:hint="eastAsia"/>
+        </w:rPr>
+      </w:pPr>
+      <w:r>
+        <w:rPr>
+          <w:rFonts w:hint="eastAsia"/>
+        </w:rPr>
+        <w:t xml:space="preserve">                        </w:t>
+      </w:r>
+      <w:proofErr w:type="gramStart"/>
+      <w:r>
+        <w:rPr>
+          <w:rFonts w:hint="eastAsia"/>
+        </w:rPr>
+        <w:t>ImGui::TextColored(</w:t>
+      </w:r>
+      <w:proofErr w:type="gramEnd"/>
+      <w:r>
+        <w:rPr>
+          <w:rFonts w:hint="eastAsia"/>
+        </w:rPr>
+        <w:t>ImVec4(1.0f, 0.75f, 0.0f, 1.0f), "%.4f g", value);</w:t>
+      </w:r>
+    </w:p>
+    <w:p>
+      <w:pPr>
+        <w:rPr>
+          <w:rFonts w:hint="eastAsia"/>
+        </w:rPr>
+      </w:pPr>
+      <w:r>
+        <w:rPr>
+          <w:rFonts w:hint="eastAsia"/>
+        </w:rPr>
+        <w:t xml:space="preserve">                        </w:t>
+      </w:r>
+      <w:proofErr w:type="gramStart"/>
+      <w:r>
+        <w:rPr>
+          <w:rFonts w:hint="eastAsia"/>
+        </w:rPr>
+        <w:t>ImGui::Dummy(</w:t>
+      </w:r>
+      <w:proofErr w:type="gramEnd"/>
+      <w:r>
+        <w:rPr>
+          <w:rFonts w:hint="eastAsia"/>
+        </w:rPr>
+        <w:t>ImVec2(0.0f, 5.0f));</w:t>
+      </w:r>
+    </w:p>
+    <w:p>
+      <w:pPr>
+        <w:rPr>
+          <w:rFonts w:hint="eastAsia"/>
+        </w:rPr>
+      </w:pPr>
+      <w:r>
+        <w:rPr>
+          <w:rFonts w:hint="eastAsia"/>
+        </w:rPr>
+        <w:t xml:space="preserve">                        </w:t>
+      </w:r>
+      <w:proofErr w:type="gramStart"/>
+      <w:r>
+        <w:rPr>
+          <w:rFonts w:hint="eastAsia"/>
+        </w:rPr>
+        <w:t>ImGui::</w:t>
+      </w:r>
+      <w:proofErr w:type="gramEnd"/>
+      <w:r>
+        <w:rPr>
+          <w:rFonts w:hint="eastAsia"/>
+        </w:rPr>
+        <w:t>SetCursorPosX((</w:t>
+      </w:r>
+      <w:proofErr w:type="gramStart"/>
+      <w:r>
+        <w:rPr>
+          <w:rFonts w:hint="eastAsia"/>
+        </w:rPr>
+        <w:t>ImGui::GetWindowSize(</w:t>
+      </w:r>
+      <w:proofErr w:type="gramEnd"/>
+      <w:r>
+        <w:rPr>
+          <w:rFonts w:hint="eastAsia"/>
+        </w:rPr>
+        <w:t xml:space="preserve">).x - </w:t>
+      </w:r>
+      <w:proofErr w:type="gramStart"/>
+      <w:r>
+        <w:rPr>
+          <w:rFonts w:hint="eastAsia"/>
+        </w:rPr>
+        <w:t>ImGui::</w:t>
+      </w:r>
+      <w:proofErr w:type="gramEnd"/>
+      <w:r>
+        <w:rPr>
+          <w:rFonts w:hint="eastAsia"/>
+        </w:rPr>
+        <w:t>CalcTextSize(label).x) * 0.5f);</w:t>
+      </w:r>
+    </w:p>
+    <w:p>
+      <w:pPr>
+        <w:rPr>
+          <w:rFonts w:hint="eastAsia"/>
+        </w:rPr>
+      </w:pPr>
+      <w:r>
+        <w:rPr>
+          <w:rFonts w:hint="eastAsia"/>
+        </w:rPr>
+        <w:t xml:space="preserve">                        </w:t>
+      </w:r>
+      <w:proofErr w:type="gramStart"/>
+      <w:r>
+        <w:rPr>
+          <w:rFonts w:hint="eastAsia"/>
+        </w:rPr>
+        <w:t>ImGui::TextColored(</w:t>
+      </w:r>
+      <w:proofErr w:type="gramEnd"/>
+      <w:r>
+        <w:rPr>
+          <w:rFonts w:hint="eastAsia"/>
+        </w:rPr>
+        <w:t>ImVec4(1, 1, 1, 1), "%s", label);</w:t>
+      </w:r>
+    </w:p>
+    <w:p>
+      <w:pPr>
+        <w:rPr>
+          <w:rFonts w:hint="eastAsia"/>
+        </w:rPr>
+      </w:pPr>
+      <w:r>
+        <w:rPr>
+          <w:rFonts w:hint="eastAsia"/>
+        </w:rPr>
+        <w:t xml:space="preserve">                        </w:t>
+      </w:r>
+      <w:proofErr w:type="gramStart"/>
+      <w:r>
+        <w:rPr>
+          <w:rFonts w:hint="eastAsia"/>
+        </w:rPr>
+        <w:t>ImGui::EndChild(</w:t>
+      </w:r>
+      <w:proofErr w:type="gramEnd"/>
+      <w:r>
+        <w:rPr>
+          <w:rFonts w:hint="eastAsia"/>
+        </w:rPr>
+        <w:t>);</w:t>
+      </w:r>
+    </w:p>
+    <w:p>
+      <w:pPr>
+        <w:rPr>
+          <w:rFonts w:hint="eastAsia"/>
+        </w:rPr>
+      </w:pPr>
+      <w:r>
+        <w:rPr>
+          <w:rFonts w:hint="eastAsia"/>
+        </w:rPr>
+        <w:t xml:space="preserve">                        </w:t>
+      </w:r>
+      <w:proofErr w:type="gramStart"/>
+      <w:r>
+        <w:rPr>
+          <w:rFonts w:hint="eastAsia"/>
+        </w:rPr>
+        <w:t>ImGui::NextColumn(</w:t>
+      </w:r>
+      <w:proofErr w:type="gramEnd"/>
+      <w:r>
+        <w:rPr>
+          <w:rFonts w:hint="eastAsia"/>
+        </w:rPr>
+        <w:t>);</w:t>
+      </w:r>
+    </w:p>
+    <w:p>
+      <w:pPr>
+        <w:rPr>
+          <w:rFonts w:hint="eastAsia"/>
+        </w:rPr>
+      </w:pPr>
+      <w:r>
+        <w:rPr>
+          <w:rFonts w:hint="eastAsia"/>
+        </w:rPr>
+        <w:t xml:space="preserve">                        };</w:t>
+      </w:r>
+    </w:p>
+    <w:p>
+      <w:pPr>
+        <w:rPr>
+          <w:rFonts w:hint="eastAsia"/>
+        </w:rPr>
+      </w:pPr>
+    </w:p>
+    <w:p>
+      <w:pPr>
+        <w:rPr>
+          <w:rFonts w:hint="eastAsia"/>
+        </w:rPr>
+      </w:pPr>
+      <w:r>
+        <w:rPr>
+          <w:rFonts w:hint="eastAsia"/>
+        </w:rPr>
+        <w:t xml:space="preserve">                    renderAccelCard(u8"加速度X", data.x);</w:t>
+      </w:r>
+    </w:p>
+    <w:p>
+      <w:pPr>
+        <w:rPr>
+          <w:rFonts w:hint="eastAsia"/>
+        </w:rPr>
+      </w:pPr>
+      <w:r>
+        <w:rPr>
+          <w:rFonts w:hint="eastAsia"/>
+        </w:rPr>
+        <w:t xml:space="preserve">                    renderAccelCard(u8"加速度Y", data.y);</w:t>
+      </w:r>
+    </w:p>
+    <w:p>
+      <w:pPr>
+        <w:rPr>
+          <w:rFonts w:hint="eastAsia"/>
+        </w:rPr>
+      </w:pPr>
+      <w:r>
+        <w:rPr>
+          <w:rFonts w:hint="eastAsia"/>
+        </w:rPr>
+        <w:t xml:space="preserve">                    renderAccelCard(u8"加速度Z", data.z);</w:t>
+      </w:r>
+    </w:p>
+    <w:p>
+      <w:pPr>
+        <w:rPr>
+          <w:rFonts w:hint="eastAsia"/>
+        </w:rPr>
+      </w:pPr>
+    </w:p>
+    <w:p>
+      <w:pPr>
+        <w:rPr>
+          <w:rFonts w:hint="eastAsia"/>
+        </w:rPr>
+      </w:pPr>
+      <w:r>
+        <w:rPr>
+          <w:rFonts w:hint="eastAsia"/>
+        </w:rPr>
+        <w:t xml:space="preserve">                    </w:t>
+      </w:r>
+      <w:proofErr w:type="gramStart"/>
+      <w:r>
+        <w:rPr>
+          <w:rFonts w:hint="eastAsia"/>
+        </w:rPr>
+        <w:t>ImGui::Columns(</w:t>
+      </w:r>
+      <w:proofErr w:type="gramEnd"/>
+      <w:r>
+        <w:rPr>
+          <w:rFonts w:hint="eastAsia"/>
+        </w:rPr>
+        <w:t>1);</w:t>
+      </w:r>
+    </w:p>
+    <w:p>
+      <w:pPr>
+        <w:rPr>
+          <w:rFonts w:hint="eastAsia"/>
+        </w:rPr>
+      </w:pPr>
+      <w:r>
+        <w:rPr>
+          <w:rFonts w:hint="eastAsia"/>
+        </w:rPr>
+        <w:t xml:space="preserve">                    </w:t>
+      </w:r>
+      <w:proofErr w:type="gramStart"/>
+      <w:r>
+        <w:rPr>
+          <w:rFonts w:hint="eastAsia"/>
+        </w:rPr>
+        <w:t>ImGui::PopFont(</w:t>
+      </w:r>
+      <w:proofErr w:type="gramEnd"/>
+      <w:r>
+        <w:rPr>
+          <w:rFonts w:hint="eastAsia"/>
+        </w:rPr>
+        <w:t>);</w:t>
+      </w:r>
+    </w:p>
+    <w:p>
+      <w:pPr>
+        <w:rPr>
+          <w:rFonts w:hint="eastAsia"/>
+        </w:rPr>
+      </w:pPr>
+      <w:r>
+        <w:rPr>
+          <w:rFonts w:hint="eastAsia"/>
+        </w:rPr>
+        <w:t xml:space="preserve">                    </w:t>
+      </w:r>
+      <w:proofErr w:type="gramStart"/>
+      <w:r>
+        <w:rPr>
+          <w:rFonts w:hint="eastAsia"/>
+        </w:rPr>
+        <w:t>ImGui::PopID(</w:t>
+      </w:r>
+      <w:proofErr w:type="gramEnd"/>
+      <w:r>
+        <w:rPr>
+          <w:rFonts w:hint="eastAsia"/>
+        </w:rPr>
+        <w:t>);</w:t>
+      </w:r>
+    </w:p>
+    <w:p>
+      <w:pPr>
+        <w:rPr>
+          <w:rFonts w:hint="eastAsia"/>
+        </w:rPr>
+      </w:pPr>
+      <w:r>
+        <w:rPr>
+          <w:rFonts w:hint="eastAsia"/>
+        </w:rPr>
+        <w:t xml:space="preserve">                }</w:t>
+      </w:r>
+    </w:p>
+    <w:p>
+      <w:pPr>
+        <w:rPr>
+          <w:rFonts w:hint="eastAsia"/>
+        </w:rPr>
+      </w:pPr>
+      <w:r>
+        <w:rPr>
+          <w:rFonts w:hint="eastAsia"/>
+        </w:rPr>
+        <w:t xml:space="preserve">                else {</w:t>
+      </w:r>
+    </w:p>
+    <w:p>
+      <w:pPr>
+        <w:rPr>
+          <w:rFonts w:hint="eastAsia"/>
+        </w:rPr>
+      </w:pPr>
+      <w:r>
+        <w:rPr>
+          <w:rFonts w:hint="eastAsia"/>
+        </w:rPr>
+        <w:t xml:space="preserve">                    </w:t>
+      </w:r>
+      <w:proofErr w:type="gramStart"/>
+      <w:r>
+        <w:rPr>
+          <w:rFonts w:hint="eastAsia"/>
+        </w:rPr>
+        <w:t>ImGui::Separator(</w:t>
+      </w:r>
+      <w:proofErr w:type="gramEnd"/>
+      <w:r>
+        <w:rPr>
+          <w:rFonts w:hint="eastAsia"/>
+        </w:rPr>
+        <w:t>);</w:t>
+      </w:r>
+    </w:p>
+    <w:p>
+      <w:pPr>
+        <w:rPr>
+          <w:rFonts w:hint="eastAsia"/>
+        </w:rPr>
+      </w:pPr>
+      <w:r>
+        <w:rPr>
+          <w:rFonts w:hint="eastAsia"/>
+        </w:rPr>
+        <w:t xml:space="preserve">                    ImGui::TextColored(ImVec4(1, 1, 0, 1), "设备 0x%02X 无数据", addr);</w:t>
+      </w:r>
+    </w:p>
+    <w:p>
+      <w:pPr>
+        <w:rPr>
+          <w:rFonts w:hint="eastAsia"/>
+        </w:rPr>
+      </w:pPr>
+      <w:r>
+        <w:rPr>
+          <w:rFonts w:hint="eastAsia"/>
+        </w:rPr>
+        <w:t xml:space="preserve">                }</w:t>
+      </w:r>
+    </w:p>
+    <w:p>
+      <w:pPr>
+        <w:rPr>
+          <w:rFonts w:hint="eastAsia"/>
+        </w:rPr>
+      </w:pPr>
+      <w:r>
+        <w:rPr>
+          <w:rFonts w:hint="eastAsia"/>
+        </w:rPr>
+        <w:lastRenderedPageBreak/>
+        <w:t xml:space="preserve">            }</w:t>
+      </w:r>
+    </w:p>
+    <w:p>
+      <w:pPr>
+        <w:rPr>
+          <w:rFonts w:hint="eastAsia"/>
+        </w:rPr>
+      </w:pPr>
+      <w:r>
+        <w:rPr>
+          <w:rFonts w:hint="eastAsia"/>
+        </w:rPr>
+        <w:t xml:space="preserve">        }</w:t>
+      </w:r>
+    </w:p>
+    <w:p>
+      <w:pPr>
+        <w:rPr>
+          <w:rFonts w:hint="eastAsia"/>
+        </w:rPr>
+      </w:pPr>
+      <w:r>
+        <w:rPr>
+          <w:rFonts w:hint="eastAsia"/>
+        </w:rPr>
+        <w:t xml:space="preserve">    }</w:t>
+      </w:r>
+    </w:p>
+    <w:p>
+      <w:pPr>
+        <w:rPr>
+          <w:rFonts w:hint="eastAsia"/>
+        </w:rPr>
+      </w:pPr>
+    </w:p>
+    <w:p>
+      <w:pPr>
+        <w:rPr>
+          <w:rFonts w:hint="eastAsia"/>
+        </w:rPr>
+      </w:pPr>
+      <w:r>
+        <w:rPr>
+          <w:rFonts w:hint="eastAsia"/>
+        </w:rPr>
+        <w:t xml:space="preserve">    ImGui::Text(u8"连接状态: %s", isConnected ? u8"已连接" : u8"未连接");</w:t>
+      </w:r>
+    </w:p>
+    <w:p>
+      <w:pPr>
+        <w:rPr>
+          <w:rFonts w:hint="eastAsia"/>
+        </w:rPr>
+      </w:pPr>
+      <w:r>
+        <w:rPr>
+          <w:rFonts w:hint="eastAsia"/>
+        </w:rPr>
+        <w:t xml:space="preserve">    </w:t>
+      </w:r>
+      <w:proofErr w:type="gramStart"/>
+      <w:r>
+        <w:rPr>
+          <w:rFonts w:hint="eastAsia"/>
+        </w:rPr>
+        <w:t>ImGui::End(</w:t>
+      </w:r>
+      <w:proofErr w:type="gramEnd"/>
+      <w:r>
+        <w:rPr>
+          <w:rFonts w:hint="eastAsia"/>
+        </w:rPr>
+        <w:t>);</w:t>
+      </w:r>
+    </w:p>
+    <w:p>
+      <w:pPr>
+        <w:rPr>
+          <w:rFonts w:hint="eastAsia"/>
+        </w:rPr>
+      </w:pPr>
+      <w:r>
+        <w:rPr>
+          <w:rFonts w:hint="eastAsia"/>
+        </w:rPr>
+        <w:t>}</w:t>
+      </w:r>
     </w:p>
     <w:sectPr>
       <w:pgSz w:w="11906" w:h="16838"/>
